--- a/РРСПО/ТРРиСПО_2.docx
+++ b/РРСПО/ТРРиСПО_2.docx
@@ -908,8 +908,9 @@
             <w:r>
               <w:rPr>
                 <w:sz w:val="40"/>
+                <w:lang w:val="en-US"/>
               </w:rPr>
-              <w:t>11</w:t>
+              <w:t>2</w:t>
             </w:r>
             <w:r>
               <w:rPr>
@@ -3322,7 +3323,6 @@
         <w:rPr>
           <w:rFonts w:ascii="Courier New" w:hAnsi="Courier New" w:cs="Courier New"/>
           <w:color w:val="000000" w:themeColor="text1"/>
-          <w:lang w:val="en-US"/>
         </w:rPr>
       </w:pPr>
       <w:r>
@@ -3333,16 +3333,75 @@
         </w:rPr>
         <w:lastRenderedPageBreak/>
         <w:tab/>
-        <w:t xml:space="preserve">rm -rf bin lib </w:t>
+        <w:t>rm</w:t>
+      </w:r>
+      <w:r>
+        <w:rPr>
+          <w:rFonts w:ascii="Courier New" w:hAnsi="Courier New" w:cs="Courier New"/>
+          <w:color w:val="000000" w:themeColor="text1"/>
+        </w:rPr>
+        <w:t xml:space="preserve"> -</w:t>
+      </w:r>
+      <w:r>
+        <w:rPr>
+          <w:rFonts w:ascii="Courier New" w:hAnsi="Courier New" w:cs="Courier New"/>
+          <w:color w:val="000000" w:themeColor="text1"/>
+          <w:lang w:val="en-US"/>
+        </w:rPr>
+        <w:t>rf</w:t>
+      </w:r>
+      <w:r>
+        <w:rPr>
+          <w:rFonts w:ascii="Courier New" w:hAnsi="Courier New" w:cs="Courier New"/>
+          <w:color w:val="000000" w:themeColor="text1"/>
+        </w:rPr>
+        <w:t xml:space="preserve"> </w:t>
+      </w:r>
+      <w:r>
+        <w:rPr>
+          <w:rFonts w:ascii="Courier New" w:hAnsi="Courier New" w:cs="Courier New"/>
+          <w:color w:val="000000" w:themeColor="text1"/>
+          <w:lang w:val="en-US"/>
+        </w:rPr>
+        <w:t>bin</w:t>
+      </w:r>
+      <w:r>
+        <w:rPr>
+          <w:rFonts w:ascii="Courier New" w:hAnsi="Courier New" w:cs="Courier New"/>
+          <w:color w:val="000000" w:themeColor="text1"/>
+        </w:rPr>
+        <w:t xml:space="preserve"> </w:t>
+      </w:r>
+      <w:r>
+        <w:rPr>
+          <w:rFonts w:ascii="Courier New" w:hAnsi="Courier New" w:cs="Courier New"/>
+          <w:color w:val="000000" w:themeColor="text1"/>
+          <w:lang w:val="en-US"/>
+        </w:rPr>
+        <w:t>lib</w:t>
+      </w:r>
+      <w:r>
+        <w:rPr>
+          <w:rFonts w:ascii="Courier New" w:hAnsi="Courier New" w:cs="Courier New"/>
+          <w:color w:val="000000" w:themeColor="text1"/>
+        </w:rPr>
+        <w:t xml:space="preserve"> </w:t>
       </w:r>
       <w:proofErr w:type="gramStart"/>
       <w:r>
         <w:rPr>
           <w:rFonts w:ascii="Courier New" w:hAnsi="Courier New" w:cs="Courier New"/>
           <w:color w:val="000000" w:themeColor="text1"/>
-          <w:lang w:val="en-US"/>
-        </w:rPr>
-        <w:t>*.o</w:t>
+        </w:rPr>
+        <w:t>*.</w:t>
+      </w:r>
+      <w:r>
+        <w:rPr>
+          <w:rFonts w:ascii="Courier New" w:hAnsi="Courier New" w:cs="Courier New"/>
+          <w:color w:val="000000" w:themeColor="text1"/>
+          <w:lang w:val="en-US"/>
+        </w:rPr>
+        <w:t>o</w:t>
       </w:r>
       <w:proofErr w:type="gramEnd"/>
     </w:p>
@@ -3357,7 +3416,6 @@
           <w:color w:val="000000" w:themeColor="text1"/>
           <w:sz w:val="28"/>
           <w:szCs w:val="28"/>
-          <w:lang w:val="en-US"/>
         </w:rPr>
       </w:pPr>
       <w:r>
@@ -3367,9 +3425,8 @@
           <w:color w:val="000000" w:themeColor="text1"/>
           <w:sz w:val="28"/>
           <w:szCs w:val="28"/>
-          <w:lang w:val="en-US"/>
-        </w:rPr>
-        <w:t>2.</w:t>
+        </w:rPr>
+        <w:t xml:space="preserve">2.3 </w:t>
       </w:r>
       <w:r>
         <w:rPr>
@@ -3378,9 +3435,8 @@
           <w:color w:val="000000" w:themeColor="text1"/>
           <w:sz w:val="28"/>
           <w:szCs w:val="28"/>
-          <w:lang w:val="en-US"/>
-        </w:rPr>
-        <w:t>3</w:t>
+        </w:rPr>
+        <w:t>Файл</w:t>
       </w:r>
       <w:r>
         <w:rPr>
@@ -3389,7 +3445,6 @@
           <w:color w:val="000000" w:themeColor="text1"/>
           <w:sz w:val="28"/>
           <w:szCs w:val="28"/>
-          <w:lang w:val="en-US"/>
         </w:rPr>
         <w:t xml:space="preserve"> </w:t>
       </w:r>
@@ -3401,7 +3456,7 @@
           <w:sz w:val="28"/>
           <w:szCs w:val="28"/>
         </w:rPr>
-        <w:t>Файл</w:t>
+        <w:t>описания</w:t>
       </w:r>
       <w:r>
         <w:rPr>
@@ -3410,7 +3465,6 @@
           <w:color w:val="000000" w:themeColor="text1"/>
           <w:sz w:val="28"/>
           <w:szCs w:val="28"/>
-          <w:lang w:val="en-US"/>
         </w:rPr>
         <w:t xml:space="preserve"> </w:t>
       </w:r>
@@ -3422,9 +3476,186 @@
           <w:sz w:val="28"/>
           <w:szCs w:val="28"/>
         </w:rPr>
-        <w:t>описания</w:t>
-      </w:r>
-      <w:r>
+        <w:t>пакета</w:t>
+      </w:r>
+    </w:p>
+    <w:p>
+      <w:pPr>
+        <w:spacing w:line="360" w:lineRule="auto"/>
+        <w:ind w:left="1417" w:hanging="709"/>
+        <w:jc w:val="both"/>
+        <w:rPr>
+          <w:rFonts w:ascii="Courier New" w:hAnsi="Courier New" w:cs="Courier New"/>
+          <w:color w:val="000000" w:themeColor="text1"/>
+          <w:lang w:val="en-US"/>
+        </w:rPr>
+      </w:pPr>
+      <w:r>
+        <w:rPr>
+          <w:rFonts w:ascii="Courier New" w:hAnsi="Courier New" w:cs="Courier New"/>
+          <w:color w:val="000000" w:themeColor="text1"/>
+          <w:lang w:val="en-US"/>
+        </w:rPr>
+        <w:t>Package: lab2</w:t>
+      </w:r>
+    </w:p>
+    <w:p>
+      <w:pPr>
+        <w:spacing w:line="360" w:lineRule="auto"/>
+        <w:ind w:left="1417" w:hanging="709"/>
+        <w:jc w:val="both"/>
+        <w:rPr>
+          <w:rFonts w:ascii="Courier New" w:hAnsi="Courier New" w:cs="Courier New"/>
+          <w:color w:val="000000" w:themeColor="text1"/>
+          <w:lang w:val="en-US"/>
+        </w:rPr>
+      </w:pPr>
+      <w:r>
+        <w:rPr>
+          <w:rFonts w:ascii="Courier New" w:hAnsi="Courier New" w:cs="Courier New"/>
+          <w:color w:val="000000" w:themeColor="text1"/>
+          <w:lang w:val="en-US"/>
+        </w:rPr>
+        <w:t>Version: 1.0</w:t>
+      </w:r>
+    </w:p>
+    <w:p>
+      <w:pPr>
+        <w:spacing w:line="360" w:lineRule="auto"/>
+        <w:ind w:left="1417" w:hanging="709"/>
+        <w:jc w:val="both"/>
+        <w:rPr>
+          <w:rFonts w:ascii="Courier New" w:hAnsi="Courier New" w:cs="Courier New"/>
+          <w:color w:val="000000" w:themeColor="text1"/>
+          <w:lang w:val="en-US"/>
+        </w:rPr>
+      </w:pPr>
+      <w:r>
+        <w:rPr>
+          <w:rFonts w:ascii="Courier New" w:hAnsi="Courier New" w:cs="Courier New"/>
+          <w:color w:val="000000" w:themeColor="text1"/>
+          <w:lang w:val="en-US"/>
+        </w:rPr>
+        <w:t>Section: utils</w:t>
+      </w:r>
+    </w:p>
+    <w:p>
+      <w:pPr>
+        <w:spacing w:line="360" w:lineRule="auto"/>
+        <w:ind w:left="1417" w:hanging="709"/>
+        <w:jc w:val="both"/>
+        <w:rPr>
+          <w:rFonts w:ascii="Courier New" w:hAnsi="Courier New" w:cs="Courier New"/>
+          <w:color w:val="000000" w:themeColor="text1"/>
+          <w:lang w:val="en-US"/>
+        </w:rPr>
+      </w:pPr>
+      <w:r>
+        <w:rPr>
+          <w:rFonts w:ascii="Courier New" w:hAnsi="Courier New" w:cs="Courier New"/>
+          <w:color w:val="000000" w:themeColor="text1"/>
+          <w:lang w:val="en-US"/>
+        </w:rPr>
+        <w:t>Priority: optional</w:t>
+      </w:r>
+    </w:p>
+    <w:p>
+      <w:pPr>
+        <w:spacing w:line="360" w:lineRule="auto"/>
+        <w:ind w:left="1417" w:hanging="709"/>
+        <w:jc w:val="both"/>
+        <w:rPr>
+          <w:rFonts w:ascii="Courier New" w:hAnsi="Courier New" w:cs="Courier New"/>
+          <w:color w:val="000000" w:themeColor="text1"/>
+          <w:lang w:val="en-US"/>
+        </w:rPr>
+      </w:pPr>
+      <w:r>
+        <w:rPr>
+          <w:rFonts w:ascii="Courier New" w:hAnsi="Courier New" w:cs="Courier New"/>
+          <w:color w:val="000000" w:themeColor="text1"/>
+          <w:lang w:val="en-US"/>
+        </w:rPr>
+        <w:t>Architecture: amd64</w:t>
+      </w:r>
+    </w:p>
+    <w:p>
+      <w:pPr>
+        <w:spacing w:line="360" w:lineRule="auto"/>
+        <w:ind w:left="1417" w:hanging="709"/>
+        <w:jc w:val="both"/>
+        <w:rPr>
+          <w:rFonts w:ascii="Courier New" w:hAnsi="Courier New" w:cs="Courier New"/>
+          <w:color w:val="000000" w:themeColor="text1"/>
+          <w:lang w:val="en-US"/>
+        </w:rPr>
+      </w:pPr>
+      <w:r>
+        <w:rPr>
+          <w:rFonts w:ascii="Courier New" w:hAnsi="Courier New" w:cs="Courier New"/>
+          <w:color w:val="000000" w:themeColor="text1"/>
+          <w:lang w:val="en-US"/>
+        </w:rPr>
+        <w:t>Depends: libc6, g++, make</w:t>
+      </w:r>
+    </w:p>
+    <w:p>
+      <w:pPr>
+        <w:spacing w:line="360" w:lineRule="auto"/>
+        <w:ind w:left="1417" w:hanging="709"/>
+        <w:jc w:val="both"/>
+        <w:rPr>
+          <w:rFonts w:ascii="Courier New" w:hAnsi="Courier New" w:cs="Courier New"/>
+          <w:color w:val="000000" w:themeColor="text1"/>
+          <w:lang w:val="en-US"/>
+        </w:rPr>
+      </w:pPr>
+      <w:r>
+        <w:rPr>
+          <w:rFonts w:ascii="Courier New" w:hAnsi="Courier New" w:cs="Courier New"/>
+          <w:color w:val="000000" w:themeColor="text1"/>
+          <w:lang w:val="en-US"/>
+        </w:rPr>
+        <w:t>Maintainer: Student Name &lt;student@example.com&gt;</w:t>
+      </w:r>
+    </w:p>
+    <w:p>
+      <w:pPr>
+        <w:spacing w:line="360" w:lineRule="auto"/>
+        <w:ind w:left="1417" w:hanging="709"/>
+        <w:jc w:val="both"/>
+        <w:rPr>
+          <w:rFonts w:ascii="Courier New" w:hAnsi="Courier New" w:cs="Courier New"/>
+          <w:color w:val="000000" w:themeColor="text1"/>
+          <w:lang w:val="en-US"/>
+        </w:rPr>
+      </w:pPr>
+      <w:r>
+        <w:rPr>
+          <w:rFonts w:ascii="Courier New" w:hAnsi="Courier New" w:cs="Courier New"/>
+          <w:color w:val="000000" w:themeColor="text1"/>
+          <w:lang w:val="en-US"/>
+        </w:rPr>
+        <w:t>Description: Prime number checker C++ utility</w:t>
+      </w:r>
+    </w:p>
+    <w:p>
+      <w:pPr>
+        <w:spacing w:line="360" w:lineRule="auto"/>
+        <w:ind w:left="1417" w:hanging="709"/>
+        <w:jc w:val="both"/>
+        <w:rPr>
+          <w:rFonts w:ascii="Courier New" w:hAnsi="Courier New" w:cs="Courier New"/>
+          <w:color w:val="000000" w:themeColor="text1"/>
+          <w:lang w:val="en-US"/>
+        </w:rPr>
+      </w:pPr>
+    </w:p>
+    <w:p>
+      <w:pPr>
+        <w:spacing w:line="360" w:lineRule="auto"/>
+        <w:ind w:left="1417" w:hanging="709"/>
+        <w:jc w:val="both"/>
         <w:rPr>
           <w:b/>
           <w:bCs/>
@@ -3433,8 +3664,7 @@
           <w:szCs w:val="28"/>
           <w:lang w:val="en-US"/>
         </w:rPr>
-        <w:t xml:space="preserve"> </w:t>
-      </w:r>
+      </w:pPr>
       <w:r>
         <w:rPr>
           <w:b/>
@@ -3442,196 +3672,20 @@
           <w:color w:val="000000" w:themeColor="text1"/>
           <w:sz w:val="28"/>
           <w:szCs w:val="28"/>
-        </w:rPr>
-        <w:t>пакета</w:t>
-      </w:r>
-    </w:p>
-    <w:p>
-      <w:pPr>
-        <w:spacing w:line="360" w:lineRule="auto"/>
-        <w:ind w:left="1417" w:hanging="709"/>
-        <w:jc w:val="both"/>
-        <w:rPr>
-          <w:rFonts w:ascii="Courier New" w:hAnsi="Courier New" w:cs="Courier New"/>
-          <w:color w:val="000000" w:themeColor="text1"/>
-          <w:lang w:val="en-US"/>
-        </w:rPr>
-      </w:pPr>
-      <w:r>
-        <w:rPr>
-          <w:rFonts w:ascii="Courier New" w:hAnsi="Courier New" w:cs="Courier New"/>
-          <w:color w:val="000000" w:themeColor="text1"/>
-          <w:lang w:val="en-US"/>
-        </w:rPr>
-        <w:t>Package: lab2</w:t>
-      </w:r>
-    </w:p>
-    <w:p>
-      <w:pPr>
-        <w:spacing w:line="360" w:lineRule="auto"/>
-        <w:ind w:left="1417" w:hanging="709"/>
-        <w:jc w:val="both"/>
-        <w:rPr>
-          <w:rFonts w:ascii="Courier New" w:hAnsi="Courier New" w:cs="Courier New"/>
-          <w:color w:val="000000" w:themeColor="text1"/>
-          <w:lang w:val="en-US"/>
-        </w:rPr>
-      </w:pPr>
-      <w:r>
-        <w:rPr>
-          <w:rFonts w:ascii="Courier New" w:hAnsi="Courier New" w:cs="Courier New"/>
-          <w:color w:val="000000" w:themeColor="text1"/>
-          <w:lang w:val="en-US"/>
-        </w:rPr>
-        <w:t>Version: 1.0</w:t>
-      </w:r>
-    </w:p>
-    <w:p>
-      <w:pPr>
-        <w:spacing w:line="360" w:lineRule="auto"/>
-        <w:ind w:left="1417" w:hanging="709"/>
-        <w:jc w:val="both"/>
-        <w:rPr>
-          <w:rFonts w:ascii="Courier New" w:hAnsi="Courier New" w:cs="Courier New"/>
-          <w:color w:val="000000" w:themeColor="text1"/>
-          <w:lang w:val="en-US"/>
-        </w:rPr>
-      </w:pPr>
-      <w:r>
-        <w:rPr>
-          <w:rFonts w:ascii="Courier New" w:hAnsi="Courier New" w:cs="Courier New"/>
-          <w:color w:val="000000" w:themeColor="text1"/>
-          <w:lang w:val="en-US"/>
-        </w:rPr>
-        <w:t>Section: utils</w:t>
-      </w:r>
-    </w:p>
-    <w:p>
-      <w:pPr>
-        <w:spacing w:line="360" w:lineRule="auto"/>
-        <w:ind w:left="1417" w:hanging="709"/>
-        <w:jc w:val="both"/>
-        <w:rPr>
-          <w:rFonts w:ascii="Courier New" w:hAnsi="Courier New" w:cs="Courier New"/>
-          <w:color w:val="000000" w:themeColor="text1"/>
-          <w:lang w:val="en-US"/>
-        </w:rPr>
-      </w:pPr>
-      <w:r>
-        <w:rPr>
-          <w:rFonts w:ascii="Courier New" w:hAnsi="Courier New" w:cs="Courier New"/>
-          <w:color w:val="000000" w:themeColor="text1"/>
-          <w:lang w:val="en-US"/>
-        </w:rPr>
-        <w:t>Priority: optional</w:t>
-      </w:r>
-    </w:p>
-    <w:p>
-      <w:pPr>
-        <w:spacing w:line="360" w:lineRule="auto"/>
-        <w:ind w:left="1417" w:hanging="709"/>
-        <w:jc w:val="both"/>
-        <w:rPr>
-          <w:rFonts w:ascii="Courier New" w:hAnsi="Courier New" w:cs="Courier New"/>
-          <w:color w:val="000000" w:themeColor="text1"/>
-          <w:lang w:val="en-US"/>
-        </w:rPr>
-      </w:pPr>
-      <w:r>
-        <w:rPr>
-          <w:rFonts w:ascii="Courier New" w:hAnsi="Courier New" w:cs="Courier New"/>
-          <w:color w:val="000000" w:themeColor="text1"/>
-          <w:lang w:val="en-US"/>
-        </w:rPr>
-        <w:t>Architecture: amd64</w:t>
-      </w:r>
-    </w:p>
-    <w:p>
-      <w:pPr>
-        <w:spacing w:line="360" w:lineRule="auto"/>
-        <w:ind w:left="1417" w:hanging="709"/>
-        <w:jc w:val="both"/>
-        <w:rPr>
-          <w:rFonts w:ascii="Courier New" w:hAnsi="Courier New" w:cs="Courier New"/>
-          <w:color w:val="000000" w:themeColor="text1"/>
-          <w:lang w:val="en-US"/>
-        </w:rPr>
-      </w:pPr>
-      <w:r>
-        <w:rPr>
-          <w:rFonts w:ascii="Courier New" w:hAnsi="Courier New" w:cs="Courier New"/>
-          <w:color w:val="000000" w:themeColor="text1"/>
-          <w:lang w:val="en-US"/>
-        </w:rPr>
-        <w:t>Depends: libc6, g++, make</w:t>
-      </w:r>
-    </w:p>
-    <w:p>
-      <w:pPr>
-        <w:spacing w:line="360" w:lineRule="auto"/>
-        <w:ind w:left="1417" w:hanging="709"/>
-        <w:jc w:val="both"/>
-        <w:rPr>
-          <w:rFonts w:ascii="Courier New" w:hAnsi="Courier New" w:cs="Courier New"/>
-          <w:color w:val="000000" w:themeColor="text1"/>
-          <w:lang w:val="en-US"/>
-        </w:rPr>
-      </w:pPr>
-      <w:r>
-        <w:rPr>
-          <w:rFonts w:ascii="Courier New" w:hAnsi="Courier New" w:cs="Courier New"/>
-          <w:color w:val="000000" w:themeColor="text1"/>
-          <w:lang w:val="en-US"/>
-        </w:rPr>
-        <w:t>Maintainer: Student Name &lt;student@example.com&gt;</w:t>
-      </w:r>
-    </w:p>
-    <w:p>
-      <w:pPr>
-        <w:spacing w:line="360" w:lineRule="auto"/>
-        <w:ind w:left="1417" w:hanging="709"/>
-        <w:jc w:val="both"/>
-        <w:rPr>
-          <w:rFonts w:ascii="Courier New" w:hAnsi="Courier New" w:cs="Courier New"/>
-          <w:color w:val="000000" w:themeColor="text1"/>
-          <w:lang w:val="en-US"/>
-        </w:rPr>
-      </w:pPr>
-      <w:r>
-        <w:rPr>
-          <w:rFonts w:ascii="Courier New" w:hAnsi="Courier New" w:cs="Courier New"/>
-          <w:color w:val="000000" w:themeColor="text1"/>
-          <w:lang w:val="en-US"/>
-        </w:rPr>
-        <w:t>Description: Prime number checker C++ utility</w:t>
-      </w:r>
-    </w:p>
-    <w:p>
-      <w:pPr>
-        <w:spacing w:line="360" w:lineRule="auto"/>
-        <w:ind w:left="1417" w:hanging="709"/>
-        <w:jc w:val="both"/>
-        <w:rPr>
-          <w:rFonts w:ascii="Courier New" w:hAnsi="Courier New" w:cs="Courier New"/>
-          <w:color w:val="000000" w:themeColor="text1"/>
-          <w:lang w:val="en-US"/>
-        </w:rPr>
-      </w:pPr>
-    </w:p>
-    <w:p>
-      <w:pPr>
-        <w:spacing w:line="360" w:lineRule="auto"/>
-        <w:ind w:left="1417" w:hanging="709"/>
-        <w:jc w:val="both"/>
+          <w:lang w:val="en-US"/>
+        </w:rPr>
+        <w:t xml:space="preserve">2.4 </w:t>
+      </w:r>
+      <w:r>
         <w:rPr>
           <w:b/>
           <w:bCs/>
           <w:color w:val="000000" w:themeColor="text1"/>
           <w:sz w:val="28"/>
           <w:szCs w:val="28"/>
-          <w:lang w:val="en-US"/>
-        </w:rPr>
-      </w:pPr>
+        </w:rPr>
+        <w:t>Файл</w:t>
+      </w:r>
       <w:r>
         <w:rPr>
           <w:b/>
@@ -3641,7 +3695,7 @@
           <w:szCs w:val="28"/>
           <w:lang w:val="en-US"/>
         </w:rPr>
-        <w:t xml:space="preserve">2.4 </w:t>
+        <w:t xml:space="preserve"> </w:t>
       </w:r>
       <w:r>
         <w:rPr>
@@ -3651,7 +3705,7 @@
           <w:sz w:val="28"/>
           <w:szCs w:val="28"/>
         </w:rPr>
-        <w:t>Файл</w:t>
+        <w:t>пайплайна</w:t>
       </w:r>
       <w:r>
         <w:rPr>
@@ -3664,6 +3718,7 @@
         </w:rPr>
         <w:t xml:space="preserve"> </w:t>
       </w:r>
+      <w:proofErr w:type="spellStart"/>
       <w:r>
         <w:rPr>
           <w:b/>
@@ -3671,9 +3726,11 @@
           <w:color w:val="000000" w:themeColor="text1"/>
           <w:sz w:val="28"/>
           <w:szCs w:val="28"/>
-        </w:rPr>
-        <w:t>пайплайна</w:t>
-      </w:r>
+          <w:lang w:val="en-US"/>
+        </w:rPr>
+        <w:t>cicd</w:t>
+      </w:r>
+      <w:proofErr w:type="spellEnd"/>
       <w:r>
         <w:rPr>
           <w:b/>
@@ -3695,10 +3752,2192 @@
           <w:szCs w:val="28"/>
           <w:lang w:val="en-US"/>
         </w:rPr>
-        <w:t>cicd</w:t>
+        <w:t>ci.yml</w:t>
       </w:r>
       <w:proofErr w:type="spellEnd"/>
-      <w:r>
+    </w:p>
+    <w:p>
+      <w:pPr>
+        <w:spacing w:line="360" w:lineRule="auto"/>
+        <w:ind w:left="1417" w:hanging="709"/>
+        <w:jc w:val="both"/>
+        <w:rPr>
+          <w:rFonts w:ascii="Courier New" w:hAnsi="Courier New" w:cs="Courier New"/>
+          <w:color w:val="000000" w:themeColor="text1"/>
+          <w:lang w:val="en-US"/>
+        </w:rPr>
+      </w:pPr>
+      <w:r>
+        <w:rPr>
+          <w:rFonts w:ascii="Courier New" w:hAnsi="Courier New" w:cs="Courier New"/>
+          <w:color w:val="000000" w:themeColor="text1"/>
+          <w:lang w:val="en-US"/>
+        </w:rPr>
+        <w:t>name: CI/CD Pipeline</w:t>
+      </w:r>
+    </w:p>
+    <w:p>
+      <w:pPr>
+        <w:spacing w:line="360" w:lineRule="auto"/>
+        <w:ind w:left="1417" w:hanging="709"/>
+        <w:jc w:val="both"/>
+        <w:rPr>
+          <w:rFonts w:ascii="Courier New" w:hAnsi="Courier New" w:cs="Courier New"/>
+          <w:color w:val="000000" w:themeColor="text1"/>
+          <w:lang w:val="en-US"/>
+        </w:rPr>
+      </w:pPr>
+    </w:p>
+    <w:p>
+      <w:pPr>
+        <w:spacing w:line="360" w:lineRule="auto"/>
+        <w:ind w:left="1417" w:hanging="709"/>
+        <w:jc w:val="both"/>
+        <w:rPr>
+          <w:rFonts w:ascii="Courier New" w:hAnsi="Courier New" w:cs="Courier New"/>
+          <w:color w:val="000000" w:themeColor="text1"/>
+          <w:lang w:val="en-US"/>
+        </w:rPr>
+      </w:pPr>
+      <w:r>
+        <w:rPr>
+          <w:rFonts w:ascii="Courier New" w:hAnsi="Courier New" w:cs="Courier New"/>
+          <w:color w:val="000000" w:themeColor="text1"/>
+          <w:lang w:val="en-US"/>
+        </w:rPr>
+        <w:t>on:</w:t>
+      </w:r>
+    </w:p>
+    <w:p>
+      <w:pPr>
+        <w:spacing w:line="360" w:lineRule="auto"/>
+        <w:ind w:left="1417" w:hanging="709"/>
+        <w:jc w:val="both"/>
+        <w:rPr>
+          <w:rFonts w:ascii="Courier New" w:hAnsi="Courier New" w:cs="Courier New"/>
+          <w:color w:val="000000" w:themeColor="text1"/>
+          <w:lang w:val="en-US"/>
+        </w:rPr>
+      </w:pPr>
+      <w:r>
+        <w:rPr>
+          <w:rFonts w:ascii="Courier New" w:hAnsi="Courier New" w:cs="Courier New"/>
+          <w:color w:val="000000" w:themeColor="text1"/>
+          <w:lang w:val="en-US"/>
+        </w:rPr>
+        <w:t xml:space="preserve">  push:</w:t>
+      </w:r>
+    </w:p>
+    <w:p>
+      <w:pPr>
+        <w:spacing w:line="360" w:lineRule="auto"/>
+        <w:ind w:left="1417" w:hanging="709"/>
+        <w:jc w:val="both"/>
+        <w:rPr>
+          <w:rFonts w:ascii="Courier New" w:hAnsi="Courier New" w:cs="Courier New"/>
+          <w:color w:val="000000" w:themeColor="text1"/>
+          <w:lang w:val="en-US"/>
+        </w:rPr>
+      </w:pPr>
+      <w:r>
+        <w:rPr>
+          <w:rFonts w:ascii="Courier New" w:hAnsi="Courier New" w:cs="Courier New"/>
+          <w:color w:val="000000" w:themeColor="text1"/>
+          <w:lang w:val="en-US"/>
+        </w:rPr>
+        <w:t xml:space="preserve">    branches: [ main, master ]</w:t>
+      </w:r>
+    </w:p>
+    <w:p>
+      <w:pPr>
+        <w:spacing w:line="360" w:lineRule="auto"/>
+        <w:ind w:left="1417" w:hanging="709"/>
+        <w:jc w:val="both"/>
+        <w:rPr>
+          <w:rFonts w:ascii="Courier New" w:hAnsi="Courier New" w:cs="Courier New"/>
+          <w:color w:val="000000" w:themeColor="text1"/>
+          <w:lang w:val="en-US"/>
+        </w:rPr>
+      </w:pPr>
+      <w:r>
+        <w:rPr>
+          <w:rFonts w:ascii="Courier New" w:hAnsi="Courier New" w:cs="Courier New"/>
+          <w:color w:val="000000" w:themeColor="text1"/>
+          <w:lang w:val="en-US"/>
+        </w:rPr>
+        <w:t xml:space="preserve">  </w:t>
+      </w:r>
+      <w:proofErr w:type="spellStart"/>
+      <w:r>
+        <w:rPr>
+          <w:rFonts w:ascii="Courier New" w:hAnsi="Courier New" w:cs="Courier New"/>
+          <w:color w:val="000000" w:themeColor="text1"/>
+          <w:lang w:val="en-US"/>
+        </w:rPr>
+        <w:t>pull_request</w:t>
+      </w:r>
+      <w:proofErr w:type="spellEnd"/>
+      <w:r>
+        <w:rPr>
+          <w:rFonts w:ascii="Courier New" w:hAnsi="Courier New" w:cs="Courier New"/>
+          <w:color w:val="000000" w:themeColor="text1"/>
+          <w:lang w:val="en-US"/>
+        </w:rPr>
+        <w:t>:</w:t>
+      </w:r>
+    </w:p>
+    <w:p>
+      <w:pPr>
+        <w:spacing w:line="360" w:lineRule="auto"/>
+        <w:ind w:left="1417" w:hanging="709"/>
+        <w:jc w:val="both"/>
+        <w:rPr>
+          <w:rFonts w:ascii="Courier New" w:hAnsi="Courier New" w:cs="Courier New"/>
+          <w:color w:val="000000" w:themeColor="text1"/>
+          <w:lang w:val="en-US"/>
+        </w:rPr>
+      </w:pPr>
+      <w:r>
+        <w:rPr>
+          <w:rFonts w:ascii="Courier New" w:hAnsi="Courier New" w:cs="Courier New"/>
+          <w:color w:val="000000" w:themeColor="text1"/>
+          <w:lang w:val="en-US"/>
+        </w:rPr>
+        <w:t xml:space="preserve">    branches: [ main, master ]</w:t>
+      </w:r>
+    </w:p>
+    <w:p>
+      <w:pPr>
+        <w:spacing w:line="360" w:lineRule="auto"/>
+        <w:ind w:left="1417" w:hanging="709"/>
+        <w:jc w:val="both"/>
+        <w:rPr>
+          <w:rFonts w:ascii="Courier New" w:hAnsi="Courier New" w:cs="Courier New"/>
+          <w:color w:val="000000" w:themeColor="text1"/>
+          <w:lang w:val="en-US"/>
+        </w:rPr>
+      </w:pPr>
+    </w:p>
+    <w:p>
+      <w:pPr>
+        <w:spacing w:line="360" w:lineRule="auto"/>
+        <w:ind w:left="1417" w:hanging="709"/>
+        <w:jc w:val="both"/>
+        <w:rPr>
+          <w:rFonts w:ascii="Courier New" w:hAnsi="Courier New" w:cs="Courier New"/>
+          <w:color w:val="000000" w:themeColor="text1"/>
+          <w:lang w:val="en-US"/>
+        </w:rPr>
+      </w:pPr>
+      <w:r>
+        <w:rPr>
+          <w:rFonts w:ascii="Courier New" w:hAnsi="Courier New" w:cs="Courier New"/>
+          <w:color w:val="000000" w:themeColor="text1"/>
+          <w:lang w:val="en-US"/>
+        </w:rPr>
+        <w:t>jobs:</w:t>
+      </w:r>
+    </w:p>
+    <w:p>
+      <w:pPr>
+        <w:spacing w:line="360" w:lineRule="auto"/>
+        <w:ind w:left="1417" w:hanging="709"/>
+        <w:jc w:val="both"/>
+        <w:rPr>
+          <w:rFonts w:ascii="Courier New" w:hAnsi="Courier New" w:cs="Courier New"/>
+          <w:color w:val="000000" w:themeColor="text1"/>
+          <w:lang w:val="en-US"/>
+        </w:rPr>
+      </w:pPr>
+      <w:r>
+        <w:rPr>
+          <w:rFonts w:ascii="Courier New" w:hAnsi="Courier New" w:cs="Courier New"/>
+          <w:color w:val="000000" w:themeColor="text1"/>
+          <w:lang w:val="en-US"/>
+        </w:rPr>
+        <w:t xml:space="preserve">  # ------------------------------------</w:t>
+      </w:r>
+    </w:p>
+    <w:p>
+      <w:pPr>
+        <w:spacing w:line="360" w:lineRule="auto"/>
+        <w:ind w:left="1417" w:hanging="709"/>
+        <w:jc w:val="both"/>
+        <w:rPr>
+          <w:rFonts w:ascii="Courier New" w:hAnsi="Courier New" w:cs="Courier New"/>
+          <w:color w:val="000000" w:themeColor="text1"/>
+          <w:lang w:val="en-US"/>
+        </w:rPr>
+      </w:pPr>
+      <w:r>
+        <w:rPr>
+          <w:rFonts w:ascii="Courier New" w:hAnsi="Courier New" w:cs="Courier New"/>
+          <w:color w:val="000000" w:themeColor="text1"/>
+          <w:lang w:val="en-US"/>
+        </w:rPr>
+        <w:t xml:space="preserve">  # ЭТАП 1: СБОРКА ПРОГРАММЫ</w:t>
+      </w:r>
+    </w:p>
+    <w:p>
+      <w:pPr>
+        <w:spacing w:line="360" w:lineRule="auto"/>
+        <w:ind w:left="1417" w:hanging="709"/>
+        <w:jc w:val="both"/>
+        <w:rPr>
+          <w:rFonts w:ascii="Courier New" w:hAnsi="Courier New" w:cs="Courier New"/>
+          <w:color w:val="000000" w:themeColor="text1"/>
+          <w:lang w:val="en-US"/>
+        </w:rPr>
+      </w:pPr>
+      <w:r>
+        <w:rPr>
+          <w:rFonts w:ascii="Courier New" w:hAnsi="Courier New" w:cs="Courier New"/>
+          <w:color w:val="000000" w:themeColor="text1"/>
+          <w:lang w:val="en-US"/>
+        </w:rPr>
+        <w:t xml:space="preserve">  # ------------------------------------</w:t>
+      </w:r>
+    </w:p>
+    <w:p>
+      <w:pPr>
+        <w:spacing w:line="360" w:lineRule="auto"/>
+        <w:ind w:left="1417" w:hanging="709"/>
+        <w:jc w:val="both"/>
+        <w:rPr>
+          <w:rFonts w:ascii="Courier New" w:hAnsi="Courier New" w:cs="Courier New"/>
+          <w:color w:val="000000" w:themeColor="text1"/>
+          <w:lang w:val="en-US"/>
+        </w:rPr>
+      </w:pPr>
+      <w:r>
+        <w:rPr>
+          <w:rFonts w:ascii="Courier New" w:hAnsi="Courier New" w:cs="Courier New"/>
+          <w:color w:val="000000" w:themeColor="text1"/>
+          <w:lang w:val="en-US"/>
+        </w:rPr>
+        <w:t xml:space="preserve">  build:</w:t>
+      </w:r>
+    </w:p>
+    <w:p>
+      <w:pPr>
+        <w:spacing w:line="360" w:lineRule="auto"/>
+        <w:ind w:left="1417" w:hanging="709"/>
+        <w:jc w:val="both"/>
+        <w:rPr>
+          <w:rFonts w:ascii="Courier New" w:hAnsi="Courier New" w:cs="Courier New"/>
+          <w:color w:val="000000" w:themeColor="text1"/>
+          <w:lang w:val="en-US"/>
+        </w:rPr>
+      </w:pPr>
+      <w:r>
+        <w:rPr>
+          <w:rFonts w:ascii="Courier New" w:hAnsi="Courier New" w:cs="Courier New"/>
+          <w:color w:val="000000" w:themeColor="text1"/>
+          <w:lang w:val="en-US"/>
+        </w:rPr>
+        <w:t xml:space="preserve">    runs-on: ubuntu-22.04</w:t>
+      </w:r>
+    </w:p>
+    <w:p>
+      <w:pPr>
+        <w:spacing w:line="360" w:lineRule="auto"/>
+        <w:ind w:left="1417" w:hanging="709"/>
+        <w:jc w:val="both"/>
+        <w:rPr>
+          <w:rFonts w:ascii="Courier New" w:hAnsi="Courier New" w:cs="Courier New"/>
+          <w:color w:val="000000" w:themeColor="text1"/>
+          <w:lang w:val="en-US"/>
+        </w:rPr>
+      </w:pPr>
+      <w:r>
+        <w:rPr>
+          <w:rFonts w:ascii="Courier New" w:hAnsi="Courier New" w:cs="Courier New"/>
+          <w:color w:val="000000" w:themeColor="text1"/>
+          <w:lang w:val="en-US"/>
+        </w:rPr>
+        <w:t xml:space="preserve">    steps:</w:t>
+      </w:r>
+    </w:p>
+    <w:p>
+      <w:pPr>
+        <w:spacing w:line="360" w:lineRule="auto"/>
+        <w:ind w:left="1417" w:hanging="709"/>
+        <w:jc w:val="both"/>
+        <w:rPr>
+          <w:rFonts w:ascii="Courier New" w:hAnsi="Courier New" w:cs="Courier New"/>
+          <w:color w:val="000000" w:themeColor="text1"/>
+          <w:lang w:val="en-US"/>
+        </w:rPr>
+      </w:pPr>
+      <w:r>
+        <w:rPr>
+          <w:rFonts w:ascii="Courier New" w:hAnsi="Courier New" w:cs="Courier New"/>
+          <w:color w:val="000000" w:themeColor="text1"/>
+          <w:lang w:val="en-US"/>
+        </w:rPr>
+        <w:t xml:space="preserve">      - name: Checkout code</w:t>
+      </w:r>
+    </w:p>
+    <w:p>
+      <w:pPr>
+        <w:spacing w:line="360" w:lineRule="auto"/>
+        <w:ind w:left="1417" w:hanging="709"/>
+        <w:jc w:val="both"/>
+        <w:rPr>
+          <w:rFonts w:ascii="Courier New" w:hAnsi="Courier New" w:cs="Courier New"/>
+          <w:color w:val="000000" w:themeColor="text1"/>
+          <w:lang w:val="en-US"/>
+        </w:rPr>
+      </w:pPr>
+      <w:r>
+        <w:rPr>
+          <w:rFonts w:ascii="Courier New" w:hAnsi="Courier New" w:cs="Courier New"/>
+          <w:color w:val="000000" w:themeColor="text1"/>
+          <w:lang w:val="en-US"/>
+        </w:rPr>
+        <w:t xml:space="preserve">        uses: actions/checkout@v4</w:t>
+      </w:r>
+    </w:p>
+    <w:p>
+      <w:pPr>
+        <w:spacing w:line="360" w:lineRule="auto"/>
+        <w:ind w:left="1417" w:hanging="709"/>
+        <w:jc w:val="both"/>
+        <w:rPr>
+          <w:rFonts w:ascii="Courier New" w:hAnsi="Courier New" w:cs="Courier New"/>
+          <w:color w:val="000000" w:themeColor="text1"/>
+          <w:lang w:val="en-US"/>
+        </w:rPr>
+      </w:pPr>
+    </w:p>
+    <w:p>
+      <w:pPr>
+        <w:spacing w:line="360" w:lineRule="auto"/>
+        <w:ind w:left="1417" w:hanging="709"/>
+        <w:jc w:val="both"/>
+        <w:rPr>
+          <w:rFonts w:ascii="Courier New" w:hAnsi="Courier New" w:cs="Courier New"/>
+          <w:color w:val="000000" w:themeColor="text1"/>
+          <w:lang w:val="en-US"/>
+        </w:rPr>
+      </w:pPr>
+      <w:r>
+        <w:rPr>
+          <w:rFonts w:ascii="Courier New" w:hAnsi="Courier New" w:cs="Courier New"/>
+          <w:color w:val="000000" w:themeColor="text1"/>
+          <w:lang w:val="en-US"/>
+        </w:rPr>
+        <w:t xml:space="preserve">      - name: Install dependencies</w:t>
+      </w:r>
+    </w:p>
+    <w:p>
+      <w:pPr>
+        <w:spacing w:line="360" w:lineRule="auto"/>
+        <w:ind w:left="1417" w:hanging="709"/>
+        <w:jc w:val="both"/>
+        <w:rPr>
+          <w:rFonts w:ascii="Courier New" w:hAnsi="Courier New" w:cs="Courier New"/>
+          <w:color w:val="000000" w:themeColor="text1"/>
+          <w:lang w:val="en-US"/>
+        </w:rPr>
+      </w:pPr>
+      <w:r>
+        <w:rPr>
+          <w:rFonts w:ascii="Courier New" w:hAnsi="Courier New" w:cs="Courier New"/>
+          <w:color w:val="000000" w:themeColor="text1"/>
+          <w:lang w:val="en-US"/>
+        </w:rPr>
+        <w:t xml:space="preserve">        run: |</w:t>
+      </w:r>
+    </w:p>
+    <w:p>
+      <w:pPr>
+        <w:spacing w:line="360" w:lineRule="auto"/>
+        <w:ind w:left="1417" w:hanging="709"/>
+        <w:jc w:val="both"/>
+        <w:rPr>
+          <w:rFonts w:ascii="Courier New" w:hAnsi="Courier New" w:cs="Courier New"/>
+          <w:color w:val="000000" w:themeColor="text1"/>
+          <w:lang w:val="en-US"/>
+        </w:rPr>
+      </w:pPr>
+      <w:r>
+        <w:rPr>
+          <w:rFonts w:ascii="Courier New" w:hAnsi="Courier New" w:cs="Courier New"/>
+          <w:color w:val="000000" w:themeColor="text1"/>
+          <w:lang w:val="en-US"/>
+        </w:rPr>
+        <w:t xml:space="preserve">          </w:t>
+      </w:r>
+      <w:proofErr w:type="spellStart"/>
+      <w:r>
+        <w:rPr>
+          <w:rFonts w:ascii="Courier New" w:hAnsi="Courier New" w:cs="Courier New"/>
+          <w:color w:val="000000" w:themeColor="text1"/>
+          <w:lang w:val="en-US"/>
+        </w:rPr>
+        <w:t>sudo</w:t>
+      </w:r>
+      <w:proofErr w:type="spellEnd"/>
+      <w:r>
+        <w:rPr>
+          <w:rFonts w:ascii="Courier New" w:hAnsi="Courier New" w:cs="Courier New"/>
+          <w:color w:val="000000" w:themeColor="text1"/>
+          <w:lang w:val="en-US"/>
+        </w:rPr>
+        <w:t xml:space="preserve"> apt-get update</w:t>
+      </w:r>
+    </w:p>
+    <w:p>
+      <w:pPr>
+        <w:spacing w:line="360" w:lineRule="auto"/>
+        <w:ind w:left="1417" w:hanging="709"/>
+        <w:jc w:val="both"/>
+        <w:rPr>
+          <w:rFonts w:ascii="Courier New" w:hAnsi="Courier New" w:cs="Courier New"/>
+          <w:color w:val="000000" w:themeColor="text1"/>
+          <w:lang w:val="en-US"/>
+        </w:rPr>
+      </w:pPr>
+      <w:r>
+        <w:rPr>
+          <w:rFonts w:ascii="Courier New" w:hAnsi="Courier New" w:cs="Courier New"/>
+          <w:color w:val="000000" w:themeColor="text1"/>
+          <w:lang w:val="en-US"/>
+        </w:rPr>
+        <w:t xml:space="preserve">          </w:t>
+      </w:r>
+      <w:proofErr w:type="spellStart"/>
+      <w:r>
+        <w:rPr>
+          <w:rFonts w:ascii="Courier New" w:hAnsi="Courier New" w:cs="Courier New"/>
+          <w:color w:val="000000" w:themeColor="text1"/>
+          <w:lang w:val="en-US"/>
+        </w:rPr>
+        <w:t>sudo</w:t>
+      </w:r>
+      <w:proofErr w:type="spellEnd"/>
+      <w:r>
+        <w:rPr>
+          <w:rFonts w:ascii="Courier New" w:hAnsi="Courier New" w:cs="Courier New"/>
+          <w:color w:val="000000" w:themeColor="text1"/>
+          <w:lang w:val="en-US"/>
+        </w:rPr>
+        <w:t xml:space="preserve"> apt-get install -y g++ make</w:t>
+      </w:r>
+    </w:p>
+    <w:p>
+      <w:pPr>
+        <w:spacing w:line="360" w:lineRule="auto"/>
+        <w:ind w:left="1417" w:hanging="709"/>
+        <w:jc w:val="both"/>
+        <w:rPr>
+          <w:rFonts w:ascii="Courier New" w:hAnsi="Courier New" w:cs="Courier New"/>
+          <w:color w:val="000000" w:themeColor="text1"/>
+          <w:lang w:val="en-US"/>
+        </w:rPr>
+      </w:pPr>
+    </w:p>
+    <w:p>
+      <w:pPr>
+        <w:spacing w:line="360" w:lineRule="auto"/>
+        <w:ind w:left="1417" w:hanging="709"/>
+        <w:jc w:val="both"/>
+        <w:rPr>
+          <w:rFonts w:ascii="Courier New" w:hAnsi="Courier New" w:cs="Courier New"/>
+          <w:color w:val="000000" w:themeColor="text1"/>
+          <w:lang w:val="en-US"/>
+        </w:rPr>
+      </w:pPr>
+      <w:r>
+        <w:rPr>
+          <w:rFonts w:ascii="Courier New" w:hAnsi="Courier New" w:cs="Courier New"/>
+          <w:color w:val="000000" w:themeColor="text1"/>
+          <w:lang w:val="en-US"/>
+        </w:rPr>
+        <w:t xml:space="preserve">      - name: Build program and tests</w:t>
+      </w:r>
+    </w:p>
+    <w:p>
+      <w:pPr>
+        <w:spacing w:line="360" w:lineRule="auto"/>
+        <w:ind w:left="1417" w:hanging="709"/>
+        <w:jc w:val="both"/>
+        <w:rPr>
+          <w:rFonts w:ascii="Courier New" w:hAnsi="Courier New" w:cs="Courier New"/>
+          <w:color w:val="000000" w:themeColor="text1"/>
+          <w:lang w:val="en-US"/>
+        </w:rPr>
+      </w:pPr>
+      <w:r>
+        <w:rPr>
+          <w:rFonts w:ascii="Courier New" w:hAnsi="Courier New" w:cs="Courier New"/>
+          <w:color w:val="000000" w:themeColor="text1"/>
+          <w:lang w:val="en-US"/>
+        </w:rPr>
+        <w:t xml:space="preserve">        run: |</w:t>
+      </w:r>
+    </w:p>
+    <w:p>
+      <w:pPr>
+        <w:spacing w:line="360" w:lineRule="auto"/>
+        <w:ind w:left="1417" w:hanging="709"/>
+        <w:jc w:val="both"/>
+        <w:rPr>
+          <w:rFonts w:ascii="Courier New" w:hAnsi="Courier New" w:cs="Courier New"/>
+          <w:color w:val="000000" w:themeColor="text1"/>
+        </w:rPr>
+      </w:pPr>
+      <w:r>
+        <w:rPr>
+          <w:rFonts w:ascii="Courier New" w:hAnsi="Courier New" w:cs="Courier New"/>
+          <w:color w:val="000000" w:themeColor="text1"/>
+          <w:lang w:val="en-US"/>
+        </w:rPr>
+        <w:t xml:space="preserve">          make</w:t>
+      </w:r>
+      <w:r>
+        <w:rPr>
+          <w:rFonts w:ascii="Courier New" w:hAnsi="Courier New" w:cs="Courier New"/>
+          <w:color w:val="000000" w:themeColor="text1"/>
+        </w:rPr>
+        <w:t xml:space="preserve"> </w:t>
+      </w:r>
+      <w:r>
+        <w:rPr>
+          <w:rFonts w:ascii="Courier New" w:hAnsi="Courier New" w:cs="Courier New"/>
+          <w:color w:val="000000" w:themeColor="text1"/>
+          <w:lang w:val="en-US"/>
+        </w:rPr>
+        <w:t>build</w:t>
+      </w:r>
+    </w:p>
+    <w:p>
+      <w:pPr>
+        <w:spacing w:line="360" w:lineRule="auto"/>
+        <w:ind w:left="1417" w:hanging="709"/>
+        <w:jc w:val="both"/>
+        <w:rPr>
+          <w:rFonts w:ascii="Courier New" w:hAnsi="Courier New" w:cs="Courier New"/>
+          <w:color w:val="000000" w:themeColor="text1"/>
+        </w:rPr>
+      </w:pPr>
+      <w:r>
+        <w:rPr>
+          <w:rFonts w:ascii="Courier New" w:hAnsi="Courier New" w:cs="Courier New"/>
+          <w:color w:val="000000" w:themeColor="text1"/>
+        </w:rPr>
+        <w:t xml:space="preserve">          # Сразу компилируем файл тестов, чтобы передать его дальше</w:t>
+      </w:r>
+    </w:p>
+    <w:p>
+      <w:pPr>
+        <w:spacing w:line="360" w:lineRule="auto"/>
+        <w:ind w:left="1417" w:hanging="709"/>
+        <w:jc w:val="both"/>
+        <w:rPr>
+          <w:rFonts w:ascii="Courier New" w:hAnsi="Courier New" w:cs="Courier New"/>
+          <w:color w:val="000000" w:themeColor="text1"/>
+          <w:lang w:val="en-US"/>
+        </w:rPr>
+      </w:pPr>
+      <w:r>
+        <w:rPr>
+          <w:rFonts w:ascii="Courier New" w:hAnsi="Courier New" w:cs="Courier New"/>
+          <w:color w:val="000000" w:themeColor="text1"/>
+        </w:rPr>
+        <w:t xml:space="preserve">          </w:t>
+      </w:r>
+      <w:r>
+        <w:rPr>
+          <w:rFonts w:ascii="Courier New" w:hAnsi="Courier New" w:cs="Courier New"/>
+          <w:color w:val="000000" w:themeColor="text1"/>
+          <w:lang w:val="en-US"/>
+        </w:rPr>
+        <w:t xml:space="preserve">g++ </w:t>
+      </w:r>
+      <w:proofErr w:type="spellStart"/>
+      <w:r>
+        <w:rPr>
+          <w:rFonts w:ascii="Courier New" w:hAnsi="Courier New" w:cs="Courier New"/>
+          <w:color w:val="000000" w:themeColor="text1"/>
+          <w:lang w:val="en-US"/>
+        </w:rPr>
+        <w:t>src</w:t>
+      </w:r>
+      <w:proofErr w:type="spellEnd"/>
+      <w:r>
+        <w:rPr>
+          <w:rFonts w:ascii="Courier New" w:hAnsi="Courier New" w:cs="Courier New"/>
+          <w:color w:val="000000" w:themeColor="text1"/>
+          <w:lang w:val="en-US"/>
+        </w:rPr>
+        <w:t>/tests/test_prime.cpp -</w:t>
+      </w:r>
+      <w:proofErr w:type="spellStart"/>
+      <w:r>
+        <w:rPr>
+          <w:rFonts w:ascii="Courier New" w:hAnsi="Courier New" w:cs="Courier New"/>
+          <w:color w:val="000000" w:themeColor="text1"/>
+          <w:lang w:val="en-US"/>
+        </w:rPr>
+        <w:t>Llib</w:t>
+      </w:r>
+      <w:proofErr w:type="spellEnd"/>
+      <w:r>
+        <w:rPr>
+          <w:rFonts w:ascii="Courier New" w:hAnsi="Courier New" w:cs="Courier New"/>
+          <w:color w:val="000000" w:themeColor="text1"/>
+          <w:lang w:val="en-US"/>
+        </w:rPr>
+        <w:t xml:space="preserve"> -</w:t>
+      </w:r>
+      <w:proofErr w:type="spellStart"/>
+      <w:r>
+        <w:rPr>
+          <w:rFonts w:ascii="Courier New" w:hAnsi="Courier New" w:cs="Courier New"/>
+          <w:color w:val="000000" w:themeColor="text1"/>
+          <w:lang w:val="en-US"/>
+        </w:rPr>
+        <w:t>lprime</w:t>
+      </w:r>
+      <w:proofErr w:type="spellEnd"/>
+      <w:r>
+        <w:rPr>
+          <w:rFonts w:ascii="Courier New" w:hAnsi="Courier New" w:cs="Courier New"/>
+          <w:color w:val="000000" w:themeColor="text1"/>
+          <w:lang w:val="en-US"/>
+        </w:rPr>
+        <w:t xml:space="preserve"> -o bin/</w:t>
+      </w:r>
+      <w:proofErr w:type="spellStart"/>
+      <w:r>
+        <w:rPr>
+          <w:rFonts w:ascii="Courier New" w:hAnsi="Courier New" w:cs="Courier New"/>
+          <w:color w:val="000000" w:themeColor="text1"/>
+          <w:lang w:val="en-US"/>
+        </w:rPr>
+        <w:t>test_prime</w:t>
+      </w:r>
+      <w:proofErr w:type="spellEnd"/>
+    </w:p>
+    <w:p>
+      <w:pPr>
+        <w:spacing w:line="360" w:lineRule="auto"/>
+        <w:ind w:left="1417" w:hanging="709"/>
+        <w:jc w:val="both"/>
+        <w:rPr>
+          <w:rFonts w:ascii="Courier New" w:hAnsi="Courier New" w:cs="Courier New"/>
+          <w:color w:val="000000" w:themeColor="text1"/>
+          <w:lang w:val="en-US"/>
+        </w:rPr>
+      </w:pPr>
+    </w:p>
+    <w:p>
+      <w:pPr>
+        <w:spacing w:line="360" w:lineRule="auto"/>
+        <w:ind w:left="1417" w:hanging="709"/>
+        <w:jc w:val="both"/>
+        <w:rPr>
+          <w:rFonts w:ascii="Courier New" w:hAnsi="Courier New" w:cs="Courier New"/>
+          <w:color w:val="000000" w:themeColor="text1"/>
+          <w:lang w:val="en-US"/>
+        </w:rPr>
+      </w:pPr>
+      <w:r>
+        <w:rPr>
+          <w:rFonts w:ascii="Courier New" w:hAnsi="Courier New" w:cs="Courier New"/>
+          <w:color w:val="000000" w:themeColor="text1"/>
+          <w:lang w:val="en-US"/>
+        </w:rPr>
+        <w:t xml:space="preserve">      - name: Upload compiled binaries</w:t>
+      </w:r>
+    </w:p>
+    <w:p>
+      <w:pPr>
+        <w:spacing w:line="360" w:lineRule="auto"/>
+        <w:ind w:left="1417" w:hanging="709"/>
+        <w:jc w:val="both"/>
+        <w:rPr>
+          <w:rFonts w:ascii="Courier New" w:hAnsi="Courier New" w:cs="Courier New"/>
+          <w:color w:val="000000" w:themeColor="text1"/>
+          <w:lang w:val="en-US"/>
+        </w:rPr>
+      </w:pPr>
+      <w:r>
+        <w:rPr>
+          <w:rFonts w:ascii="Courier New" w:hAnsi="Courier New" w:cs="Courier New"/>
+          <w:color w:val="000000" w:themeColor="text1"/>
+          <w:lang w:val="en-US"/>
+        </w:rPr>
+        <w:lastRenderedPageBreak/>
+        <w:t xml:space="preserve">        uses: actions/upload-artifact@v4</w:t>
+      </w:r>
+    </w:p>
+    <w:p>
+      <w:pPr>
+        <w:spacing w:line="360" w:lineRule="auto"/>
+        <w:ind w:left="1417" w:hanging="709"/>
+        <w:jc w:val="both"/>
+        <w:rPr>
+          <w:rFonts w:ascii="Courier New" w:hAnsi="Courier New" w:cs="Courier New"/>
+          <w:color w:val="000000" w:themeColor="text1"/>
+          <w:lang w:val="en-US"/>
+        </w:rPr>
+      </w:pPr>
+      <w:r>
+        <w:rPr>
+          <w:rFonts w:ascii="Courier New" w:hAnsi="Courier New" w:cs="Courier New"/>
+          <w:color w:val="000000" w:themeColor="text1"/>
+          <w:lang w:val="en-US"/>
+        </w:rPr>
+        <w:t xml:space="preserve">        with:</w:t>
+      </w:r>
+    </w:p>
+    <w:p>
+      <w:pPr>
+        <w:spacing w:line="360" w:lineRule="auto"/>
+        <w:ind w:left="1417" w:hanging="709"/>
+        <w:jc w:val="both"/>
+        <w:rPr>
+          <w:rFonts w:ascii="Courier New" w:hAnsi="Courier New" w:cs="Courier New"/>
+          <w:color w:val="000000" w:themeColor="text1"/>
+          <w:lang w:val="en-US"/>
+        </w:rPr>
+      </w:pPr>
+      <w:r>
+        <w:rPr>
+          <w:rFonts w:ascii="Courier New" w:hAnsi="Courier New" w:cs="Courier New"/>
+          <w:color w:val="000000" w:themeColor="text1"/>
+          <w:lang w:val="en-US"/>
+        </w:rPr>
+        <w:t xml:space="preserve">          name: compiled-binaries</w:t>
+      </w:r>
+    </w:p>
+    <w:p>
+      <w:pPr>
+        <w:spacing w:line="360" w:lineRule="auto"/>
+        <w:ind w:left="1417" w:hanging="709"/>
+        <w:jc w:val="both"/>
+        <w:rPr>
+          <w:rFonts w:ascii="Courier New" w:hAnsi="Courier New" w:cs="Courier New"/>
+          <w:color w:val="000000" w:themeColor="text1"/>
+          <w:lang w:val="en-US"/>
+        </w:rPr>
+      </w:pPr>
+      <w:r>
+        <w:rPr>
+          <w:rFonts w:ascii="Courier New" w:hAnsi="Courier New" w:cs="Courier New"/>
+          <w:color w:val="000000" w:themeColor="text1"/>
+          <w:lang w:val="en-US"/>
+        </w:rPr>
+        <w:t xml:space="preserve">          path: bin/</w:t>
+      </w:r>
+    </w:p>
+    <w:p>
+      <w:pPr>
+        <w:spacing w:line="360" w:lineRule="auto"/>
+        <w:ind w:left="1417" w:hanging="709"/>
+        <w:jc w:val="both"/>
+        <w:rPr>
+          <w:rFonts w:ascii="Courier New" w:hAnsi="Courier New" w:cs="Courier New"/>
+          <w:color w:val="000000" w:themeColor="text1"/>
+          <w:lang w:val="en-US"/>
+        </w:rPr>
+      </w:pPr>
+      <w:r>
+        <w:rPr>
+          <w:rFonts w:ascii="Courier New" w:hAnsi="Courier New" w:cs="Courier New"/>
+          <w:color w:val="000000" w:themeColor="text1"/>
+          <w:lang w:val="en-US"/>
+        </w:rPr>
+        <w:t xml:space="preserve">          retention-days: 1</w:t>
+      </w:r>
+    </w:p>
+    <w:p>
+      <w:pPr>
+        <w:spacing w:line="360" w:lineRule="auto"/>
+        <w:ind w:left="1417" w:hanging="709"/>
+        <w:jc w:val="both"/>
+        <w:rPr>
+          <w:rFonts w:ascii="Courier New" w:hAnsi="Courier New" w:cs="Courier New"/>
+          <w:color w:val="000000" w:themeColor="text1"/>
+          <w:lang w:val="en-US"/>
+        </w:rPr>
+      </w:pPr>
+    </w:p>
+    <w:p>
+      <w:pPr>
+        <w:spacing w:line="360" w:lineRule="auto"/>
+        <w:ind w:left="1417" w:hanging="709"/>
+        <w:jc w:val="both"/>
+        <w:rPr>
+          <w:rFonts w:ascii="Courier New" w:hAnsi="Courier New" w:cs="Courier New"/>
+          <w:color w:val="000000" w:themeColor="text1"/>
+          <w:lang w:val="en-US"/>
+        </w:rPr>
+      </w:pPr>
+      <w:r>
+        <w:rPr>
+          <w:rFonts w:ascii="Courier New" w:hAnsi="Courier New" w:cs="Courier New"/>
+          <w:color w:val="000000" w:themeColor="text1"/>
+          <w:lang w:val="en-US"/>
+        </w:rPr>
+        <w:t xml:space="preserve">  # ------------------------------------</w:t>
+      </w:r>
+    </w:p>
+    <w:p>
+      <w:pPr>
+        <w:spacing w:line="360" w:lineRule="auto"/>
+        <w:ind w:left="1417" w:hanging="709"/>
+        <w:jc w:val="both"/>
+        <w:rPr>
+          <w:rFonts w:ascii="Courier New" w:hAnsi="Courier New" w:cs="Courier New"/>
+          <w:color w:val="000000" w:themeColor="text1"/>
+          <w:lang w:val="en-US"/>
+        </w:rPr>
+      </w:pPr>
+      <w:r>
+        <w:rPr>
+          <w:rFonts w:ascii="Courier New" w:hAnsi="Courier New" w:cs="Courier New"/>
+          <w:color w:val="000000" w:themeColor="text1"/>
+          <w:lang w:val="en-US"/>
+        </w:rPr>
+        <w:t xml:space="preserve">  # ЭТАП 2: ТЕСТИРОВАНИЕ</w:t>
+      </w:r>
+    </w:p>
+    <w:p>
+      <w:pPr>
+        <w:spacing w:line="360" w:lineRule="auto"/>
+        <w:ind w:left="1417" w:hanging="709"/>
+        <w:jc w:val="both"/>
+        <w:rPr>
+          <w:rFonts w:ascii="Courier New" w:hAnsi="Courier New" w:cs="Courier New"/>
+          <w:color w:val="000000" w:themeColor="text1"/>
+          <w:lang w:val="en-US"/>
+        </w:rPr>
+      </w:pPr>
+      <w:r>
+        <w:rPr>
+          <w:rFonts w:ascii="Courier New" w:hAnsi="Courier New" w:cs="Courier New"/>
+          <w:color w:val="000000" w:themeColor="text1"/>
+          <w:lang w:val="en-US"/>
+        </w:rPr>
+        <w:t xml:space="preserve">  # ------------------------------------</w:t>
+      </w:r>
+    </w:p>
+    <w:p>
+      <w:pPr>
+        <w:spacing w:line="360" w:lineRule="auto"/>
+        <w:ind w:left="1417" w:hanging="709"/>
+        <w:jc w:val="both"/>
+        <w:rPr>
+          <w:rFonts w:ascii="Courier New" w:hAnsi="Courier New" w:cs="Courier New"/>
+          <w:color w:val="000000" w:themeColor="text1"/>
+          <w:lang w:val="en-US"/>
+        </w:rPr>
+      </w:pPr>
+      <w:r>
+        <w:rPr>
+          <w:rFonts w:ascii="Courier New" w:hAnsi="Courier New" w:cs="Courier New"/>
+          <w:color w:val="000000" w:themeColor="text1"/>
+          <w:lang w:val="en-US"/>
+        </w:rPr>
+        <w:t xml:space="preserve">  test:</w:t>
+      </w:r>
+    </w:p>
+    <w:p>
+      <w:pPr>
+        <w:spacing w:line="360" w:lineRule="auto"/>
+        <w:ind w:left="1417" w:hanging="709"/>
+        <w:jc w:val="both"/>
+        <w:rPr>
+          <w:rFonts w:ascii="Courier New" w:hAnsi="Courier New" w:cs="Courier New"/>
+          <w:color w:val="000000" w:themeColor="text1"/>
+        </w:rPr>
+      </w:pPr>
+      <w:r>
+        <w:rPr>
+          <w:rFonts w:ascii="Courier New" w:hAnsi="Courier New" w:cs="Courier New"/>
+          <w:color w:val="000000" w:themeColor="text1"/>
+          <w:lang w:val="en-US"/>
+        </w:rPr>
+        <w:t xml:space="preserve">    needs</w:t>
+      </w:r>
+      <w:r>
+        <w:rPr>
+          <w:rFonts w:ascii="Courier New" w:hAnsi="Courier New" w:cs="Courier New"/>
+          <w:color w:val="000000" w:themeColor="text1"/>
+        </w:rPr>
+        <w:t xml:space="preserve">: </w:t>
+      </w:r>
+      <w:r>
+        <w:rPr>
+          <w:rFonts w:ascii="Courier New" w:hAnsi="Courier New" w:cs="Courier New"/>
+          <w:color w:val="000000" w:themeColor="text1"/>
+          <w:lang w:val="en-US"/>
+        </w:rPr>
+        <w:t>build</w:t>
+      </w:r>
+      <w:r>
+        <w:rPr>
+          <w:rFonts w:ascii="Courier New" w:hAnsi="Courier New" w:cs="Courier New"/>
+          <w:color w:val="000000" w:themeColor="text1"/>
+        </w:rPr>
+        <w:t xml:space="preserve">  # Ждем успешного завершения сборки</w:t>
+      </w:r>
+    </w:p>
+    <w:p>
+      <w:pPr>
+        <w:spacing w:line="360" w:lineRule="auto"/>
+        <w:ind w:left="1417" w:hanging="709"/>
+        <w:jc w:val="both"/>
+        <w:rPr>
+          <w:rFonts w:ascii="Courier New" w:hAnsi="Courier New" w:cs="Courier New"/>
+          <w:color w:val="000000" w:themeColor="text1"/>
+          <w:lang w:val="en-US"/>
+        </w:rPr>
+      </w:pPr>
+      <w:r>
+        <w:rPr>
+          <w:rFonts w:ascii="Courier New" w:hAnsi="Courier New" w:cs="Courier New"/>
+          <w:color w:val="000000" w:themeColor="text1"/>
+        </w:rPr>
+        <w:t xml:space="preserve">    </w:t>
+      </w:r>
+      <w:r>
+        <w:rPr>
+          <w:rFonts w:ascii="Courier New" w:hAnsi="Courier New" w:cs="Courier New"/>
+          <w:color w:val="000000" w:themeColor="text1"/>
+          <w:lang w:val="en-US"/>
+        </w:rPr>
+        <w:t>runs-on: ubuntu-22.04</w:t>
+      </w:r>
+    </w:p>
+    <w:p>
+      <w:pPr>
+        <w:spacing w:line="360" w:lineRule="auto"/>
+        <w:ind w:left="1417" w:hanging="709"/>
+        <w:jc w:val="both"/>
+        <w:rPr>
+          <w:rFonts w:ascii="Courier New" w:hAnsi="Courier New" w:cs="Courier New"/>
+          <w:color w:val="000000" w:themeColor="text1"/>
+          <w:lang w:val="en-US"/>
+        </w:rPr>
+      </w:pPr>
+      <w:r>
+        <w:rPr>
+          <w:rFonts w:ascii="Courier New" w:hAnsi="Courier New" w:cs="Courier New"/>
+          <w:color w:val="000000" w:themeColor="text1"/>
+          <w:lang w:val="en-US"/>
+        </w:rPr>
+        <w:t xml:space="preserve">    steps:</w:t>
+      </w:r>
+    </w:p>
+    <w:p>
+      <w:pPr>
+        <w:spacing w:line="360" w:lineRule="auto"/>
+        <w:ind w:left="1417" w:hanging="709"/>
+        <w:jc w:val="both"/>
+        <w:rPr>
+          <w:rFonts w:ascii="Courier New" w:hAnsi="Courier New" w:cs="Courier New"/>
+          <w:color w:val="000000" w:themeColor="text1"/>
+          <w:lang w:val="en-US"/>
+        </w:rPr>
+      </w:pPr>
+      <w:r>
+        <w:rPr>
+          <w:rFonts w:ascii="Courier New" w:hAnsi="Courier New" w:cs="Courier New"/>
+          <w:color w:val="000000" w:themeColor="text1"/>
+          <w:lang w:val="en-US"/>
+        </w:rPr>
+        <w:t xml:space="preserve">      - name: Checkout code</w:t>
+      </w:r>
+    </w:p>
+    <w:p>
+      <w:pPr>
+        <w:spacing w:line="360" w:lineRule="auto"/>
+        <w:ind w:left="1417" w:hanging="709"/>
+        <w:jc w:val="both"/>
+        <w:rPr>
+          <w:rFonts w:ascii="Courier New" w:hAnsi="Courier New" w:cs="Courier New"/>
+          <w:color w:val="000000" w:themeColor="text1"/>
+          <w:lang w:val="en-US"/>
+        </w:rPr>
+      </w:pPr>
+      <w:r>
+        <w:rPr>
+          <w:rFonts w:ascii="Courier New" w:hAnsi="Courier New" w:cs="Courier New"/>
+          <w:color w:val="000000" w:themeColor="text1"/>
+          <w:lang w:val="en-US"/>
+        </w:rPr>
+        <w:t xml:space="preserve">        uses: actions/checkout@v4</w:t>
+      </w:r>
+    </w:p>
+    <w:p>
+      <w:pPr>
+        <w:spacing w:line="360" w:lineRule="auto"/>
+        <w:ind w:left="1417" w:hanging="709"/>
+        <w:jc w:val="both"/>
+        <w:rPr>
+          <w:rFonts w:ascii="Courier New" w:hAnsi="Courier New" w:cs="Courier New"/>
+          <w:color w:val="000000" w:themeColor="text1"/>
+          <w:lang w:val="en-US"/>
+        </w:rPr>
+      </w:pPr>
+    </w:p>
+    <w:p>
+      <w:pPr>
+        <w:spacing w:line="360" w:lineRule="auto"/>
+        <w:ind w:left="1417" w:hanging="709"/>
+        <w:jc w:val="both"/>
+        <w:rPr>
+          <w:rFonts w:ascii="Courier New" w:hAnsi="Courier New" w:cs="Courier New"/>
+          <w:color w:val="000000" w:themeColor="text1"/>
+          <w:lang w:val="en-US"/>
+        </w:rPr>
+      </w:pPr>
+      <w:r>
+        <w:rPr>
+          <w:rFonts w:ascii="Courier New" w:hAnsi="Courier New" w:cs="Courier New"/>
+          <w:color w:val="000000" w:themeColor="text1"/>
+          <w:lang w:val="en-US"/>
+        </w:rPr>
+        <w:t xml:space="preserve">      - name: Download compiled binaries</w:t>
+      </w:r>
+    </w:p>
+    <w:p>
+      <w:pPr>
+        <w:spacing w:line="360" w:lineRule="auto"/>
+        <w:ind w:left="1417" w:hanging="709"/>
+        <w:jc w:val="both"/>
+        <w:rPr>
+          <w:rFonts w:ascii="Courier New" w:hAnsi="Courier New" w:cs="Courier New"/>
+          <w:color w:val="000000" w:themeColor="text1"/>
+          <w:lang w:val="en-US"/>
+        </w:rPr>
+      </w:pPr>
+      <w:r>
+        <w:rPr>
+          <w:rFonts w:ascii="Courier New" w:hAnsi="Courier New" w:cs="Courier New"/>
+          <w:color w:val="000000" w:themeColor="text1"/>
+          <w:lang w:val="en-US"/>
+        </w:rPr>
+        <w:t xml:space="preserve">        uses: actions/download-artifact@v4</w:t>
+      </w:r>
+    </w:p>
+    <w:p>
+      <w:pPr>
+        <w:spacing w:line="360" w:lineRule="auto"/>
+        <w:ind w:left="1417" w:hanging="709"/>
+        <w:jc w:val="both"/>
+        <w:rPr>
+          <w:rFonts w:ascii="Courier New" w:hAnsi="Courier New" w:cs="Courier New"/>
+          <w:color w:val="000000" w:themeColor="text1"/>
+          <w:lang w:val="en-US"/>
+        </w:rPr>
+      </w:pPr>
+      <w:r>
+        <w:rPr>
+          <w:rFonts w:ascii="Courier New" w:hAnsi="Courier New" w:cs="Courier New"/>
+          <w:color w:val="000000" w:themeColor="text1"/>
+          <w:lang w:val="en-US"/>
+        </w:rPr>
+        <w:t xml:space="preserve">        with:</w:t>
+      </w:r>
+    </w:p>
+    <w:p>
+      <w:pPr>
+        <w:spacing w:line="360" w:lineRule="auto"/>
+        <w:ind w:left="1417" w:hanging="709"/>
+        <w:jc w:val="both"/>
+        <w:rPr>
+          <w:rFonts w:ascii="Courier New" w:hAnsi="Courier New" w:cs="Courier New"/>
+          <w:color w:val="000000" w:themeColor="text1"/>
+          <w:lang w:val="en-US"/>
+        </w:rPr>
+      </w:pPr>
+      <w:r>
+        <w:rPr>
+          <w:rFonts w:ascii="Courier New" w:hAnsi="Courier New" w:cs="Courier New"/>
+          <w:color w:val="000000" w:themeColor="text1"/>
+          <w:lang w:val="en-US"/>
+        </w:rPr>
+        <w:t xml:space="preserve">          name: compiled-binaries</w:t>
+      </w:r>
+    </w:p>
+    <w:p>
+      <w:pPr>
+        <w:spacing w:line="360" w:lineRule="auto"/>
+        <w:ind w:left="1417" w:hanging="709"/>
+        <w:jc w:val="both"/>
+        <w:rPr>
+          <w:rFonts w:ascii="Courier New" w:hAnsi="Courier New" w:cs="Courier New"/>
+          <w:color w:val="000000" w:themeColor="text1"/>
+          <w:lang w:val="en-US"/>
+        </w:rPr>
+      </w:pPr>
+      <w:r>
+        <w:rPr>
+          <w:rFonts w:ascii="Courier New" w:hAnsi="Courier New" w:cs="Courier New"/>
+          <w:color w:val="000000" w:themeColor="text1"/>
+          <w:lang w:val="en-US"/>
+        </w:rPr>
+        <w:t xml:space="preserve">          path: bin/</w:t>
+      </w:r>
+    </w:p>
+    <w:p>
+      <w:pPr>
+        <w:spacing w:line="360" w:lineRule="auto"/>
+        <w:ind w:left="1417" w:hanging="709"/>
+        <w:jc w:val="both"/>
+        <w:rPr>
+          <w:rFonts w:ascii="Courier New" w:hAnsi="Courier New" w:cs="Courier New"/>
+          <w:color w:val="000000" w:themeColor="text1"/>
+          <w:lang w:val="en-US"/>
+        </w:rPr>
+      </w:pPr>
+    </w:p>
+    <w:p>
+      <w:pPr>
+        <w:spacing w:line="360" w:lineRule="auto"/>
+        <w:ind w:left="1417" w:hanging="709"/>
+        <w:jc w:val="both"/>
+        <w:rPr>
+          <w:rFonts w:ascii="Courier New" w:hAnsi="Courier New" w:cs="Courier New"/>
+          <w:color w:val="000000" w:themeColor="text1"/>
+          <w:lang w:val="en-US"/>
+        </w:rPr>
+      </w:pPr>
+      <w:r>
+        <w:rPr>
+          <w:rFonts w:ascii="Courier New" w:hAnsi="Courier New" w:cs="Courier New"/>
+          <w:color w:val="000000" w:themeColor="text1"/>
+          <w:lang w:val="en-US"/>
+        </w:rPr>
+        <w:t xml:space="preserve">      - name: Run tests</w:t>
+      </w:r>
+    </w:p>
+    <w:p>
+      <w:pPr>
+        <w:spacing w:line="360" w:lineRule="auto"/>
+        <w:ind w:left="1417" w:hanging="709"/>
+        <w:jc w:val="both"/>
+        <w:rPr>
+          <w:rFonts w:ascii="Courier New" w:hAnsi="Courier New" w:cs="Courier New"/>
+          <w:color w:val="000000" w:themeColor="text1"/>
+          <w:lang w:val="en-US"/>
+        </w:rPr>
+      </w:pPr>
+      <w:r>
+        <w:rPr>
+          <w:rFonts w:ascii="Courier New" w:hAnsi="Courier New" w:cs="Courier New"/>
+          <w:color w:val="000000" w:themeColor="text1"/>
+          <w:lang w:val="en-US"/>
+        </w:rPr>
+        <w:t xml:space="preserve">        run: |</w:t>
+      </w:r>
+    </w:p>
+    <w:p>
+      <w:pPr>
+        <w:spacing w:line="360" w:lineRule="auto"/>
+        <w:ind w:left="1417" w:hanging="709"/>
+        <w:jc w:val="both"/>
+        <w:rPr>
+          <w:rFonts w:ascii="Courier New" w:hAnsi="Courier New" w:cs="Courier New"/>
+          <w:color w:val="000000" w:themeColor="text1"/>
+          <w:lang w:val="en-US"/>
+        </w:rPr>
+      </w:pPr>
+      <w:r>
+        <w:rPr>
+          <w:rFonts w:ascii="Courier New" w:hAnsi="Courier New" w:cs="Courier New"/>
+          <w:color w:val="000000" w:themeColor="text1"/>
+          <w:lang w:val="en-US"/>
+        </w:rPr>
+        <w:t xml:space="preserve">          </w:t>
+      </w:r>
+      <w:proofErr w:type="spellStart"/>
+      <w:r>
+        <w:rPr>
+          <w:rFonts w:ascii="Courier New" w:hAnsi="Courier New" w:cs="Courier New"/>
+          <w:color w:val="000000" w:themeColor="text1"/>
+          <w:lang w:val="en-US"/>
+        </w:rPr>
+        <w:t>chmod</w:t>
+      </w:r>
+      <w:proofErr w:type="spellEnd"/>
+      <w:r>
+        <w:rPr>
+          <w:rFonts w:ascii="Courier New" w:hAnsi="Courier New" w:cs="Courier New"/>
+          <w:color w:val="000000" w:themeColor="text1"/>
+          <w:lang w:val="en-US"/>
+        </w:rPr>
+        <w:t xml:space="preserve"> +x bin/</w:t>
+      </w:r>
+      <w:proofErr w:type="spellStart"/>
+      <w:r>
+        <w:rPr>
+          <w:rFonts w:ascii="Courier New" w:hAnsi="Courier New" w:cs="Courier New"/>
+          <w:color w:val="000000" w:themeColor="text1"/>
+          <w:lang w:val="en-US"/>
+        </w:rPr>
+        <w:t>test_prime</w:t>
+      </w:r>
+      <w:proofErr w:type="spellEnd"/>
+    </w:p>
+    <w:p>
+      <w:pPr>
+        <w:spacing w:line="360" w:lineRule="auto"/>
+        <w:ind w:left="1417" w:hanging="709"/>
+        <w:jc w:val="both"/>
+        <w:rPr>
+          <w:rFonts w:ascii="Courier New" w:hAnsi="Courier New" w:cs="Courier New"/>
+          <w:color w:val="000000" w:themeColor="text1"/>
+          <w:lang w:val="en-US"/>
+        </w:rPr>
+      </w:pPr>
+      <w:r>
+        <w:rPr>
+          <w:rFonts w:ascii="Courier New" w:hAnsi="Courier New" w:cs="Courier New"/>
+          <w:color w:val="000000" w:themeColor="text1"/>
+          <w:lang w:val="en-US"/>
+        </w:rPr>
+        <w:t xml:space="preserve">          ./bin/</w:t>
+      </w:r>
+      <w:proofErr w:type="spellStart"/>
+      <w:r>
+        <w:rPr>
+          <w:rFonts w:ascii="Courier New" w:hAnsi="Courier New" w:cs="Courier New"/>
+          <w:color w:val="000000" w:themeColor="text1"/>
+          <w:lang w:val="en-US"/>
+        </w:rPr>
+        <w:t>test_prime</w:t>
+      </w:r>
+      <w:proofErr w:type="spellEnd"/>
+    </w:p>
+    <w:p>
+      <w:pPr>
+        <w:spacing w:line="360" w:lineRule="auto"/>
+        <w:ind w:left="1417" w:hanging="709"/>
+        <w:jc w:val="both"/>
+        <w:rPr>
+          <w:rFonts w:ascii="Courier New" w:hAnsi="Courier New" w:cs="Courier New"/>
+          <w:color w:val="000000" w:themeColor="text1"/>
+          <w:lang w:val="en-US"/>
+        </w:rPr>
+      </w:pPr>
+    </w:p>
+    <w:p>
+      <w:pPr>
+        <w:spacing w:line="360" w:lineRule="auto"/>
+        <w:ind w:left="1417" w:hanging="709"/>
+        <w:jc w:val="both"/>
+        <w:rPr>
+          <w:rFonts w:ascii="Courier New" w:hAnsi="Courier New" w:cs="Courier New"/>
+          <w:color w:val="000000" w:themeColor="text1"/>
+          <w:lang w:val="en-US"/>
+        </w:rPr>
+      </w:pPr>
+      <w:r>
+        <w:rPr>
+          <w:rFonts w:ascii="Courier New" w:hAnsi="Courier New" w:cs="Courier New"/>
+          <w:color w:val="000000" w:themeColor="text1"/>
+          <w:lang w:val="en-US"/>
+        </w:rPr>
+        <w:t xml:space="preserve">  # ------------------------------------</w:t>
+      </w:r>
+    </w:p>
+    <w:p>
+      <w:pPr>
+        <w:spacing w:line="360" w:lineRule="auto"/>
+        <w:ind w:left="1417" w:hanging="709"/>
+        <w:jc w:val="both"/>
+        <w:rPr>
+          <w:rFonts w:ascii="Courier New" w:hAnsi="Courier New" w:cs="Courier New"/>
+          <w:color w:val="000000" w:themeColor="text1"/>
+          <w:lang w:val="en-US"/>
+        </w:rPr>
+      </w:pPr>
+      <w:r>
+        <w:rPr>
+          <w:rFonts w:ascii="Courier New" w:hAnsi="Courier New" w:cs="Courier New"/>
+          <w:color w:val="000000" w:themeColor="text1"/>
+          <w:lang w:val="en-US"/>
+        </w:rPr>
+        <w:t xml:space="preserve">  # ЭТАП 3: УПАКОВКА В DEB-ПАКЕТ</w:t>
+      </w:r>
+    </w:p>
+    <w:p>
+      <w:pPr>
+        <w:spacing w:line="360" w:lineRule="auto"/>
+        <w:ind w:left="1417" w:hanging="709"/>
+        <w:jc w:val="both"/>
+        <w:rPr>
+          <w:rFonts w:ascii="Courier New" w:hAnsi="Courier New" w:cs="Courier New"/>
+          <w:color w:val="000000" w:themeColor="text1"/>
+        </w:rPr>
+      </w:pPr>
+      <w:r>
+        <w:rPr>
+          <w:rFonts w:ascii="Courier New" w:hAnsi="Courier New" w:cs="Courier New"/>
+          <w:color w:val="000000" w:themeColor="text1"/>
+          <w:lang w:val="en-US"/>
+        </w:rPr>
+        <w:t xml:space="preserve">  </w:t>
+      </w:r>
+      <w:r>
+        <w:rPr>
+          <w:rFonts w:ascii="Courier New" w:hAnsi="Courier New" w:cs="Courier New"/>
+          <w:color w:val="000000" w:themeColor="text1"/>
+        </w:rPr>
+        <w:t># ------------------------------------</w:t>
+      </w:r>
+    </w:p>
+    <w:p>
+      <w:pPr>
+        <w:spacing w:line="360" w:lineRule="auto"/>
+        <w:ind w:left="1417" w:hanging="709"/>
+        <w:jc w:val="both"/>
+        <w:rPr>
+          <w:rFonts w:ascii="Courier New" w:hAnsi="Courier New" w:cs="Courier New"/>
+          <w:color w:val="000000" w:themeColor="text1"/>
+        </w:rPr>
+      </w:pPr>
+      <w:r>
+        <w:rPr>
+          <w:rFonts w:ascii="Courier New" w:hAnsi="Courier New" w:cs="Courier New"/>
+          <w:color w:val="000000" w:themeColor="text1"/>
+        </w:rPr>
+        <w:t xml:space="preserve">  </w:t>
+      </w:r>
+      <w:r>
+        <w:rPr>
+          <w:rFonts w:ascii="Courier New" w:hAnsi="Courier New" w:cs="Courier New"/>
+          <w:color w:val="000000" w:themeColor="text1"/>
+          <w:lang w:val="en-US"/>
+        </w:rPr>
+        <w:t>package</w:t>
+      </w:r>
+      <w:r>
+        <w:rPr>
+          <w:rFonts w:ascii="Courier New" w:hAnsi="Courier New" w:cs="Courier New"/>
+          <w:color w:val="000000" w:themeColor="text1"/>
+        </w:rPr>
+        <w:t>:</w:t>
+      </w:r>
+    </w:p>
+    <w:p>
+      <w:pPr>
+        <w:spacing w:line="360" w:lineRule="auto"/>
+        <w:ind w:left="1417" w:hanging="709"/>
+        <w:jc w:val="both"/>
+        <w:rPr>
+          <w:rFonts w:ascii="Courier New" w:hAnsi="Courier New" w:cs="Courier New"/>
+          <w:color w:val="000000" w:themeColor="text1"/>
+        </w:rPr>
+      </w:pPr>
+      <w:r>
+        <w:rPr>
+          <w:rFonts w:ascii="Courier New" w:hAnsi="Courier New" w:cs="Courier New"/>
+          <w:color w:val="000000" w:themeColor="text1"/>
+        </w:rPr>
+        <w:t xml:space="preserve">    </w:t>
+      </w:r>
+      <w:r>
+        <w:rPr>
+          <w:rFonts w:ascii="Courier New" w:hAnsi="Courier New" w:cs="Courier New"/>
+          <w:color w:val="000000" w:themeColor="text1"/>
+          <w:lang w:val="en-US"/>
+        </w:rPr>
+        <w:t>needs</w:t>
+      </w:r>
+      <w:r>
+        <w:rPr>
+          <w:rFonts w:ascii="Courier New" w:hAnsi="Courier New" w:cs="Courier New"/>
+          <w:color w:val="000000" w:themeColor="text1"/>
+        </w:rPr>
+        <w:t xml:space="preserve">: </w:t>
+      </w:r>
+      <w:r>
+        <w:rPr>
+          <w:rFonts w:ascii="Courier New" w:hAnsi="Courier New" w:cs="Courier New"/>
+          <w:color w:val="000000" w:themeColor="text1"/>
+          <w:lang w:val="en-US"/>
+        </w:rPr>
+        <w:t>test</w:t>
+      </w:r>
+      <w:r>
+        <w:rPr>
+          <w:rFonts w:ascii="Courier New" w:hAnsi="Courier New" w:cs="Courier New"/>
+          <w:color w:val="000000" w:themeColor="text1"/>
+        </w:rPr>
+        <w:t xml:space="preserve">  # Ждем успешного завершения тестов</w:t>
+      </w:r>
+    </w:p>
+    <w:p>
+      <w:pPr>
+        <w:spacing w:line="360" w:lineRule="auto"/>
+        <w:ind w:left="1417" w:hanging="709"/>
+        <w:jc w:val="both"/>
+        <w:rPr>
+          <w:rFonts w:ascii="Courier New" w:hAnsi="Courier New" w:cs="Courier New"/>
+          <w:color w:val="000000" w:themeColor="text1"/>
+          <w:lang w:val="en-US"/>
+        </w:rPr>
+      </w:pPr>
+      <w:r>
+        <w:rPr>
+          <w:rFonts w:ascii="Courier New" w:hAnsi="Courier New" w:cs="Courier New"/>
+          <w:color w:val="000000" w:themeColor="text1"/>
+        </w:rPr>
+        <w:t xml:space="preserve">    </w:t>
+      </w:r>
+      <w:r>
+        <w:rPr>
+          <w:rFonts w:ascii="Courier New" w:hAnsi="Courier New" w:cs="Courier New"/>
+          <w:color w:val="000000" w:themeColor="text1"/>
+          <w:lang w:val="en-US"/>
+        </w:rPr>
+        <w:t>runs-on: ubuntu-22.04</w:t>
+      </w:r>
+    </w:p>
+    <w:p>
+      <w:pPr>
+        <w:spacing w:line="360" w:lineRule="auto"/>
+        <w:ind w:left="1417" w:hanging="709"/>
+        <w:jc w:val="both"/>
+        <w:rPr>
+          <w:rFonts w:ascii="Courier New" w:hAnsi="Courier New" w:cs="Courier New"/>
+          <w:color w:val="000000" w:themeColor="text1"/>
+          <w:lang w:val="en-US"/>
+        </w:rPr>
+      </w:pPr>
+      <w:r>
+        <w:rPr>
+          <w:rFonts w:ascii="Courier New" w:hAnsi="Courier New" w:cs="Courier New"/>
+          <w:color w:val="000000" w:themeColor="text1"/>
+          <w:lang w:val="en-US"/>
+        </w:rPr>
+        <w:t xml:space="preserve">    steps:</w:t>
+      </w:r>
+    </w:p>
+    <w:p>
+      <w:pPr>
+        <w:spacing w:line="360" w:lineRule="auto"/>
+        <w:ind w:left="1417" w:hanging="709"/>
+        <w:jc w:val="both"/>
+        <w:rPr>
+          <w:rFonts w:ascii="Courier New" w:hAnsi="Courier New" w:cs="Courier New"/>
+          <w:color w:val="000000" w:themeColor="text1"/>
+          <w:lang w:val="en-US"/>
+        </w:rPr>
+      </w:pPr>
+      <w:r>
+        <w:rPr>
+          <w:rFonts w:ascii="Courier New" w:hAnsi="Courier New" w:cs="Courier New"/>
+          <w:color w:val="000000" w:themeColor="text1"/>
+          <w:lang w:val="en-US"/>
+        </w:rPr>
+        <w:t xml:space="preserve">      - name: Checkout code</w:t>
+      </w:r>
+    </w:p>
+    <w:p>
+      <w:pPr>
+        <w:spacing w:line="360" w:lineRule="auto"/>
+        <w:ind w:left="1417" w:hanging="709"/>
+        <w:jc w:val="both"/>
+        <w:rPr>
+          <w:rFonts w:ascii="Courier New" w:hAnsi="Courier New" w:cs="Courier New"/>
+          <w:color w:val="000000" w:themeColor="text1"/>
+          <w:lang w:val="en-US"/>
+        </w:rPr>
+      </w:pPr>
+      <w:r>
+        <w:rPr>
+          <w:rFonts w:ascii="Courier New" w:hAnsi="Courier New" w:cs="Courier New"/>
+          <w:color w:val="000000" w:themeColor="text1"/>
+          <w:lang w:val="en-US"/>
+        </w:rPr>
+        <w:t xml:space="preserve">        uses: actions/checkout@v4</w:t>
+      </w:r>
+    </w:p>
+    <w:p>
+      <w:pPr>
+        <w:spacing w:line="360" w:lineRule="auto"/>
+        <w:ind w:left="1417" w:hanging="709"/>
+        <w:jc w:val="both"/>
+        <w:rPr>
+          <w:rFonts w:ascii="Courier New" w:hAnsi="Courier New" w:cs="Courier New"/>
+          <w:color w:val="000000" w:themeColor="text1"/>
+          <w:lang w:val="en-US"/>
+        </w:rPr>
+      </w:pPr>
+    </w:p>
+    <w:p>
+      <w:pPr>
+        <w:spacing w:line="360" w:lineRule="auto"/>
+        <w:ind w:left="1417" w:hanging="709"/>
+        <w:jc w:val="both"/>
+        <w:rPr>
+          <w:rFonts w:ascii="Courier New" w:hAnsi="Courier New" w:cs="Courier New"/>
+          <w:color w:val="000000" w:themeColor="text1"/>
+          <w:lang w:val="en-US"/>
+        </w:rPr>
+      </w:pPr>
+      <w:r>
+        <w:rPr>
+          <w:rFonts w:ascii="Courier New" w:hAnsi="Courier New" w:cs="Courier New"/>
+          <w:color w:val="000000" w:themeColor="text1"/>
+          <w:lang w:val="en-US"/>
+        </w:rPr>
+        <w:t xml:space="preserve">      - name: Download compiled binaries</w:t>
+      </w:r>
+    </w:p>
+    <w:p>
+      <w:pPr>
+        <w:spacing w:line="360" w:lineRule="auto"/>
+        <w:ind w:left="1417" w:hanging="709"/>
+        <w:jc w:val="both"/>
+        <w:rPr>
+          <w:rFonts w:ascii="Courier New" w:hAnsi="Courier New" w:cs="Courier New"/>
+          <w:color w:val="000000" w:themeColor="text1"/>
+          <w:lang w:val="en-US"/>
+        </w:rPr>
+      </w:pPr>
+      <w:r>
+        <w:rPr>
+          <w:rFonts w:ascii="Courier New" w:hAnsi="Courier New" w:cs="Courier New"/>
+          <w:color w:val="000000" w:themeColor="text1"/>
+          <w:lang w:val="en-US"/>
+        </w:rPr>
+        <w:t xml:space="preserve">        uses: actions/download-artifact@v4</w:t>
+      </w:r>
+    </w:p>
+    <w:p>
+      <w:pPr>
+        <w:spacing w:line="360" w:lineRule="auto"/>
+        <w:ind w:left="1417" w:hanging="709"/>
+        <w:jc w:val="both"/>
+        <w:rPr>
+          <w:rFonts w:ascii="Courier New" w:hAnsi="Courier New" w:cs="Courier New"/>
+          <w:color w:val="000000" w:themeColor="text1"/>
+          <w:lang w:val="en-US"/>
+        </w:rPr>
+      </w:pPr>
+      <w:r>
+        <w:rPr>
+          <w:rFonts w:ascii="Courier New" w:hAnsi="Courier New" w:cs="Courier New"/>
+          <w:color w:val="000000" w:themeColor="text1"/>
+          <w:lang w:val="en-US"/>
+        </w:rPr>
+        <w:t xml:space="preserve">        with:</w:t>
+      </w:r>
+    </w:p>
+    <w:p>
+      <w:pPr>
+        <w:spacing w:line="360" w:lineRule="auto"/>
+        <w:ind w:left="1417" w:hanging="709"/>
+        <w:jc w:val="both"/>
+        <w:rPr>
+          <w:rFonts w:ascii="Courier New" w:hAnsi="Courier New" w:cs="Courier New"/>
+          <w:color w:val="000000" w:themeColor="text1"/>
+          <w:lang w:val="en-US"/>
+        </w:rPr>
+      </w:pPr>
+      <w:r>
+        <w:rPr>
+          <w:rFonts w:ascii="Courier New" w:hAnsi="Courier New" w:cs="Courier New"/>
+          <w:color w:val="000000" w:themeColor="text1"/>
+          <w:lang w:val="en-US"/>
+        </w:rPr>
+        <w:t xml:space="preserve">          name: compiled-binaries</w:t>
+      </w:r>
+    </w:p>
+    <w:p>
+      <w:pPr>
+        <w:spacing w:line="360" w:lineRule="auto"/>
+        <w:ind w:left="1417" w:hanging="709"/>
+        <w:jc w:val="both"/>
+        <w:rPr>
+          <w:rFonts w:ascii="Courier New" w:hAnsi="Courier New" w:cs="Courier New"/>
+          <w:color w:val="000000" w:themeColor="text1"/>
+          <w:lang w:val="en-US"/>
+        </w:rPr>
+      </w:pPr>
+      <w:r>
+        <w:rPr>
+          <w:rFonts w:ascii="Courier New" w:hAnsi="Courier New" w:cs="Courier New"/>
+          <w:color w:val="000000" w:themeColor="text1"/>
+          <w:lang w:val="en-US"/>
+        </w:rPr>
+        <w:t xml:space="preserve">          path: bin/</w:t>
+      </w:r>
+    </w:p>
+    <w:p>
+      <w:pPr>
+        <w:spacing w:line="360" w:lineRule="auto"/>
+        <w:ind w:left="1417" w:hanging="709"/>
+        <w:jc w:val="both"/>
+        <w:rPr>
+          <w:rFonts w:ascii="Courier New" w:hAnsi="Courier New" w:cs="Courier New"/>
+          <w:color w:val="000000" w:themeColor="text1"/>
+          <w:lang w:val="en-US"/>
+        </w:rPr>
+      </w:pPr>
+    </w:p>
+    <w:p>
+      <w:pPr>
+        <w:spacing w:line="360" w:lineRule="auto"/>
+        <w:ind w:left="1417" w:hanging="709"/>
+        <w:jc w:val="both"/>
+        <w:rPr>
+          <w:rFonts w:ascii="Courier New" w:hAnsi="Courier New" w:cs="Courier New"/>
+          <w:color w:val="000000" w:themeColor="text1"/>
+          <w:lang w:val="en-US"/>
+        </w:rPr>
+      </w:pPr>
+      <w:r>
+        <w:rPr>
+          <w:rFonts w:ascii="Courier New" w:hAnsi="Courier New" w:cs="Courier New"/>
+          <w:color w:val="000000" w:themeColor="text1"/>
+          <w:lang w:val="en-US"/>
+        </w:rPr>
+        <w:lastRenderedPageBreak/>
+        <w:t xml:space="preserve">      - name: Prepare package directory</w:t>
+      </w:r>
+    </w:p>
+    <w:p>
+      <w:pPr>
+        <w:spacing w:line="360" w:lineRule="auto"/>
+        <w:ind w:left="1417" w:hanging="709"/>
+        <w:jc w:val="both"/>
+        <w:rPr>
+          <w:rFonts w:ascii="Courier New" w:hAnsi="Courier New" w:cs="Courier New"/>
+          <w:color w:val="000000" w:themeColor="text1"/>
+          <w:lang w:val="en-US"/>
+        </w:rPr>
+      </w:pPr>
+      <w:r>
+        <w:rPr>
+          <w:rFonts w:ascii="Courier New" w:hAnsi="Courier New" w:cs="Courier New"/>
+          <w:color w:val="000000" w:themeColor="text1"/>
+          <w:lang w:val="en-US"/>
+        </w:rPr>
+        <w:t xml:space="preserve">        run: |</w:t>
+      </w:r>
+    </w:p>
+    <w:p>
+      <w:pPr>
+        <w:spacing w:line="360" w:lineRule="auto"/>
+        <w:ind w:left="1417" w:hanging="709"/>
+        <w:jc w:val="both"/>
+        <w:rPr>
+          <w:rFonts w:ascii="Courier New" w:hAnsi="Courier New" w:cs="Courier New"/>
+          <w:color w:val="000000" w:themeColor="text1"/>
+          <w:lang w:val="en-US"/>
+        </w:rPr>
+      </w:pPr>
+      <w:r>
+        <w:rPr>
+          <w:rFonts w:ascii="Courier New" w:hAnsi="Courier New" w:cs="Courier New"/>
+          <w:color w:val="000000" w:themeColor="text1"/>
+          <w:lang w:val="en-US"/>
+        </w:rPr>
+        <w:t xml:space="preserve">          </w:t>
+      </w:r>
+      <w:proofErr w:type="spellStart"/>
+      <w:r>
+        <w:rPr>
+          <w:rFonts w:ascii="Courier New" w:hAnsi="Courier New" w:cs="Courier New"/>
+          <w:color w:val="000000" w:themeColor="text1"/>
+          <w:lang w:val="en-US"/>
+        </w:rPr>
+        <w:t>mkdir</w:t>
+      </w:r>
+      <w:proofErr w:type="spellEnd"/>
+      <w:r>
+        <w:rPr>
+          <w:rFonts w:ascii="Courier New" w:hAnsi="Courier New" w:cs="Courier New"/>
+          <w:color w:val="000000" w:themeColor="text1"/>
+          <w:lang w:val="en-US"/>
+        </w:rPr>
+        <w:t xml:space="preserve"> -p package/DEBIAN</w:t>
+      </w:r>
+    </w:p>
+    <w:p>
+      <w:pPr>
+        <w:spacing w:line="360" w:lineRule="auto"/>
+        <w:ind w:left="1417" w:hanging="709"/>
+        <w:jc w:val="both"/>
+        <w:rPr>
+          <w:rFonts w:ascii="Courier New" w:hAnsi="Courier New" w:cs="Courier New"/>
+          <w:color w:val="000000" w:themeColor="text1"/>
+          <w:lang w:val="en-US"/>
+        </w:rPr>
+      </w:pPr>
+      <w:r>
+        <w:rPr>
+          <w:rFonts w:ascii="Courier New" w:hAnsi="Courier New" w:cs="Courier New"/>
+          <w:color w:val="000000" w:themeColor="text1"/>
+          <w:lang w:val="en-US"/>
+        </w:rPr>
+        <w:t xml:space="preserve">          </w:t>
+      </w:r>
+      <w:proofErr w:type="spellStart"/>
+      <w:r>
+        <w:rPr>
+          <w:rFonts w:ascii="Courier New" w:hAnsi="Courier New" w:cs="Courier New"/>
+          <w:color w:val="000000" w:themeColor="text1"/>
+          <w:lang w:val="en-US"/>
+        </w:rPr>
+        <w:t>mkdir</w:t>
+      </w:r>
+      <w:proofErr w:type="spellEnd"/>
+      <w:r>
+        <w:rPr>
+          <w:rFonts w:ascii="Courier New" w:hAnsi="Courier New" w:cs="Courier New"/>
+          <w:color w:val="000000" w:themeColor="text1"/>
+          <w:lang w:val="en-US"/>
+        </w:rPr>
+        <w:t xml:space="preserve"> -p package/</w:t>
+      </w:r>
+      <w:proofErr w:type="spellStart"/>
+      <w:r>
+        <w:rPr>
+          <w:rFonts w:ascii="Courier New" w:hAnsi="Courier New" w:cs="Courier New"/>
+          <w:color w:val="000000" w:themeColor="text1"/>
+          <w:lang w:val="en-US"/>
+        </w:rPr>
+        <w:t>usr</w:t>
+      </w:r>
+      <w:proofErr w:type="spellEnd"/>
+      <w:r>
+        <w:rPr>
+          <w:rFonts w:ascii="Courier New" w:hAnsi="Courier New" w:cs="Courier New"/>
+          <w:color w:val="000000" w:themeColor="text1"/>
+          <w:lang w:val="en-US"/>
+        </w:rPr>
+        <w:t>/bin</w:t>
+      </w:r>
+    </w:p>
+    <w:p>
+      <w:pPr>
+        <w:spacing w:line="360" w:lineRule="auto"/>
+        <w:ind w:left="1417" w:hanging="709"/>
+        <w:jc w:val="both"/>
+        <w:rPr>
+          <w:rFonts w:ascii="Courier New" w:hAnsi="Courier New" w:cs="Courier New"/>
+          <w:color w:val="000000" w:themeColor="text1"/>
+        </w:rPr>
+      </w:pPr>
+      <w:r>
+        <w:rPr>
+          <w:rFonts w:ascii="Courier New" w:hAnsi="Courier New" w:cs="Courier New"/>
+          <w:color w:val="000000" w:themeColor="text1"/>
+          <w:lang w:val="en-US"/>
+        </w:rPr>
+        <w:t xml:space="preserve">          </w:t>
+      </w:r>
+      <w:r>
+        <w:rPr>
+          <w:rFonts w:ascii="Courier New" w:hAnsi="Courier New" w:cs="Courier New"/>
+          <w:color w:val="000000" w:themeColor="text1"/>
+        </w:rPr>
+        <w:t xml:space="preserve"># Копируем файл </w:t>
+      </w:r>
+      <w:r>
+        <w:rPr>
+          <w:rFonts w:ascii="Courier New" w:hAnsi="Courier New" w:cs="Courier New"/>
+          <w:color w:val="000000" w:themeColor="text1"/>
+          <w:lang w:val="en-US"/>
+        </w:rPr>
+        <w:t>control</w:t>
+      </w:r>
+      <w:r>
+        <w:rPr>
+          <w:rFonts w:ascii="Courier New" w:hAnsi="Courier New" w:cs="Courier New"/>
+          <w:color w:val="000000" w:themeColor="text1"/>
+        </w:rPr>
+        <w:t xml:space="preserve"> (он должен лежать в корне проекта)</w:t>
+      </w:r>
+    </w:p>
+    <w:p>
+      <w:pPr>
+        <w:spacing w:line="360" w:lineRule="auto"/>
+        <w:ind w:left="1417" w:hanging="709"/>
+        <w:jc w:val="both"/>
+        <w:rPr>
+          <w:rFonts w:ascii="Courier New" w:hAnsi="Courier New" w:cs="Courier New"/>
+          <w:color w:val="000000" w:themeColor="text1"/>
+          <w:lang w:val="en-US"/>
+        </w:rPr>
+      </w:pPr>
+      <w:r>
+        <w:rPr>
+          <w:rFonts w:ascii="Courier New" w:hAnsi="Courier New" w:cs="Courier New"/>
+          <w:color w:val="000000" w:themeColor="text1"/>
+        </w:rPr>
+        <w:t xml:space="preserve">          </w:t>
+      </w:r>
+      <w:r>
+        <w:rPr>
+          <w:rFonts w:ascii="Courier New" w:hAnsi="Courier New" w:cs="Courier New"/>
+          <w:color w:val="000000" w:themeColor="text1"/>
+          <w:lang w:val="en-US"/>
+        </w:rPr>
+        <w:t>cp control package/DEBIAN/control</w:t>
+      </w:r>
+    </w:p>
+    <w:p>
+      <w:pPr>
+        <w:spacing w:line="360" w:lineRule="auto"/>
+        <w:ind w:left="1417" w:hanging="709"/>
+        <w:jc w:val="both"/>
+        <w:rPr>
+          <w:rFonts w:ascii="Courier New" w:hAnsi="Courier New" w:cs="Courier New"/>
+          <w:color w:val="000000" w:themeColor="text1"/>
+          <w:lang w:val="en-US"/>
+        </w:rPr>
+      </w:pPr>
+      <w:r>
+        <w:rPr>
+          <w:rFonts w:ascii="Courier New" w:hAnsi="Courier New" w:cs="Courier New"/>
+          <w:color w:val="000000" w:themeColor="text1"/>
+          <w:lang w:val="en-US"/>
+        </w:rPr>
+        <w:t xml:space="preserve">          cp bin/</w:t>
+      </w:r>
+      <w:proofErr w:type="spellStart"/>
+      <w:r>
+        <w:rPr>
+          <w:rFonts w:ascii="Courier New" w:hAnsi="Courier New" w:cs="Courier New"/>
+          <w:color w:val="000000" w:themeColor="text1"/>
+          <w:lang w:val="en-US"/>
+        </w:rPr>
+        <w:t>myprog</w:t>
+      </w:r>
+      <w:proofErr w:type="spellEnd"/>
+      <w:r>
+        <w:rPr>
+          <w:rFonts w:ascii="Courier New" w:hAnsi="Courier New" w:cs="Courier New"/>
+          <w:color w:val="000000" w:themeColor="text1"/>
+          <w:lang w:val="en-US"/>
+        </w:rPr>
+        <w:t xml:space="preserve"> package/</w:t>
+      </w:r>
+      <w:proofErr w:type="spellStart"/>
+      <w:r>
+        <w:rPr>
+          <w:rFonts w:ascii="Courier New" w:hAnsi="Courier New" w:cs="Courier New"/>
+          <w:color w:val="000000" w:themeColor="text1"/>
+          <w:lang w:val="en-US"/>
+        </w:rPr>
+        <w:t>usr</w:t>
+      </w:r>
+      <w:proofErr w:type="spellEnd"/>
+      <w:r>
+        <w:rPr>
+          <w:rFonts w:ascii="Courier New" w:hAnsi="Courier New" w:cs="Courier New"/>
+          <w:color w:val="000000" w:themeColor="text1"/>
+          <w:lang w:val="en-US"/>
+        </w:rPr>
+        <w:t>/bin/</w:t>
+      </w:r>
+    </w:p>
+    <w:p>
+      <w:pPr>
+        <w:spacing w:line="360" w:lineRule="auto"/>
+        <w:ind w:left="1417" w:hanging="709"/>
+        <w:jc w:val="both"/>
+        <w:rPr>
+          <w:rFonts w:ascii="Courier New" w:hAnsi="Courier New" w:cs="Courier New"/>
+          <w:color w:val="000000" w:themeColor="text1"/>
+          <w:lang w:val="en-US"/>
+        </w:rPr>
+      </w:pPr>
+      <w:r>
+        <w:rPr>
+          <w:rFonts w:ascii="Courier New" w:hAnsi="Courier New" w:cs="Courier New"/>
+          <w:color w:val="000000" w:themeColor="text1"/>
+          <w:lang w:val="en-US"/>
+        </w:rPr>
+        <w:t xml:space="preserve">          </w:t>
+      </w:r>
+      <w:proofErr w:type="spellStart"/>
+      <w:r>
+        <w:rPr>
+          <w:rFonts w:ascii="Courier New" w:hAnsi="Courier New" w:cs="Courier New"/>
+          <w:color w:val="000000" w:themeColor="text1"/>
+          <w:lang w:val="en-US"/>
+        </w:rPr>
+        <w:t>chmod</w:t>
+      </w:r>
+      <w:proofErr w:type="spellEnd"/>
+      <w:r>
+        <w:rPr>
+          <w:rFonts w:ascii="Courier New" w:hAnsi="Courier New" w:cs="Courier New"/>
+          <w:color w:val="000000" w:themeColor="text1"/>
+          <w:lang w:val="en-US"/>
+        </w:rPr>
+        <w:t xml:space="preserve"> +x package/</w:t>
+      </w:r>
+      <w:proofErr w:type="spellStart"/>
+      <w:r>
+        <w:rPr>
+          <w:rFonts w:ascii="Courier New" w:hAnsi="Courier New" w:cs="Courier New"/>
+          <w:color w:val="000000" w:themeColor="text1"/>
+          <w:lang w:val="en-US"/>
+        </w:rPr>
+        <w:t>usr</w:t>
+      </w:r>
+      <w:proofErr w:type="spellEnd"/>
+      <w:r>
+        <w:rPr>
+          <w:rFonts w:ascii="Courier New" w:hAnsi="Courier New" w:cs="Courier New"/>
+          <w:color w:val="000000" w:themeColor="text1"/>
+          <w:lang w:val="en-US"/>
+        </w:rPr>
+        <w:t>/bin/</w:t>
+      </w:r>
+      <w:proofErr w:type="spellStart"/>
+      <w:r>
+        <w:rPr>
+          <w:rFonts w:ascii="Courier New" w:hAnsi="Courier New" w:cs="Courier New"/>
+          <w:color w:val="000000" w:themeColor="text1"/>
+          <w:lang w:val="en-US"/>
+        </w:rPr>
+        <w:t>myprog</w:t>
+      </w:r>
+      <w:proofErr w:type="spellEnd"/>
+    </w:p>
+    <w:p>
+      <w:pPr>
+        <w:spacing w:line="360" w:lineRule="auto"/>
+        <w:ind w:left="1417" w:hanging="709"/>
+        <w:jc w:val="both"/>
+        <w:rPr>
+          <w:rFonts w:ascii="Courier New" w:hAnsi="Courier New" w:cs="Courier New"/>
+          <w:color w:val="000000" w:themeColor="text1"/>
+          <w:lang w:val="en-US"/>
+        </w:rPr>
+      </w:pPr>
+    </w:p>
+    <w:p>
+      <w:pPr>
+        <w:spacing w:line="360" w:lineRule="auto"/>
+        <w:ind w:left="1417" w:hanging="709"/>
+        <w:jc w:val="both"/>
+        <w:rPr>
+          <w:rFonts w:ascii="Courier New" w:hAnsi="Courier New" w:cs="Courier New"/>
+          <w:color w:val="000000" w:themeColor="text1"/>
+          <w:lang w:val="en-US"/>
+        </w:rPr>
+      </w:pPr>
+      <w:r>
+        <w:rPr>
+          <w:rFonts w:ascii="Courier New" w:hAnsi="Courier New" w:cs="Courier New"/>
+          <w:color w:val="000000" w:themeColor="text1"/>
+          <w:lang w:val="en-US"/>
+        </w:rPr>
+        <w:t xml:space="preserve">      - name: Build .deb package</w:t>
+      </w:r>
+    </w:p>
+    <w:p>
+      <w:pPr>
+        <w:spacing w:line="360" w:lineRule="auto"/>
+        <w:ind w:left="1417" w:hanging="709"/>
+        <w:jc w:val="both"/>
+        <w:rPr>
+          <w:rFonts w:ascii="Courier New" w:hAnsi="Courier New" w:cs="Courier New"/>
+          <w:color w:val="000000" w:themeColor="text1"/>
+          <w:lang w:val="en-US"/>
+        </w:rPr>
+      </w:pPr>
+      <w:r>
+        <w:rPr>
+          <w:rFonts w:ascii="Courier New" w:hAnsi="Courier New" w:cs="Courier New"/>
+          <w:color w:val="000000" w:themeColor="text1"/>
+          <w:lang w:val="en-US"/>
+        </w:rPr>
+        <w:t xml:space="preserve">        run: </w:t>
+      </w:r>
+      <w:proofErr w:type="spellStart"/>
+      <w:r>
+        <w:rPr>
+          <w:rFonts w:ascii="Courier New" w:hAnsi="Courier New" w:cs="Courier New"/>
+          <w:color w:val="000000" w:themeColor="text1"/>
+          <w:lang w:val="en-US"/>
+        </w:rPr>
+        <w:t>dpkg</w:t>
+      </w:r>
+      <w:proofErr w:type="spellEnd"/>
+      <w:r>
+        <w:rPr>
+          <w:rFonts w:ascii="Courier New" w:hAnsi="Courier New" w:cs="Courier New"/>
+          <w:color w:val="000000" w:themeColor="text1"/>
+          <w:lang w:val="en-US"/>
+        </w:rPr>
+        <w:t xml:space="preserve">-deb --build package </w:t>
+      </w:r>
+      <w:proofErr w:type="spellStart"/>
+      <w:r>
+        <w:rPr>
+          <w:rFonts w:ascii="Courier New" w:hAnsi="Courier New" w:cs="Courier New"/>
+          <w:color w:val="000000" w:themeColor="text1"/>
+          <w:lang w:val="en-US"/>
+        </w:rPr>
+        <w:t>myprog.deb</w:t>
+      </w:r>
+      <w:proofErr w:type="spellEnd"/>
+    </w:p>
+    <w:p>
+      <w:pPr>
+        <w:spacing w:line="360" w:lineRule="auto"/>
+        <w:ind w:left="1417" w:hanging="709"/>
+        <w:jc w:val="both"/>
+        <w:rPr>
+          <w:rFonts w:ascii="Courier New" w:hAnsi="Courier New" w:cs="Courier New"/>
+          <w:color w:val="000000" w:themeColor="text1"/>
+          <w:lang w:val="en-US"/>
+        </w:rPr>
+      </w:pPr>
+    </w:p>
+    <w:p>
+      <w:pPr>
+        <w:spacing w:line="360" w:lineRule="auto"/>
+        <w:ind w:left="1417" w:hanging="709"/>
+        <w:jc w:val="both"/>
+        <w:rPr>
+          <w:rFonts w:ascii="Courier New" w:hAnsi="Courier New" w:cs="Courier New"/>
+          <w:color w:val="000000" w:themeColor="text1"/>
+          <w:lang w:val="en-US"/>
+        </w:rPr>
+      </w:pPr>
+      <w:r>
+        <w:rPr>
+          <w:rFonts w:ascii="Courier New" w:hAnsi="Courier New" w:cs="Courier New"/>
+          <w:color w:val="000000" w:themeColor="text1"/>
+          <w:lang w:val="en-US"/>
+        </w:rPr>
+        <w:t xml:space="preserve">      - name: Upload final .deb artifact</w:t>
+      </w:r>
+    </w:p>
+    <w:p>
+      <w:pPr>
+        <w:spacing w:line="360" w:lineRule="auto"/>
+        <w:ind w:left="1417" w:hanging="709"/>
+        <w:jc w:val="both"/>
+        <w:rPr>
+          <w:rFonts w:ascii="Courier New" w:hAnsi="Courier New" w:cs="Courier New"/>
+          <w:color w:val="000000" w:themeColor="text1"/>
+          <w:lang w:val="en-US"/>
+        </w:rPr>
+      </w:pPr>
+      <w:r>
+        <w:rPr>
+          <w:rFonts w:ascii="Courier New" w:hAnsi="Courier New" w:cs="Courier New"/>
+          <w:color w:val="000000" w:themeColor="text1"/>
+          <w:lang w:val="en-US"/>
+        </w:rPr>
+        <w:t xml:space="preserve">        uses: actions/upload-artifact@v4</w:t>
+      </w:r>
+    </w:p>
+    <w:p>
+      <w:pPr>
+        <w:spacing w:line="360" w:lineRule="auto"/>
+        <w:ind w:left="1417" w:hanging="709"/>
+        <w:jc w:val="both"/>
+        <w:rPr>
+          <w:rFonts w:ascii="Courier New" w:hAnsi="Courier New" w:cs="Courier New"/>
+          <w:color w:val="000000" w:themeColor="text1"/>
+          <w:lang w:val="en-US"/>
+        </w:rPr>
+      </w:pPr>
+      <w:r>
+        <w:rPr>
+          <w:rFonts w:ascii="Courier New" w:hAnsi="Courier New" w:cs="Courier New"/>
+          <w:color w:val="000000" w:themeColor="text1"/>
+          <w:lang w:val="en-US"/>
+        </w:rPr>
+        <w:t xml:space="preserve">        with:</w:t>
+      </w:r>
+    </w:p>
+    <w:p>
+      <w:pPr>
+        <w:spacing w:line="360" w:lineRule="auto"/>
+        <w:ind w:left="1417" w:hanging="709"/>
+        <w:jc w:val="both"/>
+        <w:rPr>
+          <w:rFonts w:ascii="Courier New" w:hAnsi="Courier New" w:cs="Courier New"/>
+          <w:color w:val="000000" w:themeColor="text1"/>
+          <w:lang w:val="en-US"/>
+        </w:rPr>
+      </w:pPr>
+      <w:r>
+        <w:rPr>
+          <w:rFonts w:ascii="Courier New" w:hAnsi="Courier New" w:cs="Courier New"/>
+          <w:color w:val="000000" w:themeColor="text1"/>
+          <w:lang w:val="en-US"/>
+        </w:rPr>
+        <w:t xml:space="preserve">          name: deb-package</w:t>
+      </w:r>
+    </w:p>
+    <w:p>
+      <w:pPr>
+        <w:spacing w:line="360" w:lineRule="auto"/>
+        <w:ind w:left="1417" w:hanging="709"/>
+        <w:jc w:val="both"/>
+        <w:rPr>
+          <w:rFonts w:ascii="Courier New" w:hAnsi="Courier New" w:cs="Courier New"/>
+          <w:color w:val="000000" w:themeColor="text1"/>
+          <w:lang w:val="en-US"/>
+        </w:rPr>
+      </w:pPr>
+      <w:r>
+        <w:rPr>
+          <w:rFonts w:ascii="Courier New" w:hAnsi="Courier New" w:cs="Courier New"/>
+          <w:color w:val="000000" w:themeColor="text1"/>
+          <w:lang w:val="en-US"/>
+        </w:rPr>
+        <w:t xml:space="preserve">          path: </w:t>
+      </w:r>
+      <w:proofErr w:type="spellStart"/>
+      <w:r>
+        <w:rPr>
+          <w:rFonts w:ascii="Courier New" w:hAnsi="Courier New" w:cs="Courier New"/>
+          <w:color w:val="000000" w:themeColor="text1"/>
+          <w:lang w:val="en-US"/>
+        </w:rPr>
+        <w:t>myprog.deb</w:t>
+      </w:r>
+      <w:proofErr w:type="spellEnd"/>
+    </w:p>
+    <w:p>
+      <w:pPr>
+        <w:spacing w:line="360" w:lineRule="auto"/>
+        <w:ind w:left="1417" w:hanging="709"/>
+        <w:jc w:val="both"/>
+        <w:rPr>
+          <w:rFonts w:ascii="Courier New" w:hAnsi="Courier New" w:cs="Courier New"/>
+          <w:color w:val="000000" w:themeColor="text1"/>
+          <w:lang w:val="en-US"/>
+        </w:rPr>
+      </w:pPr>
+      <w:r>
+        <w:rPr>
+          <w:rFonts w:ascii="Courier New" w:hAnsi="Courier New" w:cs="Courier New"/>
+          <w:color w:val="000000" w:themeColor="text1"/>
+          <w:lang w:val="en-US"/>
+        </w:rPr>
+        <w:t xml:space="preserve">          retention-days: 7</w:t>
+      </w:r>
+    </w:p>
+    <w:p>
+      <w:pPr>
+        <w:spacing w:line="360" w:lineRule="auto"/>
+        <w:ind w:left="1417" w:hanging="709"/>
+        <w:jc w:val="both"/>
         <w:rPr>
           <w:b/>
           <w:bCs/>
@@ -3707,9 +5946,7 @@
           <w:szCs w:val="28"/>
           <w:lang w:val="en-US"/>
         </w:rPr>
-        <w:t xml:space="preserve"> </w:t>
-      </w:r>
-      <w:proofErr w:type="spellStart"/>
+      </w:pPr>
       <w:r>
         <w:rPr>
           <w:b/>
@@ -3719,1012 +5956,9 @@
           <w:szCs w:val="28"/>
           <w:lang w:val="en-US"/>
         </w:rPr>
-        <w:t>ci.yml</w:t>
-      </w:r>
-      <w:proofErr w:type="spellEnd"/>
-    </w:p>
-    <w:p>
-      <w:pPr>
-        <w:spacing w:line="360" w:lineRule="auto"/>
-        <w:ind w:left="1417" w:hanging="709"/>
-        <w:jc w:val="both"/>
-        <w:rPr>
-          <w:rFonts w:ascii="Courier New" w:hAnsi="Courier New" w:cs="Courier New"/>
-          <w:color w:val="000000" w:themeColor="text1"/>
-          <w:lang w:val="en-US"/>
-        </w:rPr>
-      </w:pPr>
-      <w:r>
-        <w:rPr>
-          <w:rFonts w:ascii="Courier New" w:hAnsi="Courier New" w:cs="Courier New"/>
-          <w:color w:val="000000" w:themeColor="text1"/>
-          <w:lang w:val="en-US"/>
-        </w:rPr>
-        <w:t>name: CI/CD Pipeline</w:t>
-      </w:r>
-    </w:p>
-    <w:p>
-      <w:pPr>
-        <w:spacing w:line="360" w:lineRule="auto"/>
-        <w:ind w:left="1417" w:hanging="709"/>
-        <w:jc w:val="both"/>
-        <w:rPr>
-          <w:rFonts w:ascii="Courier New" w:hAnsi="Courier New" w:cs="Courier New"/>
-          <w:color w:val="000000" w:themeColor="text1"/>
-          <w:lang w:val="en-US"/>
-        </w:rPr>
-      </w:pPr>
-    </w:p>
-    <w:p>
-      <w:pPr>
-        <w:spacing w:line="360" w:lineRule="auto"/>
-        <w:ind w:left="1417" w:hanging="709"/>
-        <w:jc w:val="both"/>
-        <w:rPr>
-          <w:rFonts w:ascii="Courier New" w:hAnsi="Courier New" w:cs="Courier New"/>
-          <w:color w:val="000000" w:themeColor="text1"/>
-          <w:lang w:val="en-US"/>
-        </w:rPr>
-      </w:pPr>
-      <w:r>
-        <w:rPr>
-          <w:rFonts w:ascii="Courier New" w:hAnsi="Courier New" w:cs="Courier New"/>
-          <w:color w:val="000000" w:themeColor="text1"/>
-          <w:lang w:val="en-US"/>
-        </w:rPr>
-        <w:t>on:</w:t>
-      </w:r>
-    </w:p>
-    <w:p>
-      <w:pPr>
-        <w:spacing w:line="360" w:lineRule="auto"/>
-        <w:ind w:left="1417" w:hanging="709"/>
-        <w:jc w:val="both"/>
-        <w:rPr>
-          <w:rFonts w:ascii="Courier New" w:hAnsi="Courier New" w:cs="Courier New"/>
-          <w:color w:val="000000" w:themeColor="text1"/>
-          <w:lang w:val="en-US"/>
-        </w:rPr>
-      </w:pPr>
-      <w:r>
-        <w:rPr>
-          <w:rFonts w:ascii="Courier New" w:hAnsi="Courier New" w:cs="Courier New"/>
-          <w:color w:val="000000" w:themeColor="text1"/>
-          <w:lang w:val="en-US"/>
-        </w:rPr>
-        <w:t xml:space="preserve">  push:</w:t>
-      </w:r>
-    </w:p>
-    <w:p>
-      <w:pPr>
-        <w:spacing w:line="360" w:lineRule="auto"/>
-        <w:ind w:left="1417" w:hanging="709"/>
-        <w:jc w:val="both"/>
-        <w:rPr>
-          <w:rFonts w:ascii="Courier New" w:hAnsi="Courier New" w:cs="Courier New"/>
-          <w:color w:val="000000" w:themeColor="text1"/>
-          <w:lang w:val="en-US"/>
-        </w:rPr>
-      </w:pPr>
-      <w:r>
-        <w:rPr>
-          <w:rFonts w:ascii="Courier New" w:hAnsi="Courier New" w:cs="Courier New"/>
-          <w:color w:val="000000" w:themeColor="text1"/>
-          <w:lang w:val="en-US"/>
-        </w:rPr>
-        <w:t xml:space="preserve">    branches: [ main, </w:t>
-      </w:r>
-      <w:proofErr w:type="gramStart"/>
-      <w:r>
-        <w:rPr>
-          <w:rFonts w:ascii="Courier New" w:hAnsi="Courier New" w:cs="Courier New"/>
-          <w:color w:val="000000" w:themeColor="text1"/>
-          <w:lang w:val="en-US"/>
-        </w:rPr>
-        <w:t>master ]</w:t>
-      </w:r>
-      <w:proofErr w:type="gramEnd"/>
-    </w:p>
-    <w:p>
-      <w:pPr>
-        <w:spacing w:line="360" w:lineRule="auto"/>
-        <w:ind w:left="1417" w:hanging="709"/>
-        <w:jc w:val="both"/>
-        <w:rPr>
-          <w:rFonts w:ascii="Courier New" w:hAnsi="Courier New" w:cs="Courier New"/>
-          <w:color w:val="000000" w:themeColor="text1"/>
-          <w:lang w:val="en-US"/>
-        </w:rPr>
-      </w:pPr>
-      <w:r>
-        <w:rPr>
-          <w:rFonts w:ascii="Courier New" w:hAnsi="Courier New" w:cs="Courier New"/>
-          <w:color w:val="000000" w:themeColor="text1"/>
-          <w:lang w:val="en-US"/>
-        </w:rPr>
-        <w:t xml:space="preserve">  </w:t>
-      </w:r>
-      <w:proofErr w:type="spellStart"/>
-      <w:r>
-        <w:rPr>
-          <w:rFonts w:ascii="Courier New" w:hAnsi="Courier New" w:cs="Courier New"/>
-          <w:color w:val="000000" w:themeColor="text1"/>
-          <w:lang w:val="en-US"/>
-        </w:rPr>
-        <w:t>pull_request</w:t>
-      </w:r>
-      <w:proofErr w:type="spellEnd"/>
-      <w:r>
-        <w:rPr>
-          <w:rFonts w:ascii="Courier New" w:hAnsi="Courier New" w:cs="Courier New"/>
-          <w:color w:val="000000" w:themeColor="text1"/>
-          <w:lang w:val="en-US"/>
-        </w:rPr>
-        <w:t>:</w:t>
-      </w:r>
-    </w:p>
-    <w:p>
-      <w:pPr>
-        <w:spacing w:line="360" w:lineRule="auto"/>
-        <w:ind w:left="1417" w:hanging="709"/>
-        <w:jc w:val="both"/>
-        <w:rPr>
-          <w:rFonts w:ascii="Courier New" w:hAnsi="Courier New" w:cs="Courier New"/>
-          <w:color w:val="000000" w:themeColor="text1"/>
-          <w:lang w:val="en-US"/>
-        </w:rPr>
-      </w:pPr>
-      <w:r>
-        <w:rPr>
-          <w:rFonts w:ascii="Courier New" w:hAnsi="Courier New" w:cs="Courier New"/>
-          <w:color w:val="000000" w:themeColor="text1"/>
-          <w:lang w:val="en-US"/>
-        </w:rPr>
-        <w:t xml:space="preserve">    branches: [ main, </w:t>
-      </w:r>
-      <w:proofErr w:type="gramStart"/>
-      <w:r>
-        <w:rPr>
-          <w:rFonts w:ascii="Courier New" w:hAnsi="Courier New" w:cs="Courier New"/>
-          <w:color w:val="000000" w:themeColor="text1"/>
-          <w:lang w:val="en-US"/>
-        </w:rPr>
-        <w:t>master ]</w:t>
-      </w:r>
-      <w:proofErr w:type="gramEnd"/>
-    </w:p>
-    <w:p>
-      <w:pPr>
-        <w:spacing w:line="360" w:lineRule="auto"/>
-        <w:ind w:left="1417" w:hanging="709"/>
-        <w:jc w:val="both"/>
-        <w:rPr>
-          <w:rFonts w:ascii="Courier New" w:hAnsi="Courier New" w:cs="Courier New"/>
-          <w:color w:val="000000" w:themeColor="text1"/>
-          <w:lang w:val="en-US"/>
-        </w:rPr>
-      </w:pPr>
-    </w:p>
-    <w:p>
-      <w:pPr>
-        <w:spacing w:line="360" w:lineRule="auto"/>
-        <w:ind w:left="1417" w:hanging="709"/>
-        <w:jc w:val="both"/>
-        <w:rPr>
-          <w:rFonts w:ascii="Courier New" w:hAnsi="Courier New" w:cs="Courier New"/>
-          <w:color w:val="000000" w:themeColor="text1"/>
-          <w:lang w:val="en-US"/>
-        </w:rPr>
-      </w:pPr>
-      <w:r>
-        <w:rPr>
-          <w:rFonts w:ascii="Courier New" w:hAnsi="Courier New" w:cs="Courier New"/>
-          <w:color w:val="000000" w:themeColor="text1"/>
-          <w:lang w:val="en-US"/>
-        </w:rPr>
-        <w:t>jobs:</w:t>
-      </w:r>
-    </w:p>
-    <w:p>
-      <w:pPr>
-        <w:spacing w:line="360" w:lineRule="auto"/>
-        <w:ind w:left="1417" w:hanging="709"/>
-        <w:jc w:val="both"/>
-        <w:rPr>
-          <w:rFonts w:ascii="Courier New" w:hAnsi="Courier New" w:cs="Courier New"/>
-          <w:color w:val="000000" w:themeColor="text1"/>
-          <w:lang w:val="en-US"/>
-        </w:rPr>
-      </w:pPr>
-      <w:r>
-        <w:rPr>
-          <w:rFonts w:ascii="Courier New" w:hAnsi="Courier New" w:cs="Courier New"/>
-          <w:color w:val="000000" w:themeColor="text1"/>
-          <w:lang w:val="en-US"/>
-        </w:rPr>
-        <w:t xml:space="preserve">  </w:t>
-      </w:r>
-      <w:proofErr w:type="spellStart"/>
-      <w:r>
-        <w:rPr>
-          <w:rFonts w:ascii="Courier New" w:hAnsi="Courier New" w:cs="Courier New"/>
-          <w:color w:val="000000" w:themeColor="text1"/>
-          <w:lang w:val="en-US"/>
-        </w:rPr>
-        <w:t>build_and_test</w:t>
-      </w:r>
-      <w:proofErr w:type="spellEnd"/>
-      <w:r>
-        <w:rPr>
-          <w:rFonts w:ascii="Courier New" w:hAnsi="Courier New" w:cs="Courier New"/>
-          <w:color w:val="000000" w:themeColor="text1"/>
-          <w:lang w:val="en-US"/>
-        </w:rPr>
-        <w:t>:</w:t>
-      </w:r>
-    </w:p>
-    <w:p>
-      <w:pPr>
-        <w:spacing w:line="360" w:lineRule="auto"/>
-        <w:ind w:left="1417" w:hanging="709"/>
-        <w:jc w:val="both"/>
-        <w:rPr>
-          <w:rFonts w:ascii="Courier New" w:hAnsi="Courier New" w:cs="Courier New"/>
-          <w:color w:val="000000" w:themeColor="text1"/>
-          <w:lang w:val="en-US"/>
-        </w:rPr>
-      </w:pPr>
-      <w:r>
-        <w:rPr>
-          <w:rFonts w:ascii="Courier New" w:hAnsi="Courier New" w:cs="Courier New"/>
-          <w:color w:val="000000" w:themeColor="text1"/>
-          <w:lang w:val="en-US"/>
-        </w:rPr>
-        <w:t xml:space="preserve">    runs-on: ubuntu-22.04</w:t>
-      </w:r>
-    </w:p>
-    <w:p>
-      <w:pPr>
-        <w:spacing w:line="360" w:lineRule="auto"/>
-        <w:ind w:left="1417" w:hanging="709"/>
-        <w:jc w:val="both"/>
-        <w:rPr>
-          <w:rFonts w:ascii="Courier New" w:hAnsi="Courier New" w:cs="Courier New"/>
-          <w:color w:val="000000" w:themeColor="text1"/>
-          <w:lang w:val="en-US"/>
-        </w:rPr>
-      </w:pPr>
-      <w:r>
-        <w:rPr>
-          <w:rFonts w:ascii="Courier New" w:hAnsi="Courier New" w:cs="Courier New"/>
-          <w:color w:val="000000" w:themeColor="text1"/>
-          <w:lang w:val="en-US"/>
-        </w:rPr>
-        <w:t xml:space="preserve">    steps:</w:t>
-      </w:r>
-    </w:p>
-    <w:p>
-      <w:pPr>
-        <w:spacing w:line="360" w:lineRule="auto"/>
-        <w:ind w:left="1417" w:hanging="709"/>
-        <w:jc w:val="both"/>
-        <w:rPr>
-          <w:rFonts w:ascii="Courier New" w:hAnsi="Courier New" w:cs="Courier New"/>
-          <w:color w:val="000000" w:themeColor="text1"/>
-          <w:lang w:val="en-US"/>
-        </w:rPr>
-      </w:pPr>
-      <w:r>
-        <w:rPr>
-          <w:rFonts w:ascii="Courier New" w:hAnsi="Courier New" w:cs="Courier New"/>
-          <w:color w:val="000000" w:themeColor="text1"/>
-          <w:lang w:val="en-US"/>
-        </w:rPr>
-        <w:t xml:space="preserve">      - name: Checkout code</w:t>
-      </w:r>
-    </w:p>
-    <w:p>
-      <w:pPr>
-        <w:spacing w:line="360" w:lineRule="auto"/>
-        <w:ind w:left="1417" w:hanging="709"/>
-        <w:jc w:val="both"/>
-        <w:rPr>
-          <w:rFonts w:ascii="Courier New" w:hAnsi="Courier New" w:cs="Courier New"/>
-          <w:color w:val="000000" w:themeColor="text1"/>
-          <w:lang w:val="en-US"/>
-        </w:rPr>
-      </w:pPr>
-      <w:r>
-        <w:rPr>
-          <w:rFonts w:ascii="Courier New" w:hAnsi="Courier New" w:cs="Courier New"/>
-          <w:color w:val="000000" w:themeColor="text1"/>
-          <w:lang w:val="en-US"/>
-        </w:rPr>
-        <w:t xml:space="preserve">        uses: actions/checkout@v4</w:t>
-      </w:r>
-    </w:p>
-    <w:p>
-      <w:pPr>
-        <w:spacing w:line="360" w:lineRule="auto"/>
-        <w:ind w:left="1417" w:hanging="709"/>
-        <w:jc w:val="both"/>
-        <w:rPr>
-          <w:rFonts w:ascii="Courier New" w:hAnsi="Courier New" w:cs="Courier New"/>
-          <w:color w:val="000000" w:themeColor="text1"/>
-          <w:lang w:val="en-US"/>
-        </w:rPr>
-      </w:pPr>
-    </w:p>
-    <w:p>
-      <w:pPr>
-        <w:spacing w:line="360" w:lineRule="auto"/>
-        <w:ind w:left="1417" w:hanging="709"/>
-        <w:jc w:val="both"/>
-        <w:rPr>
-          <w:rFonts w:ascii="Courier New" w:hAnsi="Courier New" w:cs="Courier New"/>
-          <w:color w:val="000000" w:themeColor="text1"/>
-          <w:lang w:val="en-US"/>
-        </w:rPr>
-      </w:pPr>
-      <w:r>
-        <w:rPr>
-          <w:rFonts w:ascii="Courier New" w:hAnsi="Courier New" w:cs="Courier New"/>
-          <w:color w:val="000000" w:themeColor="text1"/>
-          <w:lang w:val="en-US"/>
-        </w:rPr>
-        <w:t xml:space="preserve">      - name: Install dependencies</w:t>
-      </w:r>
-    </w:p>
-    <w:p>
-      <w:pPr>
-        <w:spacing w:line="360" w:lineRule="auto"/>
-        <w:ind w:left="1417" w:hanging="709"/>
-        <w:jc w:val="both"/>
-        <w:rPr>
-          <w:rFonts w:ascii="Courier New" w:hAnsi="Courier New" w:cs="Courier New"/>
-          <w:color w:val="000000" w:themeColor="text1"/>
-          <w:lang w:val="en-US"/>
-        </w:rPr>
-      </w:pPr>
-      <w:r>
-        <w:rPr>
-          <w:rFonts w:ascii="Courier New" w:hAnsi="Courier New" w:cs="Courier New"/>
-          <w:color w:val="000000" w:themeColor="text1"/>
-          <w:lang w:val="en-US"/>
-        </w:rPr>
-        <w:t xml:space="preserve">        run: |</w:t>
-      </w:r>
-    </w:p>
-    <w:p>
-      <w:pPr>
-        <w:spacing w:line="360" w:lineRule="auto"/>
-        <w:ind w:left="1417" w:hanging="709"/>
-        <w:jc w:val="both"/>
-        <w:rPr>
-          <w:rFonts w:ascii="Courier New" w:hAnsi="Courier New" w:cs="Courier New"/>
-          <w:color w:val="000000" w:themeColor="text1"/>
-          <w:lang w:val="en-US"/>
-        </w:rPr>
-      </w:pPr>
-      <w:r>
-        <w:rPr>
-          <w:rFonts w:ascii="Courier New" w:hAnsi="Courier New" w:cs="Courier New"/>
-          <w:color w:val="000000" w:themeColor="text1"/>
-          <w:lang w:val="en-US"/>
-        </w:rPr>
-        <w:t xml:space="preserve">          </w:t>
-      </w:r>
-      <w:proofErr w:type="spellStart"/>
-      <w:r>
-        <w:rPr>
-          <w:rFonts w:ascii="Courier New" w:hAnsi="Courier New" w:cs="Courier New"/>
-          <w:color w:val="000000" w:themeColor="text1"/>
-          <w:lang w:val="en-US"/>
-        </w:rPr>
-        <w:t>sudo</w:t>
-      </w:r>
-      <w:proofErr w:type="spellEnd"/>
-      <w:r>
-        <w:rPr>
-          <w:rFonts w:ascii="Courier New" w:hAnsi="Courier New" w:cs="Courier New"/>
-          <w:color w:val="000000" w:themeColor="text1"/>
-          <w:lang w:val="en-US"/>
-        </w:rPr>
-        <w:t xml:space="preserve"> apt-get update</w:t>
-      </w:r>
-    </w:p>
-    <w:p>
-      <w:pPr>
-        <w:spacing w:line="360" w:lineRule="auto"/>
-        <w:ind w:left="1417" w:hanging="709"/>
-        <w:jc w:val="both"/>
-        <w:rPr>
-          <w:rFonts w:ascii="Courier New" w:hAnsi="Courier New" w:cs="Courier New"/>
-          <w:color w:val="000000" w:themeColor="text1"/>
-          <w:lang w:val="en-US"/>
-        </w:rPr>
-      </w:pPr>
-      <w:r>
-        <w:rPr>
-          <w:rFonts w:ascii="Courier New" w:hAnsi="Courier New" w:cs="Courier New"/>
-          <w:color w:val="000000" w:themeColor="text1"/>
-          <w:lang w:val="en-US"/>
-        </w:rPr>
-        <w:t xml:space="preserve">          </w:t>
-      </w:r>
-      <w:proofErr w:type="spellStart"/>
-      <w:r>
-        <w:rPr>
-          <w:rFonts w:ascii="Courier New" w:hAnsi="Courier New" w:cs="Courier New"/>
-          <w:color w:val="000000" w:themeColor="text1"/>
-          <w:lang w:val="en-US"/>
-        </w:rPr>
-        <w:t>sudo</w:t>
-      </w:r>
-      <w:proofErr w:type="spellEnd"/>
-      <w:r>
-        <w:rPr>
-          <w:rFonts w:ascii="Courier New" w:hAnsi="Courier New" w:cs="Courier New"/>
-          <w:color w:val="000000" w:themeColor="text1"/>
-          <w:lang w:val="en-US"/>
-        </w:rPr>
-        <w:t xml:space="preserve"> apt-get install -y g++ make</w:t>
-      </w:r>
-    </w:p>
-    <w:p>
-      <w:pPr>
-        <w:spacing w:line="360" w:lineRule="auto"/>
-        <w:ind w:left="1417" w:hanging="709"/>
-        <w:jc w:val="both"/>
-        <w:rPr>
-          <w:rFonts w:ascii="Courier New" w:hAnsi="Courier New" w:cs="Courier New"/>
-          <w:color w:val="000000" w:themeColor="text1"/>
-          <w:lang w:val="en-US"/>
-        </w:rPr>
-      </w:pPr>
-    </w:p>
-    <w:p>
-      <w:pPr>
-        <w:spacing w:line="360" w:lineRule="auto"/>
-        <w:ind w:left="1417" w:hanging="709"/>
-        <w:jc w:val="both"/>
-        <w:rPr>
-          <w:rFonts w:ascii="Courier New" w:hAnsi="Courier New" w:cs="Courier New"/>
-          <w:color w:val="000000" w:themeColor="text1"/>
-          <w:lang w:val="en-US"/>
-        </w:rPr>
-      </w:pPr>
-      <w:r>
-        <w:rPr>
-          <w:rFonts w:ascii="Courier New" w:hAnsi="Courier New" w:cs="Courier New"/>
-          <w:color w:val="000000" w:themeColor="text1"/>
-          <w:lang w:val="en-US"/>
-        </w:rPr>
-        <w:t xml:space="preserve">      - name: Build program</w:t>
-      </w:r>
-    </w:p>
-    <w:p>
-      <w:pPr>
-        <w:spacing w:line="360" w:lineRule="auto"/>
-        <w:ind w:left="1417" w:hanging="709"/>
-        <w:jc w:val="both"/>
-        <w:rPr>
-          <w:rFonts w:ascii="Courier New" w:hAnsi="Courier New" w:cs="Courier New"/>
-          <w:color w:val="000000" w:themeColor="text1"/>
-          <w:lang w:val="en-US"/>
-        </w:rPr>
-      </w:pPr>
-      <w:r>
-        <w:rPr>
-          <w:rFonts w:ascii="Courier New" w:hAnsi="Courier New" w:cs="Courier New"/>
-          <w:color w:val="000000" w:themeColor="text1"/>
-          <w:lang w:val="en-US"/>
-        </w:rPr>
-        <w:t xml:space="preserve">        run: make build</w:t>
-      </w:r>
-    </w:p>
-    <w:p>
-      <w:pPr>
-        <w:spacing w:line="360" w:lineRule="auto"/>
-        <w:ind w:left="1417" w:hanging="709"/>
-        <w:jc w:val="both"/>
-        <w:rPr>
-          <w:rFonts w:ascii="Courier New" w:hAnsi="Courier New" w:cs="Courier New"/>
-          <w:color w:val="000000" w:themeColor="text1"/>
-          <w:lang w:val="en-US"/>
-        </w:rPr>
-      </w:pPr>
-    </w:p>
-    <w:p>
-      <w:pPr>
-        <w:spacing w:line="360" w:lineRule="auto"/>
-        <w:ind w:left="1417" w:hanging="709"/>
-        <w:jc w:val="both"/>
-        <w:rPr>
-          <w:rFonts w:ascii="Courier New" w:hAnsi="Courier New" w:cs="Courier New"/>
-          <w:color w:val="000000" w:themeColor="text1"/>
-          <w:lang w:val="en-US"/>
-        </w:rPr>
-      </w:pPr>
-      <w:r>
-        <w:rPr>
-          <w:rFonts w:ascii="Courier New" w:hAnsi="Courier New" w:cs="Courier New"/>
-          <w:color w:val="000000" w:themeColor="text1"/>
-          <w:lang w:val="en-US"/>
-        </w:rPr>
-        <w:t xml:space="preserve">      - name: Run tests</w:t>
-      </w:r>
-    </w:p>
-    <w:p>
-      <w:pPr>
-        <w:spacing w:line="360" w:lineRule="auto"/>
-        <w:ind w:left="1417" w:hanging="709"/>
-        <w:jc w:val="both"/>
-        <w:rPr>
-          <w:rFonts w:ascii="Courier New" w:hAnsi="Courier New" w:cs="Courier New"/>
-          <w:color w:val="000000" w:themeColor="text1"/>
-          <w:lang w:val="en-US"/>
-        </w:rPr>
-      </w:pPr>
-      <w:r>
-        <w:rPr>
-          <w:rFonts w:ascii="Courier New" w:hAnsi="Courier New" w:cs="Courier New"/>
-          <w:color w:val="000000" w:themeColor="text1"/>
-          <w:lang w:val="en-US"/>
-        </w:rPr>
-        <w:t xml:space="preserve">        run: make test</w:t>
-      </w:r>
-    </w:p>
-    <w:p>
-      <w:pPr>
-        <w:spacing w:line="360" w:lineRule="auto"/>
-        <w:ind w:left="1417" w:hanging="709"/>
-        <w:jc w:val="both"/>
-        <w:rPr>
-          <w:rFonts w:ascii="Courier New" w:hAnsi="Courier New" w:cs="Courier New"/>
-          <w:color w:val="000000" w:themeColor="text1"/>
-          <w:lang w:val="en-US"/>
-        </w:rPr>
-      </w:pPr>
-    </w:p>
-    <w:p>
-      <w:pPr>
-        <w:spacing w:line="360" w:lineRule="auto"/>
-        <w:ind w:left="1417" w:hanging="709"/>
-        <w:jc w:val="both"/>
-        <w:rPr>
-          <w:rFonts w:ascii="Courier New" w:hAnsi="Courier New" w:cs="Courier New"/>
-          <w:color w:val="000000" w:themeColor="text1"/>
-          <w:lang w:val="en-US"/>
-        </w:rPr>
-      </w:pPr>
-      <w:r>
-        <w:rPr>
-          <w:rFonts w:ascii="Courier New" w:hAnsi="Courier New" w:cs="Courier New"/>
-          <w:color w:val="000000" w:themeColor="text1"/>
-          <w:lang w:val="en-US"/>
-        </w:rPr>
-        <w:t xml:space="preserve">      - name: Prepare package directory</w:t>
-      </w:r>
-    </w:p>
-    <w:p>
-      <w:pPr>
-        <w:spacing w:line="360" w:lineRule="auto"/>
-        <w:ind w:left="1417" w:hanging="709"/>
-        <w:jc w:val="both"/>
-        <w:rPr>
-          <w:rFonts w:ascii="Courier New" w:hAnsi="Courier New" w:cs="Courier New"/>
-          <w:color w:val="000000" w:themeColor="text1"/>
-          <w:lang w:val="en-US"/>
-        </w:rPr>
-      </w:pPr>
-      <w:r>
-        <w:rPr>
-          <w:rFonts w:ascii="Courier New" w:hAnsi="Courier New" w:cs="Courier New"/>
-          <w:color w:val="000000" w:themeColor="text1"/>
-          <w:lang w:val="en-US"/>
-        </w:rPr>
-        <w:t xml:space="preserve">        run: |</w:t>
-      </w:r>
-    </w:p>
-    <w:p>
-      <w:pPr>
-        <w:spacing w:line="360" w:lineRule="auto"/>
-        <w:ind w:left="1417" w:hanging="709"/>
-        <w:jc w:val="both"/>
-        <w:rPr>
-          <w:rFonts w:ascii="Courier New" w:hAnsi="Courier New" w:cs="Courier New"/>
-          <w:color w:val="000000" w:themeColor="text1"/>
-          <w:lang w:val="en-US"/>
-        </w:rPr>
-      </w:pPr>
-      <w:r>
-        <w:rPr>
-          <w:rFonts w:ascii="Courier New" w:hAnsi="Courier New" w:cs="Courier New"/>
-          <w:color w:val="000000" w:themeColor="text1"/>
-          <w:lang w:val="en-US"/>
-        </w:rPr>
-        <w:t xml:space="preserve">          </w:t>
-      </w:r>
-      <w:proofErr w:type="spellStart"/>
-      <w:r>
-        <w:rPr>
-          <w:rFonts w:ascii="Courier New" w:hAnsi="Courier New" w:cs="Courier New"/>
-          <w:color w:val="000000" w:themeColor="text1"/>
-          <w:lang w:val="en-US"/>
-        </w:rPr>
-        <w:t>mkdir</w:t>
-      </w:r>
-      <w:proofErr w:type="spellEnd"/>
-      <w:r>
-        <w:rPr>
-          <w:rFonts w:ascii="Courier New" w:hAnsi="Courier New" w:cs="Courier New"/>
-          <w:color w:val="000000" w:themeColor="text1"/>
-          <w:lang w:val="en-US"/>
-        </w:rPr>
-        <w:t xml:space="preserve"> -p package/DEBIAN</w:t>
-      </w:r>
-    </w:p>
-    <w:p>
-      <w:pPr>
-        <w:spacing w:line="360" w:lineRule="auto"/>
-        <w:ind w:left="1417" w:hanging="709"/>
-        <w:jc w:val="both"/>
-        <w:rPr>
-          <w:rFonts w:ascii="Courier New" w:hAnsi="Courier New" w:cs="Courier New"/>
-          <w:color w:val="000000" w:themeColor="text1"/>
-          <w:lang w:val="en-US"/>
-        </w:rPr>
-      </w:pPr>
-      <w:r>
-        <w:rPr>
-          <w:rFonts w:ascii="Courier New" w:hAnsi="Courier New" w:cs="Courier New"/>
-          <w:color w:val="000000" w:themeColor="text1"/>
-          <w:lang w:val="en-US"/>
-        </w:rPr>
-        <w:t xml:space="preserve">          </w:t>
-      </w:r>
-      <w:proofErr w:type="spellStart"/>
-      <w:r>
-        <w:rPr>
-          <w:rFonts w:ascii="Courier New" w:hAnsi="Courier New" w:cs="Courier New"/>
-          <w:color w:val="000000" w:themeColor="text1"/>
-          <w:lang w:val="en-US"/>
-        </w:rPr>
-        <w:t>mkdir</w:t>
-      </w:r>
-      <w:proofErr w:type="spellEnd"/>
-      <w:r>
-        <w:rPr>
-          <w:rFonts w:ascii="Courier New" w:hAnsi="Courier New" w:cs="Courier New"/>
-          <w:color w:val="000000" w:themeColor="text1"/>
-          <w:lang w:val="en-US"/>
-        </w:rPr>
-        <w:t xml:space="preserve"> -p package/</w:t>
-      </w:r>
-      <w:proofErr w:type="spellStart"/>
-      <w:r>
-        <w:rPr>
-          <w:rFonts w:ascii="Courier New" w:hAnsi="Courier New" w:cs="Courier New"/>
-          <w:color w:val="000000" w:themeColor="text1"/>
-          <w:lang w:val="en-US"/>
-        </w:rPr>
-        <w:t>usr</w:t>
-      </w:r>
-      <w:proofErr w:type="spellEnd"/>
-      <w:r>
-        <w:rPr>
-          <w:rFonts w:ascii="Courier New" w:hAnsi="Courier New" w:cs="Courier New"/>
-          <w:color w:val="000000" w:themeColor="text1"/>
-          <w:lang w:val="en-US"/>
-        </w:rPr>
-        <w:t>/bin</w:t>
-      </w:r>
-    </w:p>
-    <w:p>
-      <w:pPr>
-        <w:spacing w:line="360" w:lineRule="auto"/>
-        <w:ind w:left="1417" w:hanging="709"/>
-        <w:jc w:val="both"/>
-        <w:rPr>
-          <w:rFonts w:ascii="Courier New" w:hAnsi="Courier New" w:cs="Courier New"/>
-          <w:color w:val="000000" w:themeColor="text1"/>
-          <w:lang w:val="en-US"/>
-        </w:rPr>
-      </w:pPr>
-      <w:r>
-        <w:rPr>
-          <w:rFonts w:ascii="Courier New" w:hAnsi="Courier New" w:cs="Courier New"/>
-          <w:color w:val="000000" w:themeColor="text1"/>
-          <w:lang w:val="en-US"/>
-        </w:rPr>
-        <w:lastRenderedPageBreak/>
-        <w:t xml:space="preserve">          cp bin/</w:t>
-      </w:r>
-      <w:proofErr w:type="spellStart"/>
-      <w:r>
-        <w:rPr>
-          <w:rFonts w:ascii="Courier New" w:hAnsi="Courier New" w:cs="Courier New"/>
-          <w:color w:val="000000" w:themeColor="text1"/>
-          <w:lang w:val="en-US"/>
-        </w:rPr>
-        <w:t>myprog</w:t>
-      </w:r>
-      <w:proofErr w:type="spellEnd"/>
-      <w:r>
-        <w:rPr>
-          <w:rFonts w:ascii="Courier New" w:hAnsi="Courier New" w:cs="Courier New"/>
-          <w:color w:val="000000" w:themeColor="text1"/>
-          <w:lang w:val="en-US"/>
-        </w:rPr>
-        <w:t xml:space="preserve"> package/</w:t>
-      </w:r>
-      <w:proofErr w:type="spellStart"/>
-      <w:r>
-        <w:rPr>
-          <w:rFonts w:ascii="Courier New" w:hAnsi="Courier New" w:cs="Courier New"/>
-          <w:color w:val="000000" w:themeColor="text1"/>
-          <w:lang w:val="en-US"/>
-        </w:rPr>
-        <w:t>usr</w:t>
-      </w:r>
-      <w:proofErr w:type="spellEnd"/>
-      <w:r>
-        <w:rPr>
-          <w:rFonts w:ascii="Courier New" w:hAnsi="Courier New" w:cs="Courier New"/>
-          <w:color w:val="000000" w:themeColor="text1"/>
-          <w:lang w:val="en-US"/>
-        </w:rPr>
-        <w:t>/bin/</w:t>
-      </w:r>
-    </w:p>
-    <w:p>
-      <w:pPr>
-        <w:spacing w:line="360" w:lineRule="auto"/>
-        <w:ind w:left="1417" w:hanging="709"/>
-        <w:jc w:val="both"/>
-        <w:rPr>
-          <w:rFonts w:ascii="Courier New" w:hAnsi="Courier New" w:cs="Courier New"/>
-          <w:color w:val="000000" w:themeColor="text1"/>
-          <w:lang w:val="en-US"/>
-        </w:rPr>
-      </w:pPr>
-      <w:r>
-        <w:rPr>
-          <w:rFonts w:ascii="Courier New" w:hAnsi="Courier New" w:cs="Courier New"/>
-          <w:color w:val="000000" w:themeColor="text1"/>
-          <w:lang w:val="en-US"/>
-        </w:rPr>
-        <w:t xml:space="preserve">          cp control package/DEBIAN/control</w:t>
-      </w:r>
-    </w:p>
-    <w:p>
-      <w:pPr>
-        <w:spacing w:line="360" w:lineRule="auto"/>
-        <w:ind w:left="1417" w:hanging="709"/>
-        <w:jc w:val="both"/>
-        <w:rPr>
-          <w:rFonts w:ascii="Courier New" w:hAnsi="Courier New" w:cs="Courier New"/>
-          <w:color w:val="000000" w:themeColor="text1"/>
-          <w:lang w:val="en-US"/>
-        </w:rPr>
-      </w:pPr>
-    </w:p>
-    <w:p>
-      <w:pPr>
-        <w:spacing w:line="360" w:lineRule="auto"/>
-        <w:ind w:left="1417" w:hanging="709"/>
-        <w:jc w:val="both"/>
-        <w:rPr>
-          <w:rFonts w:ascii="Courier New" w:hAnsi="Courier New" w:cs="Courier New"/>
-          <w:color w:val="000000" w:themeColor="text1"/>
-          <w:lang w:val="en-US"/>
-        </w:rPr>
-      </w:pPr>
-      <w:r>
-        <w:rPr>
-          <w:rFonts w:ascii="Courier New" w:hAnsi="Courier New" w:cs="Courier New"/>
-          <w:color w:val="000000" w:themeColor="text1"/>
-          <w:lang w:val="en-US"/>
-        </w:rPr>
-        <w:t xml:space="preserve">      - name: Build .deb package</w:t>
-      </w:r>
-    </w:p>
-    <w:p>
-      <w:pPr>
-        <w:spacing w:line="360" w:lineRule="auto"/>
-        <w:ind w:left="1417" w:hanging="709"/>
-        <w:jc w:val="both"/>
-        <w:rPr>
-          <w:rFonts w:ascii="Courier New" w:hAnsi="Courier New" w:cs="Courier New"/>
-          <w:color w:val="000000" w:themeColor="text1"/>
-          <w:lang w:val="en-US"/>
-        </w:rPr>
-      </w:pPr>
-      <w:r>
-        <w:rPr>
-          <w:rFonts w:ascii="Courier New" w:hAnsi="Courier New" w:cs="Courier New"/>
-          <w:color w:val="000000" w:themeColor="text1"/>
-          <w:lang w:val="en-US"/>
-        </w:rPr>
-        <w:t xml:space="preserve">        run: </w:t>
-      </w:r>
-      <w:proofErr w:type="spellStart"/>
-      <w:r>
-        <w:rPr>
-          <w:rFonts w:ascii="Courier New" w:hAnsi="Courier New" w:cs="Courier New"/>
-          <w:color w:val="000000" w:themeColor="text1"/>
-          <w:lang w:val="en-US"/>
-        </w:rPr>
-        <w:t>dpkg</w:t>
-      </w:r>
-      <w:proofErr w:type="spellEnd"/>
-      <w:r>
-        <w:rPr>
-          <w:rFonts w:ascii="Courier New" w:hAnsi="Courier New" w:cs="Courier New"/>
-          <w:color w:val="000000" w:themeColor="text1"/>
-          <w:lang w:val="en-US"/>
-        </w:rPr>
-        <w:t xml:space="preserve">-deb --build package </w:t>
-      </w:r>
-      <w:proofErr w:type="spellStart"/>
-      <w:r>
-        <w:rPr>
-          <w:rFonts w:ascii="Courier New" w:hAnsi="Courier New" w:cs="Courier New"/>
-          <w:color w:val="000000" w:themeColor="text1"/>
-          <w:lang w:val="en-US"/>
-        </w:rPr>
-        <w:t>myprog.deb</w:t>
-      </w:r>
-      <w:proofErr w:type="spellEnd"/>
-    </w:p>
-    <w:p>
-      <w:pPr>
-        <w:spacing w:line="360" w:lineRule="auto"/>
-        <w:ind w:left="1417" w:hanging="709"/>
-        <w:jc w:val="both"/>
-        <w:rPr>
-          <w:rFonts w:ascii="Courier New" w:hAnsi="Courier New" w:cs="Courier New"/>
-          <w:color w:val="000000" w:themeColor="text1"/>
-          <w:lang w:val="en-US"/>
-        </w:rPr>
-      </w:pPr>
-    </w:p>
-    <w:p>
-      <w:pPr>
-        <w:spacing w:line="360" w:lineRule="auto"/>
-        <w:ind w:left="1417" w:hanging="709"/>
-        <w:jc w:val="both"/>
-        <w:rPr>
-          <w:rFonts w:ascii="Courier New" w:hAnsi="Courier New" w:cs="Courier New"/>
-          <w:color w:val="000000" w:themeColor="text1"/>
-          <w:lang w:val="en-US"/>
-        </w:rPr>
-      </w:pPr>
-      <w:r>
-        <w:rPr>
-          <w:rFonts w:ascii="Courier New" w:hAnsi="Courier New" w:cs="Courier New"/>
-          <w:color w:val="000000" w:themeColor="text1"/>
-          <w:lang w:val="en-US"/>
-        </w:rPr>
-        <w:t xml:space="preserve">      - name: Upload .deb artifact</w:t>
-      </w:r>
-    </w:p>
-    <w:p>
-      <w:pPr>
-        <w:spacing w:line="360" w:lineRule="auto"/>
-        <w:ind w:left="1417" w:hanging="709"/>
-        <w:jc w:val="both"/>
-        <w:rPr>
-          <w:rFonts w:ascii="Courier New" w:hAnsi="Courier New" w:cs="Courier New"/>
-          <w:color w:val="000000" w:themeColor="text1"/>
-          <w:lang w:val="en-US"/>
-        </w:rPr>
-      </w:pPr>
-      <w:r>
-        <w:rPr>
-          <w:rFonts w:ascii="Courier New" w:hAnsi="Courier New" w:cs="Courier New"/>
-          <w:color w:val="000000" w:themeColor="text1"/>
-          <w:lang w:val="en-US"/>
-        </w:rPr>
-        <w:t xml:space="preserve">        uses: actions/upload-artifact@v4</w:t>
-      </w:r>
-    </w:p>
-    <w:p>
-      <w:pPr>
-        <w:spacing w:line="360" w:lineRule="auto"/>
-        <w:ind w:left="1417" w:hanging="709"/>
-        <w:jc w:val="both"/>
-        <w:rPr>
-          <w:rFonts w:ascii="Courier New" w:hAnsi="Courier New" w:cs="Courier New"/>
-          <w:color w:val="000000" w:themeColor="text1"/>
-          <w:lang w:val="en-US"/>
-        </w:rPr>
-      </w:pPr>
-      <w:r>
-        <w:rPr>
-          <w:rFonts w:ascii="Courier New" w:hAnsi="Courier New" w:cs="Courier New"/>
-          <w:color w:val="000000" w:themeColor="text1"/>
-          <w:lang w:val="en-US"/>
-        </w:rPr>
-        <w:t xml:space="preserve">        with:</w:t>
-      </w:r>
-    </w:p>
-    <w:p>
-      <w:pPr>
-        <w:spacing w:line="360" w:lineRule="auto"/>
-        <w:ind w:left="1417" w:hanging="709"/>
-        <w:jc w:val="both"/>
-        <w:rPr>
-          <w:rFonts w:ascii="Courier New" w:hAnsi="Courier New" w:cs="Courier New"/>
-          <w:color w:val="000000" w:themeColor="text1"/>
-          <w:lang w:val="en-US"/>
-        </w:rPr>
-      </w:pPr>
-      <w:r>
-        <w:rPr>
-          <w:rFonts w:ascii="Courier New" w:hAnsi="Courier New" w:cs="Courier New"/>
-          <w:color w:val="000000" w:themeColor="text1"/>
-          <w:lang w:val="en-US"/>
-        </w:rPr>
-        <w:t xml:space="preserve">          name: deb-package</w:t>
-      </w:r>
-    </w:p>
-    <w:p>
-      <w:pPr>
-        <w:spacing w:line="360" w:lineRule="auto"/>
-        <w:ind w:left="1417" w:hanging="709"/>
-        <w:jc w:val="both"/>
-        <w:rPr>
-          <w:rFonts w:ascii="Courier New" w:hAnsi="Courier New" w:cs="Courier New"/>
-          <w:color w:val="000000" w:themeColor="text1"/>
-          <w:lang w:val="en-US"/>
-        </w:rPr>
-      </w:pPr>
-      <w:r>
-        <w:rPr>
-          <w:rFonts w:ascii="Courier New" w:hAnsi="Courier New" w:cs="Courier New"/>
-          <w:color w:val="000000" w:themeColor="text1"/>
-          <w:lang w:val="en-US"/>
-        </w:rPr>
-        <w:t xml:space="preserve">          path: </w:t>
-      </w:r>
-      <w:proofErr w:type="spellStart"/>
-      <w:r>
-        <w:rPr>
-          <w:rFonts w:ascii="Courier New" w:hAnsi="Courier New" w:cs="Courier New"/>
-          <w:color w:val="000000" w:themeColor="text1"/>
-          <w:lang w:val="en-US"/>
-        </w:rPr>
-        <w:t>myprog.deb</w:t>
-      </w:r>
-      <w:proofErr w:type="spellEnd"/>
-    </w:p>
-    <w:p>
-      <w:pPr>
-        <w:spacing w:line="360" w:lineRule="auto"/>
-        <w:ind w:left="1417" w:hanging="709"/>
-        <w:jc w:val="both"/>
-        <w:rPr>
-          <w:rFonts w:ascii="Courier New" w:hAnsi="Courier New" w:cs="Courier New"/>
-          <w:color w:val="000000" w:themeColor="text1"/>
-          <w:lang w:val="en-US"/>
-        </w:rPr>
-      </w:pPr>
-      <w:r>
-        <w:rPr>
-          <w:rFonts w:ascii="Courier New" w:hAnsi="Courier New" w:cs="Courier New"/>
-          <w:color w:val="000000" w:themeColor="text1"/>
-          <w:lang w:val="en-US"/>
-        </w:rPr>
-        <w:t xml:space="preserve">          retention-days: 7</w:t>
-      </w:r>
-    </w:p>
-    <w:p>
-      <w:pPr>
-        <w:spacing w:line="360" w:lineRule="auto"/>
-        <w:ind w:left="1417" w:hanging="709"/>
-        <w:jc w:val="both"/>
+        <w:t>2.</w:t>
+      </w:r>
+      <w:r>
         <w:rPr>
           <w:b/>
           <w:bCs/>
@@ -4733,7 +5967,8 @@
           <w:szCs w:val="28"/>
           <w:lang w:val="en-US"/>
         </w:rPr>
-      </w:pPr>
+        <w:t>5</w:t>
+      </w:r>
       <w:r>
         <w:rPr>
           <w:b/>
@@ -4743,7 +5978,7 @@
           <w:szCs w:val="28"/>
           <w:lang w:val="en-US"/>
         </w:rPr>
-        <w:t>2.</w:t>
+        <w:t xml:space="preserve"> </w:t>
       </w:r>
       <w:r>
         <w:rPr>
@@ -4752,9 +5987,8 @@
           <w:color w:val="000000" w:themeColor="text1"/>
           <w:sz w:val="28"/>
           <w:szCs w:val="28"/>
-          <w:lang w:val="en-US"/>
-        </w:rPr>
-        <w:t>5</w:t>
+        </w:rPr>
+        <w:t>Файл</w:t>
       </w:r>
       <w:r>
         <w:rPr>
@@ -4775,7 +6009,7 @@
           <w:sz w:val="28"/>
           <w:szCs w:val="28"/>
         </w:rPr>
-        <w:t>Файл</w:t>
+        <w:t>теста</w:t>
       </w:r>
       <w:r>
         <w:rPr>
@@ -4795,8 +6029,9 @@
           <w:color w:val="000000" w:themeColor="text1"/>
           <w:sz w:val="28"/>
           <w:szCs w:val="28"/>
-        </w:rPr>
-        <w:t>теста</w:t>
+          <w:lang w:val="en-US"/>
+        </w:rPr>
+        <w:t>test</w:t>
       </w:r>
       <w:r>
         <w:rPr>
@@ -4807,7 +6042,7 @@
           <w:szCs w:val="28"/>
           <w:lang w:val="en-US"/>
         </w:rPr>
-        <w:t xml:space="preserve"> </w:t>
+        <w:t>_prime</w:t>
       </w:r>
       <w:r>
         <w:rPr>
@@ -4818,7 +6053,7 @@
           <w:szCs w:val="28"/>
           <w:lang w:val="en-US"/>
         </w:rPr>
-        <w:t>test</w:t>
+        <w:t>.</w:t>
       </w:r>
       <w:r>
         <w:rPr>
@@ -4829,9 +6064,1020 @@
           <w:szCs w:val="28"/>
           <w:lang w:val="en-US"/>
         </w:rPr>
-        <w:t>_prime</w:t>
-      </w:r>
-      <w:r>
+        <w:t>cpp</w:t>
+      </w:r>
+    </w:p>
+    <w:p>
+      <w:pPr>
+        <w:spacing w:line="360" w:lineRule="auto"/>
+        <w:ind w:left="1417" w:hanging="709"/>
+        <w:jc w:val="both"/>
+        <w:rPr>
+          <w:rFonts w:ascii="Courier New" w:hAnsi="Courier New" w:cs="Courier New"/>
+          <w:color w:val="000000" w:themeColor="text1"/>
+          <w:lang w:val="en-US"/>
+        </w:rPr>
+      </w:pPr>
+      <w:r>
+        <w:rPr>
+          <w:rFonts w:ascii="Courier New" w:hAnsi="Courier New" w:cs="Courier New"/>
+          <w:color w:val="000000" w:themeColor="text1"/>
+          <w:lang w:val="en-US"/>
+        </w:rPr>
+        <w:t xml:space="preserve">#include </w:t>
+      </w:r>
+      <w:proofErr w:type="gramStart"/>
+      <w:r>
+        <w:rPr>
+          <w:rFonts w:ascii="Courier New" w:hAnsi="Courier New" w:cs="Courier New"/>
+          <w:color w:val="000000" w:themeColor="text1"/>
+          <w:lang w:val="en-US"/>
+        </w:rPr>
+        <w:t>"..</w:t>
+      </w:r>
+      <w:proofErr w:type="gramEnd"/>
+      <w:r>
+        <w:rPr>
+          <w:rFonts w:ascii="Courier New" w:hAnsi="Courier New" w:cs="Courier New"/>
+          <w:color w:val="000000" w:themeColor="text1"/>
+          <w:lang w:val="en-US"/>
+        </w:rPr>
+        <w:t>/</w:t>
+      </w:r>
+      <w:proofErr w:type="spellStart"/>
+      <w:r>
+        <w:rPr>
+          <w:rFonts w:ascii="Courier New" w:hAnsi="Courier New" w:cs="Courier New"/>
+          <w:color w:val="000000" w:themeColor="text1"/>
+          <w:lang w:val="en-US"/>
+        </w:rPr>
+        <w:t>prime.h</w:t>
+      </w:r>
+      <w:proofErr w:type="spellEnd"/>
+      <w:r>
+        <w:rPr>
+          <w:rFonts w:ascii="Courier New" w:hAnsi="Courier New" w:cs="Courier New"/>
+          <w:color w:val="000000" w:themeColor="text1"/>
+          <w:lang w:val="en-US"/>
+        </w:rPr>
+        <w:t>"</w:t>
+      </w:r>
+    </w:p>
+    <w:p>
+      <w:pPr>
+        <w:spacing w:line="360" w:lineRule="auto"/>
+        <w:ind w:left="1417" w:hanging="709"/>
+        <w:jc w:val="both"/>
+        <w:rPr>
+          <w:rFonts w:ascii="Courier New" w:hAnsi="Courier New" w:cs="Courier New"/>
+          <w:color w:val="000000" w:themeColor="text1"/>
+          <w:lang w:val="en-US"/>
+        </w:rPr>
+      </w:pPr>
+      <w:r>
+        <w:rPr>
+          <w:rFonts w:ascii="Courier New" w:hAnsi="Courier New" w:cs="Courier New"/>
+          <w:color w:val="000000" w:themeColor="text1"/>
+          <w:lang w:val="en-US"/>
+        </w:rPr>
+        <w:t>#include &lt;iostream&gt;</w:t>
+      </w:r>
+    </w:p>
+    <w:p>
+      <w:pPr>
+        <w:spacing w:line="360" w:lineRule="auto"/>
+        <w:ind w:left="1417" w:hanging="709"/>
+        <w:jc w:val="both"/>
+        <w:rPr>
+          <w:rFonts w:ascii="Courier New" w:hAnsi="Courier New" w:cs="Courier New"/>
+          <w:color w:val="000000" w:themeColor="text1"/>
+          <w:lang w:val="en-US"/>
+        </w:rPr>
+      </w:pPr>
+      <w:r>
+        <w:rPr>
+          <w:rFonts w:ascii="Courier New" w:hAnsi="Courier New" w:cs="Courier New"/>
+          <w:color w:val="000000" w:themeColor="text1"/>
+          <w:lang w:val="en-US"/>
+        </w:rPr>
+        <w:t>#include &lt;</w:t>
+      </w:r>
+      <w:proofErr w:type="spellStart"/>
+      <w:r>
+        <w:rPr>
+          <w:rFonts w:ascii="Courier New" w:hAnsi="Courier New" w:cs="Courier New"/>
+          <w:color w:val="000000" w:themeColor="text1"/>
+          <w:lang w:val="en-US"/>
+        </w:rPr>
+        <w:t>cassert</w:t>
+      </w:r>
+      <w:proofErr w:type="spellEnd"/>
+      <w:r>
+        <w:rPr>
+          <w:rFonts w:ascii="Courier New" w:hAnsi="Courier New" w:cs="Courier New"/>
+          <w:color w:val="000000" w:themeColor="text1"/>
+          <w:lang w:val="en-US"/>
+        </w:rPr>
+        <w:t>&gt;</w:t>
+      </w:r>
+    </w:p>
+    <w:p>
+      <w:pPr>
+        <w:spacing w:line="360" w:lineRule="auto"/>
+        <w:ind w:left="1417" w:hanging="709"/>
+        <w:jc w:val="both"/>
+        <w:rPr>
+          <w:rFonts w:ascii="Courier New" w:hAnsi="Courier New" w:cs="Courier New"/>
+          <w:color w:val="000000" w:themeColor="text1"/>
+          <w:lang w:val="en-US"/>
+        </w:rPr>
+      </w:pPr>
+    </w:p>
+    <w:p>
+      <w:pPr>
+        <w:spacing w:line="360" w:lineRule="auto"/>
+        <w:ind w:left="1417" w:hanging="709"/>
+        <w:jc w:val="both"/>
+        <w:rPr>
+          <w:rFonts w:ascii="Courier New" w:hAnsi="Courier New" w:cs="Courier New"/>
+          <w:color w:val="000000" w:themeColor="text1"/>
+          <w:lang w:val="en-US"/>
+        </w:rPr>
+      </w:pPr>
+      <w:r>
+        <w:rPr>
+          <w:rFonts w:ascii="Courier New" w:hAnsi="Courier New" w:cs="Courier New"/>
+          <w:color w:val="000000" w:themeColor="text1"/>
+          <w:lang w:val="en-US"/>
+        </w:rPr>
+        <w:t xml:space="preserve">int </w:t>
+      </w:r>
+      <w:proofErr w:type="gramStart"/>
+      <w:r>
+        <w:rPr>
+          <w:rFonts w:ascii="Courier New" w:hAnsi="Courier New" w:cs="Courier New"/>
+          <w:color w:val="000000" w:themeColor="text1"/>
+          <w:lang w:val="en-US"/>
+        </w:rPr>
+        <w:t>main(</w:t>
+      </w:r>
+      <w:proofErr w:type="gramEnd"/>
+      <w:r>
+        <w:rPr>
+          <w:rFonts w:ascii="Courier New" w:hAnsi="Courier New" w:cs="Courier New"/>
+          <w:color w:val="000000" w:themeColor="text1"/>
+          <w:lang w:val="en-US"/>
+        </w:rPr>
+        <w:t>) {</w:t>
+      </w:r>
+    </w:p>
+    <w:p>
+      <w:pPr>
+        <w:spacing w:line="360" w:lineRule="auto"/>
+        <w:ind w:left="1417" w:hanging="709"/>
+        <w:jc w:val="both"/>
+        <w:rPr>
+          <w:rFonts w:ascii="Courier New" w:hAnsi="Courier New" w:cs="Courier New"/>
+          <w:color w:val="000000" w:themeColor="text1"/>
+          <w:lang w:val="en-US"/>
+        </w:rPr>
+      </w:pPr>
+      <w:r>
+        <w:rPr>
+          <w:rFonts w:ascii="Courier New" w:hAnsi="Courier New" w:cs="Courier New"/>
+          <w:color w:val="000000" w:themeColor="text1"/>
+          <w:lang w:val="en-US"/>
+        </w:rPr>
+        <w:t xml:space="preserve">    </w:t>
+      </w:r>
+      <w:r>
+        <w:rPr>
+          <w:rFonts w:ascii="Courier New" w:hAnsi="Courier New" w:cs="Courier New"/>
+          <w:color w:val="000000" w:themeColor="text1"/>
+          <w:lang w:val="en-US"/>
+        </w:rPr>
+        <w:t xml:space="preserve">// </w:t>
+      </w:r>
+      <w:r>
+        <w:rPr>
+          <w:rFonts w:ascii="Courier New" w:hAnsi="Courier New" w:cs="Courier New"/>
+          <w:color w:val="000000" w:themeColor="text1"/>
+        </w:rPr>
+        <w:t>Тест</w:t>
+      </w:r>
+      <w:r>
+        <w:rPr>
+          <w:rFonts w:ascii="Courier New" w:hAnsi="Courier New" w:cs="Courier New"/>
+          <w:color w:val="000000" w:themeColor="text1"/>
+          <w:lang w:val="en-US"/>
+        </w:rPr>
+        <w:t xml:space="preserve"> 1: </w:t>
+      </w:r>
+      <w:r>
+        <w:rPr>
+          <w:rFonts w:ascii="Courier New" w:hAnsi="Courier New" w:cs="Courier New"/>
+          <w:color w:val="000000" w:themeColor="text1"/>
+        </w:rPr>
+        <w:t>Проверка</w:t>
+      </w:r>
+      <w:r>
+        <w:rPr>
+          <w:rFonts w:ascii="Courier New" w:hAnsi="Courier New" w:cs="Courier New"/>
+          <w:color w:val="000000" w:themeColor="text1"/>
+          <w:lang w:val="en-US"/>
+        </w:rPr>
+        <w:t xml:space="preserve"> </w:t>
+      </w:r>
+      <w:r>
+        <w:rPr>
+          <w:rFonts w:ascii="Courier New" w:hAnsi="Courier New" w:cs="Courier New"/>
+          <w:color w:val="000000" w:themeColor="text1"/>
+        </w:rPr>
+        <w:t>простых</w:t>
+      </w:r>
+      <w:r>
+        <w:rPr>
+          <w:rFonts w:ascii="Courier New" w:hAnsi="Courier New" w:cs="Courier New"/>
+          <w:color w:val="000000" w:themeColor="text1"/>
+          <w:lang w:val="en-US"/>
+        </w:rPr>
+        <w:t xml:space="preserve"> </w:t>
+      </w:r>
+      <w:r>
+        <w:rPr>
+          <w:rFonts w:ascii="Courier New" w:hAnsi="Courier New" w:cs="Courier New"/>
+          <w:color w:val="000000" w:themeColor="text1"/>
+        </w:rPr>
+        <w:t>чисел</w:t>
+      </w:r>
+    </w:p>
+    <w:p>
+      <w:pPr>
+        <w:spacing w:line="360" w:lineRule="auto"/>
+        <w:ind w:left="1417" w:hanging="709"/>
+        <w:jc w:val="both"/>
+        <w:rPr>
+          <w:rFonts w:ascii="Courier New" w:hAnsi="Courier New" w:cs="Courier New"/>
+          <w:color w:val="000000" w:themeColor="text1"/>
+          <w:lang w:val="en-US"/>
+        </w:rPr>
+      </w:pPr>
+      <w:r>
+        <w:rPr>
+          <w:rFonts w:ascii="Courier New" w:hAnsi="Courier New" w:cs="Courier New"/>
+          <w:color w:val="000000" w:themeColor="text1"/>
+          <w:lang w:val="en-US"/>
+        </w:rPr>
+        <w:t xml:space="preserve">    </w:t>
+      </w:r>
+      <w:r>
+        <w:rPr>
+          <w:rFonts w:ascii="Courier New" w:hAnsi="Courier New" w:cs="Courier New"/>
+          <w:color w:val="000000" w:themeColor="text1"/>
+          <w:lang w:val="en-US"/>
+        </w:rPr>
+        <w:t>assert</w:t>
+      </w:r>
+      <w:r>
+        <w:rPr>
+          <w:rFonts w:ascii="Courier New" w:hAnsi="Courier New" w:cs="Courier New"/>
+          <w:color w:val="000000" w:themeColor="text1"/>
+          <w:lang w:val="en-US"/>
+        </w:rPr>
+        <w:t>(</w:t>
+      </w:r>
+      <w:proofErr w:type="spellStart"/>
+      <w:proofErr w:type="gramStart"/>
+      <w:r>
+        <w:rPr>
+          <w:rFonts w:ascii="Courier New" w:hAnsi="Courier New" w:cs="Courier New"/>
+          <w:color w:val="000000" w:themeColor="text1"/>
+          <w:lang w:val="en-US"/>
+        </w:rPr>
+        <w:t>isPrime</w:t>
+      </w:r>
+      <w:proofErr w:type="spellEnd"/>
+      <w:r>
+        <w:rPr>
+          <w:rFonts w:ascii="Courier New" w:hAnsi="Courier New" w:cs="Courier New"/>
+          <w:color w:val="000000" w:themeColor="text1"/>
+          <w:lang w:val="en-US"/>
+        </w:rPr>
+        <w:t>(</w:t>
+      </w:r>
+      <w:proofErr w:type="gramEnd"/>
+      <w:r>
+        <w:rPr>
+          <w:rFonts w:ascii="Courier New" w:hAnsi="Courier New" w:cs="Courier New"/>
+          <w:color w:val="000000" w:themeColor="text1"/>
+          <w:lang w:val="en-US"/>
+        </w:rPr>
+        <w:t xml:space="preserve">2) == </w:t>
+      </w:r>
+      <w:r>
+        <w:rPr>
+          <w:rFonts w:ascii="Courier New" w:hAnsi="Courier New" w:cs="Courier New"/>
+          <w:color w:val="000000" w:themeColor="text1"/>
+          <w:lang w:val="en-US"/>
+        </w:rPr>
+        <w:t>true</w:t>
+      </w:r>
+      <w:r>
+        <w:rPr>
+          <w:rFonts w:ascii="Courier New" w:hAnsi="Courier New" w:cs="Courier New"/>
+          <w:color w:val="000000" w:themeColor="text1"/>
+          <w:lang w:val="en-US"/>
+        </w:rPr>
+        <w:t>);</w:t>
+      </w:r>
+    </w:p>
+    <w:p>
+      <w:pPr>
+        <w:spacing w:line="360" w:lineRule="auto"/>
+        <w:ind w:left="1417" w:hanging="709"/>
+        <w:jc w:val="both"/>
+        <w:rPr>
+          <w:rFonts w:ascii="Courier New" w:hAnsi="Courier New" w:cs="Courier New"/>
+          <w:color w:val="000000" w:themeColor="text1"/>
+          <w:lang w:val="en-US"/>
+        </w:rPr>
+      </w:pPr>
+      <w:r>
+        <w:rPr>
+          <w:rFonts w:ascii="Courier New" w:hAnsi="Courier New" w:cs="Courier New"/>
+          <w:color w:val="000000" w:themeColor="text1"/>
+          <w:lang w:val="en-US"/>
+        </w:rPr>
+        <w:t xml:space="preserve">    </w:t>
+      </w:r>
+      <w:r>
+        <w:rPr>
+          <w:rFonts w:ascii="Courier New" w:hAnsi="Courier New" w:cs="Courier New"/>
+          <w:color w:val="000000" w:themeColor="text1"/>
+          <w:lang w:val="en-US"/>
+        </w:rPr>
+        <w:t>assert(</w:t>
+      </w:r>
+      <w:proofErr w:type="spellStart"/>
+      <w:proofErr w:type="gramStart"/>
+      <w:r>
+        <w:rPr>
+          <w:rFonts w:ascii="Courier New" w:hAnsi="Courier New" w:cs="Courier New"/>
+          <w:color w:val="000000" w:themeColor="text1"/>
+          <w:lang w:val="en-US"/>
+        </w:rPr>
+        <w:t>isPrime</w:t>
+      </w:r>
+      <w:proofErr w:type="spellEnd"/>
+      <w:r>
+        <w:rPr>
+          <w:rFonts w:ascii="Courier New" w:hAnsi="Courier New" w:cs="Courier New"/>
+          <w:color w:val="000000" w:themeColor="text1"/>
+          <w:lang w:val="en-US"/>
+        </w:rPr>
+        <w:t>(</w:t>
+      </w:r>
+      <w:proofErr w:type="gramEnd"/>
+      <w:r>
+        <w:rPr>
+          <w:rFonts w:ascii="Courier New" w:hAnsi="Courier New" w:cs="Courier New"/>
+          <w:color w:val="000000" w:themeColor="text1"/>
+          <w:lang w:val="en-US"/>
+        </w:rPr>
+        <w:t>7) == true);</w:t>
+      </w:r>
+    </w:p>
+    <w:p>
+      <w:pPr>
+        <w:spacing w:line="360" w:lineRule="auto"/>
+        <w:ind w:left="1417" w:hanging="709"/>
+        <w:jc w:val="both"/>
+        <w:rPr>
+          <w:rFonts w:ascii="Courier New" w:hAnsi="Courier New" w:cs="Courier New"/>
+          <w:color w:val="000000" w:themeColor="text1"/>
+          <w:lang w:val="en-US"/>
+        </w:rPr>
+      </w:pPr>
+      <w:r>
+        <w:rPr>
+          <w:rFonts w:ascii="Courier New" w:hAnsi="Courier New" w:cs="Courier New"/>
+          <w:color w:val="000000" w:themeColor="text1"/>
+          <w:lang w:val="en-US"/>
+        </w:rPr>
+        <w:t xml:space="preserve">    assert</w:t>
+      </w:r>
+      <w:r>
+        <w:rPr>
+          <w:rFonts w:ascii="Courier New" w:hAnsi="Courier New" w:cs="Courier New"/>
+          <w:color w:val="000000" w:themeColor="text1"/>
+          <w:lang w:val="en-US"/>
+        </w:rPr>
+        <w:t>(</w:t>
+      </w:r>
+      <w:proofErr w:type="spellStart"/>
+      <w:proofErr w:type="gramStart"/>
+      <w:r>
+        <w:rPr>
+          <w:rFonts w:ascii="Courier New" w:hAnsi="Courier New" w:cs="Courier New"/>
+          <w:color w:val="000000" w:themeColor="text1"/>
+          <w:lang w:val="en-US"/>
+        </w:rPr>
+        <w:t>isPrime</w:t>
+      </w:r>
+      <w:proofErr w:type="spellEnd"/>
+      <w:r>
+        <w:rPr>
+          <w:rFonts w:ascii="Courier New" w:hAnsi="Courier New" w:cs="Courier New"/>
+          <w:color w:val="000000" w:themeColor="text1"/>
+          <w:lang w:val="en-US"/>
+        </w:rPr>
+        <w:t>(</w:t>
+      </w:r>
+      <w:proofErr w:type="gramEnd"/>
+      <w:r>
+        <w:rPr>
+          <w:rFonts w:ascii="Courier New" w:hAnsi="Courier New" w:cs="Courier New"/>
+          <w:color w:val="000000" w:themeColor="text1"/>
+          <w:lang w:val="en-US"/>
+        </w:rPr>
+        <w:t xml:space="preserve">13) == </w:t>
+      </w:r>
+      <w:r>
+        <w:rPr>
+          <w:rFonts w:ascii="Courier New" w:hAnsi="Courier New" w:cs="Courier New"/>
+          <w:color w:val="000000" w:themeColor="text1"/>
+          <w:lang w:val="en-US"/>
+        </w:rPr>
+        <w:t>true</w:t>
+      </w:r>
+      <w:r>
+        <w:rPr>
+          <w:rFonts w:ascii="Courier New" w:hAnsi="Courier New" w:cs="Courier New"/>
+          <w:color w:val="000000" w:themeColor="text1"/>
+          <w:lang w:val="en-US"/>
+        </w:rPr>
+        <w:t>);</w:t>
+      </w:r>
+    </w:p>
+    <w:p>
+      <w:pPr>
+        <w:spacing w:line="360" w:lineRule="auto"/>
+        <w:ind w:left="1417" w:hanging="709"/>
+        <w:jc w:val="both"/>
+        <w:rPr>
+          <w:rFonts w:ascii="Courier New" w:hAnsi="Courier New" w:cs="Courier New"/>
+          <w:color w:val="000000" w:themeColor="text1"/>
+          <w:lang w:val="en-US"/>
+        </w:rPr>
+      </w:pPr>
+    </w:p>
+    <w:p>
+      <w:pPr>
+        <w:spacing w:line="360" w:lineRule="auto"/>
+        <w:ind w:left="1417" w:hanging="709"/>
+        <w:jc w:val="both"/>
+        <w:rPr>
+          <w:rFonts w:ascii="Courier New" w:hAnsi="Courier New" w:cs="Courier New"/>
+          <w:color w:val="000000" w:themeColor="text1"/>
+        </w:rPr>
+      </w:pPr>
+      <w:r>
+        <w:rPr>
+          <w:rFonts w:ascii="Courier New" w:hAnsi="Courier New" w:cs="Courier New"/>
+          <w:color w:val="000000" w:themeColor="text1"/>
+          <w:lang w:val="en-US"/>
+        </w:rPr>
+        <w:t xml:space="preserve">    </w:t>
+      </w:r>
+      <w:r>
+        <w:rPr>
+          <w:rFonts w:ascii="Courier New" w:hAnsi="Courier New" w:cs="Courier New"/>
+          <w:color w:val="000000" w:themeColor="text1"/>
+        </w:rPr>
+        <w:t>// Тест 2: Проверка составных (непростых) чисел</w:t>
+      </w:r>
+    </w:p>
+    <w:p>
+      <w:pPr>
+        <w:spacing w:line="360" w:lineRule="auto"/>
+        <w:ind w:left="1417" w:hanging="709"/>
+        <w:jc w:val="both"/>
+        <w:rPr>
+          <w:rFonts w:ascii="Courier New" w:hAnsi="Courier New" w:cs="Courier New"/>
+          <w:color w:val="000000" w:themeColor="text1"/>
+        </w:rPr>
+      </w:pPr>
+      <w:r>
+        <w:rPr>
+          <w:rFonts w:ascii="Courier New" w:hAnsi="Courier New" w:cs="Courier New"/>
+          <w:color w:val="000000" w:themeColor="text1"/>
+        </w:rPr>
+        <w:t xml:space="preserve">    </w:t>
+      </w:r>
+      <w:r>
+        <w:rPr>
+          <w:rFonts w:ascii="Courier New" w:hAnsi="Courier New" w:cs="Courier New"/>
+          <w:color w:val="000000" w:themeColor="text1"/>
+          <w:lang w:val="en-US"/>
+        </w:rPr>
+        <w:t>assert</w:t>
+      </w:r>
+      <w:r>
+        <w:rPr>
+          <w:rFonts w:ascii="Courier New" w:hAnsi="Courier New" w:cs="Courier New"/>
+          <w:color w:val="000000" w:themeColor="text1"/>
+        </w:rPr>
+        <w:t>(</w:t>
+      </w:r>
+      <w:proofErr w:type="spellStart"/>
+      <w:proofErr w:type="gramStart"/>
+      <w:r>
+        <w:rPr>
+          <w:rFonts w:ascii="Courier New" w:hAnsi="Courier New" w:cs="Courier New"/>
+          <w:color w:val="000000" w:themeColor="text1"/>
+          <w:lang w:val="en-US"/>
+        </w:rPr>
+        <w:t>isPrime</w:t>
+      </w:r>
+      <w:proofErr w:type="spellEnd"/>
+      <w:r>
+        <w:rPr>
+          <w:rFonts w:ascii="Courier New" w:hAnsi="Courier New" w:cs="Courier New"/>
+          <w:color w:val="000000" w:themeColor="text1"/>
+        </w:rPr>
+        <w:t>(</w:t>
+      </w:r>
+      <w:proofErr w:type="gramEnd"/>
+      <w:r>
+        <w:rPr>
+          <w:rFonts w:ascii="Courier New" w:hAnsi="Courier New" w:cs="Courier New"/>
+          <w:color w:val="000000" w:themeColor="text1"/>
+        </w:rPr>
+        <w:t xml:space="preserve">4) == </w:t>
+      </w:r>
+      <w:r>
+        <w:rPr>
+          <w:rFonts w:ascii="Courier New" w:hAnsi="Courier New" w:cs="Courier New"/>
+          <w:color w:val="000000" w:themeColor="text1"/>
+          <w:lang w:val="en-US"/>
+        </w:rPr>
+        <w:t>false</w:t>
+      </w:r>
+      <w:r>
+        <w:rPr>
+          <w:rFonts w:ascii="Courier New" w:hAnsi="Courier New" w:cs="Courier New"/>
+          <w:color w:val="000000" w:themeColor="text1"/>
+        </w:rPr>
+        <w:t>);</w:t>
+      </w:r>
+    </w:p>
+    <w:p>
+      <w:pPr>
+        <w:spacing w:line="360" w:lineRule="auto"/>
+        <w:ind w:left="1417" w:hanging="709"/>
+        <w:jc w:val="both"/>
+        <w:rPr>
+          <w:rFonts w:ascii="Courier New" w:hAnsi="Courier New" w:cs="Courier New"/>
+          <w:color w:val="000000" w:themeColor="text1"/>
+          <w:lang w:val="en-US"/>
+        </w:rPr>
+      </w:pPr>
+      <w:r>
+        <w:rPr>
+          <w:rFonts w:ascii="Courier New" w:hAnsi="Courier New" w:cs="Courier New"/>
+          <w:color w:val="000000" w:themeColor="text1"/>
+        </w:rPr>
+        <w:t xml:space="preserve">    </w:t>
+      </w:r>
+      <w:r>
+        <w:rPr>
+          <w:rFonts w:ascii="Courier New" w:hAnsi="Courier New" w:cs="Courier New"/>
+          <w:color w:val="000000" w:themeColor="text1"/>
+          <w:lang w:val="en-US"/>
+        </w:rPr>
+        <w:t>assert(</w:t>
+      </w:r>
+      <w:proofErr w:type="spellStart"/>
+      <w:proofErr w:type="gramStart"/>
+      <w:r>
+        <w:rPr>
+          <w:rFonts w:ascii="Courier New" w:hAnsi="Courier New" w:cs="Courier New"/>
+          <w:color w:val="000000" w:themeColor="text1"/>
+          <w:lang w:val="en-US"/>
+        </w:rPr>
+        <w:t>isPrime</w:t>
+      </w:r>
+      <w:proofErr w:type="spellEnd"/>
+      <w:r>
+        <w:rPr>
+          <w:rFonts w:ascii="Courier New" w:hAnsi="Courier New" w:cs="Courier New"/>
+          <w:color w:val="000000" w:themeColor="text1"/>
+          <w:lang w:val="en-US"/>
+        </w:rPr>
+        <w:t>(</w:t>
+      </w:r>
+      <w:proofErr w:type="gramEnd"/>
+      <w:r>
+        <w:rPr>
+          <w:rFonts w:ascii="Courier New" w:hAnsi="Courier New" w:cs="Courier New"/>
+          <w:color w:val="000000" w:themeColor="text1"/>
+          <w:lang w:val="en-US"/>
+        </w:rPr>
+        <w:t>10) == false);</w:t>
+      </w:r>
+    </w:p>
+    <w:p>
+      <w:pPr>
+        <w:spacing w:line="360" w:lineRule="auto"/>
+        <w:ind w:left="1417" w:hanging="709"/>
+        <w:jc w:val="both"/>
+        <w:rPr>
+          <w:rFonts w:ascii="Courier New" w:hAnsi="Courier New" w:cs="Courier New"/>
+          <w:color w:val="000000" w:themeColor="text1"/>
+          <w:lang w:val="en-US"/>
+        </w:rPr>
+      </w:pPr>
+      <w:r>
+        <w:rPr>
+          <w:rFonts w:ascii="Courier New" w:hAnsi="Courier New" w:cs="Courier New"/>
+          <w:color w:val="000000" w:themeColor="text1"/>
+          <w:lang w:val="en-US"/>
+        </w:rPr>
+        <w:t xml:space="preserve">    assert</w:t>
+      </w:r>
+      <w:r>
+        <w:rPr>
+          <w:rFonts w:ascii="Courier New" w:hAnsi="Courier New" w:cs="Courier New"/>
+          <w:color w:val="000000" w:themeColor="text1"/>
+          <w:lang w:val="en-US"/>
+        </w:rPr>
+        <w:t>(</w:t>
+      </w:r>
+      <w:proofErr w:type="spellStart"/>
+      <w:proofErr w:type="gramStart"/>
+      <w:r>
+        <w:rPr>
+          <w:rFonts w:ascii="Courier New" w:hAnsi="Courier New" w:cs="Courier New"/>
+          <w:color w:val="000000" w:themeColor="text1"/>
+          <w:lang w:val="en-US"/>
+        </w:rPr>
+        <w:t>isPrime</w:t>
+      </w:r>
+      <w:proofErr w:type="spellEnd"/>
+      <w:r>
+        <w:rPr>
+          <w:rFonts w:ascii="Courier New" w:hAnsi="Courier New" w:cs="Courier New"/>
+          <w:color w:val="000000" w:themeColor="text1"/>
+          <w:lang w:val="en-US"/>
+        </w:rPr>
+        <w:t>(</w:t>
+      </w:r>
+      <w:proofErr w:type="gramEnd"/>
+      <w:r>
+        <w:rPr>
+          <w:rFonts w:ascii="Courier New" w:hAnsi="Courier New" w:cs="Courier New"/>
+          <w:color w:val="000000" w:themeColor="text1"/>
+          <w:lang w:val="en-US"/>
+        </w:rPr>
+        <w:t xml:space="preserve">15) == </w:t>
+      </w:r>
+      <w:r>
+        <w:rPr>
+          <w:rFonts w:ascii="Courier New" w:hAnsi="Courier New" w:cs="Courier New"/>
+          <w:color w:val="000000" w:themeColor="text1"/>
+          <w:lang w:val="en-US"/>
+        </w:rPr>
+        <w:t>false</w:t>
+      </w:r>
+      <w:r>
+        <w:rPr>
+          <w:rFonts w:ascii="Courier New" w:hAnsi="Courier New" w:cs="Courier New"/>
+          <w:color w:val="000000" w:themeColor="text1"/>
+          <w:lang w:val="en-US"/>
+        </w:rPr>
+        <w:t>);</w:t>
+      </w:r>
+    </w:p>
+    <w:p>
+      <w:pPr>
+        <w:spacing w:line="360" w:lineRule="auto"/>
+        <w:ind w:left="1417" w:hanging="709"/>
+        <w:jc w:val="both"/>
+        <w:rPr>
+          <w:rFonts w:ascii="Courier New" w:hAnsi="Courier New" w:cs="Courier New"/>
+          <w:color w:val="000000" w:themeColor="text1"/>
+          <w:lang w:val="en-US"/>
+        </w:rPr>
+      </w:pPr>
+    </w:p>
+    <w:p>
+      <w:pPr>
+        <w:spacing w:line="360" w:lineRule="auto"/>
+        <w:ind w:left="1417" w:hanging="709"/>
+        <w:jc w:val="both"/>
+        <w:rPr>
+          <w:rFonts w:ascii="Courier New" w:hAnsi="Courier New" w:cs="Courier New"/>
+          <w:color w:val="000000" w:themeColor="text1"/>
+        </w:rPr>
+      </w:pPr>
+      <w:r>
+        <w:rPr>
+          <w:rFonts w:ascii="Courier New" w:hAnsi="Courier New" w:cs="Courier New"/>
+          <w:color w:val="000000" w:themeColor="text1"/>
+          <w:lang w:val="en-US"/>
+        </w:rPr>
+        <w:t xml:space="preserve">    </w:t>
+      </w:r>
+      <w:r>
+        <w:rPr>
+          <w:rFonts w:ascii="Courier New" w:hAnsi="Courier New" w:cs="Courier New"/>
+          <w:color w:val="000000" w:themeColor="text1"/>
+        </w:rPr>
+        <w:t>// Тест 3: Граничные случаи (отрицательные, 0, 1)</w:t>
+      </w:r>
+    </w:p>
+    <w:p>
+      <w:pPr>
+        <w:spacing w:line="360" w:lineRule="auto"/>
+        <w:ind w:left="1417" w:hanging="709"/>
+        <w:jc w:val="both"/>
+        <w:rPr>
+          <w:rFonts w:ascii="Courier New" w:hAnsi="Courier New" w:cs="Courier New"/>
+          <w:color w:val="000000" w:themeColor="text1"/>
+        </w:rPr>
+      </w:pPr>
+      <w:r>
+        <w:rPr>
+          <w:rFonts w:ascii="Courier New" w:hAnsi="Courier New" w:cs="Courier New"/>
+          <w:color w:val="000000" w:themeColor="text1"/>
+        </w:rPr>
+        <w:t xml:space="preserve">    </w:t>
+      </w:r>
+      <w:r>
+        <w:rPr>
+          <w:rFonts w:ascii="Courier New" w:hAnsi="Courier New" w:cs="Courier New"/>
+          <w:color w:val="000000" w:themeColor="text1"/>
+          <w:lang w:val="en-US"/>
+        </w:rPr>
+        <w:t>assert</w:t>
+      </w:r>
+      <w:r>
+        <w:rPr>
+          <w:rFonts w:ascii="Courier New" w:hAnsi="Courier New" w:cs="Courier New"/>
+          <w:color w:val="000000" w:themeColor="text1"/>
+        </w:rPr>
+        <w:t>(</w:t>
+      </w:r>
+      <w:proofErr w:type="spellStart"/>
+      <w:proofErr w:type="gramStart"/>
+      <w:r>
+        <w:rPr>
+          <w:rFonts w:ascii="Courier New" w:hAnsi="Courier New" w:cs="Courier New"/>
+          <w:color w:val="000000" w:themeColor="text1"/>
+          <w:lang w:val="en-US"/>
+        </w:rPr>
+        <w:t>isPrime</w:t>
+      </w:r>
+      <w:proofErr w:type="spellEnd"/>
+      <w:r>
+        <w:rPr>
+          <w:rFonts w:ascii="Courier New" w:hAnsi="Courier New" w:cs="Courier New"/>
+          <w:color w:val="000000" w:themeColor="text1"/>
+        </w:rPr>
+        <w:t>(</w:t>
+      </w:r>
+      <w:proofErr w:type="gramEnd"/>
+      <w:r>
+        <w:rPr>
+          <w:rFonts w:ascii="Courier New" w:hAnsi="Courier New" w:cs="Courier New"/>
+          <w:color w:val="000000" w:themeColor="text1"/>
+        </w:rPr>
+        <w:t xml:space="preserve">0) == </w:t>
+      </w:r>
+      <w:r>
+        <w:rPr>
+          <w:rFonts w:ascii="Courier New" w:hAnsi="Courier New" w:cs="Courier New"/>
+          <w:color w:val="000000" w:themeColor="text1"/>
+          <w:lang w:val="en-US"/>
+        </w:rPr>
+        <w:t>false</w:t>
+      </w:r>
+      <w:r>
+        <w:rPr>
+          <w:rFonts w:ascii="Courier New" w:hAnsi="Courier New" w:cs="Courier New"/>
+          <w:color w:val="000000" w:themeColor="text1"/>
+        </w:rPr>
+        <w:t>);</w:t>
+      </w:r>
+    </w:p>
+    <w:p>
+      <w:pPr>
+        <w:spacing w:line="360" w:lineRule="auto"/>
+        <w:ind w:left="1417" w:hanging="709"/>
+        <w:jc w:val="both"/>
+        <w:rPr>
+          <w:rFonts w:ascii="Courier New" w:hAnsi="Courier New" w:cs="Courier New"/>
+          <w:color w:val="000000" w:themeColor="text1"/>
+          <w:lang w:val="en-US"/>
+        </w:rPr>
+      </w:pPr>
+      <w:r>
+        <w:rPr>
+          <w:rFonts w:ascii="Courier New" w:hAnsi="Courier New" w:cs="Courier New"/>
+          <w:color w:val="000000" w:themeColor="text1"/>
+        </w:rPr>
+        <w:t xml:space="preserve">    </w:t>
+      </w:r>
+      <w:r>
+        <w:rPr>
+          <w:rFonts w:ascii="Courier New" w:hAnsi="Courier New" w:cs="Courier New"/>
+          <w:color w:val="000000" w:themeColor="text1"/>
+          <w:lang w:val="en-US"/>
+        </w:rPr>
+        <w:t>assert(</w:t>
+      </w:r>
+      <w:proofErr w:type="spellStart"/>
+      <w:proofErr w:type="gramStart"/>
+      <w:r>
+        <w:rPr>
+          <w:rFonts w:ascii="Courier New" w:hAnsi="Courier New" w:cs="Courier New"/>
+          <w:color w:val="000000" w:themeColor="text1"/>
+          <w:lang w:val="en-US"/>
+        </w:rPr>
+        <w:t>isPrime</w:t>
+      </w:r>
+      <w:proofErr w:type="spellEnd"/>
+      <w:r>
+        <w:rPr>
+          <w:rFonts w:ascii="Courier New" w:hAnsi="Courier New" w:cs="Courier New"/>
+          <w:color w:val="000000" w:themeColor="text1"/>
+          <w:lang w:val="en-US"/>
+        </w:rPr>
+        <w:t>(</w:t>
+      </w:r>
+      <w:proofErr w:type="gramEnd"/>
+      <w:r>
+        <w:rPr>
+          <w:rFonts w:ascii="Courier New" w:hAnsi="Courier New" w:cs="Courier New"/>
+          <w:color w:val="000000" w:themeColor="text1"/>
+          <w:lang w:val="en-US"/>
+        </w:rPr>
+        <w:t>1) == false);</w:t>
+      </w:r>
+    </w:p>
+    <w:p>
+      <w:pPr>
+        <w:spacing w:line="360" w:lineRule="auto"/>
+        <w:ind w:left="1417" w:hanging="709"/>
+        <w:jc w:val="both"/>
+        <w:rPr>
+          <w:rFonts w:ascii="Courier New" w:hAnsi="Courier New" w:cs="Courier New"/>
+          <w:color w:val="000000" w:themeColor="text1"/>
+          <w:lang w:val="en-US"/>
+        </w:rPr>
+      </w:pPr>
+      <w:r>
+        <w:rPr>
+          <w:rFonts w:ascii="Courier New" w:hAnsi="Courier New" w:cs="Courier New"/>
+          <w:color w:val="000000" w:themeColor="text1"/>
+          <w:lang w:val="en-US"/>
+        </w:rPr>
+        <w:t xml:space="preserve">    assert(</w:t>
+      </w:r>
+      <w:proofErr w:type="spellStart"/>
+      <w:proofErr w:type="gramStart"/>
+      <w:r>
+        <w:rPr>
+          <w:rFonts w:ascii="Courier New" w:hAnsi="Courier New" w:cs="Courier New"/>
+          <w:color w:val="000000" w:themeColor="text1"/>
+          <w:lang w:val="en-US"/>
+        </w:rPr>
+        <w:t>isPrime</w:t>
+      </w:r>
+      <w:proofErr w:type="spellEnd"/>
+      <w:r>
+        <w:rPr>
+          <w:rFonts w:ascii="Courier New" w:hAnsi="Courier New" w:cs="Courier New"/>
+          <w:color w:val="000000" w:themeColor="text1"/>
+          <w:lang w:val="en-US"/>
+        </w:rPr>
+        <w:t>(</w:t>
+      </w:r>
+      <w:proofErr w:type="gramEnd"/>
+      <w:r>
+        <w:rPr>
+          <w:rFonts w:ascii="Courier New" w:hAnsi="Courier New" w:cs="Courier New"/>
+          <w:color w:val="000000" w:themeColor="text1"/>
+          <w:lang w:val="en-US"/>
+        </w:rPr>
+        <w:t>-5) == false);</w:t>
+      </w:r>
+    </w:p>
+    <w:p>
+      <w:pPr>
+        <w:spacing w:line="360" w:lineRule="auto"/>
+        <w:ind w:left="1417" w:hanging="709"/>
+        <w:jc w:val="both"/>
+        <w:rPr>
+          <w:rFonts w:ascii="Courier New" w:hAnsi="Courier New" w:cs="Courier New"/>
+          <w:color w:val="000000" w:themeColor="text1"/>
+          <w:lang w:val="en-US"/>
+        </w:rPr>
+      </w:pPr>
+    </w:p>
+    <w:p>
+      <w:pPr>
+        <w:spacing w:line="360" w:lineRule="auto"/>
+        <w:ind w:left="1417" w:hanging="709"/>
+        <w:jc w:val="both"/>
+        <w:rPr>
+          <w:rFonts w:ascii="Courier New" w:hAnsi="Courier New" w:cs="Courier New"/>
+          <w:color w:val="000000" w:themeColor="text1"/>
+          <w:lang w:val="en-US"/>
+        </w:rPr>
+      </w:pPr>
+      <w:r>
+        <w:rPr>
+          <w:rFonts w:ascii="Courier New" w:hAnsi="Courier New" w:cs="Courier New"/>
+          <w:color w:val="000000" w:themeColor="text1"/>
+          <w:lang w:val="en-US"/>
+        </w:rPr>
+        <w:t xml:space="preserve">    </w:t>
+      </w:r>
+      <w:proofErr w:type="gramStart"/>
+      <w:r>
+        <w:rPr>
+          <w:rFonts w:ascii="Courier New" w:hAnsi="Courier New" w:cs="Courier New"/>
+          <w:color w:val="000000" w:themeColor="text1"/>
+          <w:lang w:val="en-US"/>
+        </w:rPr>
+        <w:t>std::</w:t>
+      </w:r>
+      <w:proofErr w:type="spellStart"/>
+      <w:proofErr w:type="gramEnd"/>
+      <w:r>
+        <w:rPr>
+          <w:rFonts w:ascii="Courier New" w:hAnsi="Courier New" w:cs="Courier New"/>
+          <w:color w:val="000000" w:themeColor="text1"/>
+          <w:lang w:val="en-US"/>
+        </w:rPr>
+        <w:t>cout</w:t>
+      </w:r>
+      <w:proofErr w:type="spellEnd"/>
+      <w:r>
+        <w:rPr>
+          <w:rFonts w:ascii="Courier New" w:hAnsi="Courier New" w:cs="Courier New"/>
+          <w:color w:val="000000" w:themeColor="text1"/>
+          <w:lang w:val="en-US"/>
+        </w:rPr>
+        <w:t xml:space="preserve"> &lt;&lt; "ALL TESTS OK\n";</w:t>
+      </w:r>
+    </w:p>
+    <w:p>
+      <w:pPr>
+        <w:spacing w:line="360" w:lineRule="auto"/>
+        <w:ind w:left="1417" w:hanging="709"/>
+        <w:jc w:val="both"/>
+        <w:rPr>
+          <w:rFonts w:ascii="Courier New" w:hAnsi="Courier New" w:cs="Courier New"/>
+          <w:color w:val="000000" w:themeColor="text1"/>
+          <w:lang w:val="en-US"/>
+        </w:rPr>
+      </w:pPr>
+      <w:r>
+        <w:rPr>
+          <w:rFonts w:ascii="Courier New" w:hAnsi="Courier New" w:cs="Courier New"/>
+          <w:color w:val="000000" w:themeColor="text1"/>
+          <w:lang w:val="en-US"/>
+        </w:rPr>
+        <w:t xml:space="preserve">    return 0;</w:t>
+      </w:r>
+    </w:p>
+    <w:p>
+      <w:pPr>
+        <w:spacing w:line="360" w:lineRule="auto"/>
+        <w:ind w:left="1417" w:hanging="709"/>
+        <w:jc w:val="both"/>
+        <w:rPr>
+          <w:rFonts w:ascii="Courier New" w:hAnsi="Courier New" w:cs="Courier New"/>
+          <w:color w:val="000000" w:themeColor="text1"/>
+          <w:lang w:val="en-US"/>
+        </w:rPr>
+      </w:pPr>
+      <w:r>
+        <w:rPr>
+          <w:rFonts w:ascii="Courier New" w:hAnsi="Courier New" w:cs="Courier New"/>
+          <w:color w:val="000000" w:themeColor="text1"/>
+          <w:lang w:val="en-US"/>
+        </w:rPr>
+        <w:t>}</w:t>
+      </w:r>
+    </w:p>
+    <w:p>
+      <w:pPr>
+        <w:spacing w:line="360" w:lineRule="auto"/>
+        <w:ind w:left="1417" w:hanging="709"/>
+        <w:jc w:val="both"/>
         <w:rPr>
           <w:b/>
           <w:bCs/>
@@ -4840,8 +7086,7 @@
           <w:szCs w:val="28"/>
           <w:lang w:val="en-US"/>
         </w:rPr>
-        <w:t>.</w:t>
-      </w:r>
+      </w:pPr>
       <w:r>
         <w:rPr>
           <w:b/>
@@ -4851,230 +7096,128 @@
           <w:szCs w:val="28"/>
           <w:lang w:val="en-US"/>
         </w:rPr>
-        <w:t>cpp</w:t>
-      </w:r>
-    </w:p>
-    <w:p>
-      <w:pPr>
-        <w:spacing w:line="360" w:lineRule="auto"/>
-        <w:ind w:left="1417" w:hanging="709"/>
-        <w:jc w:val="both"/>
-        <w:rPr>
-          <w:rFonts w:ascii="Courier New" w:hAnsi="Courier New" w:cs="Courier New"/>
-          <w:color w:val="000000" w:themeColor="text1"/>
-          <w:lang w:val="en-US"/>
-        </w:rPr>
-      </w:pPr>
-      <w:r>
-        <w:rPr>
-          <w:rFonts w:ascii="Courier New" w:hAnsi="Courier New" w:cs="Courier New"/>
-          <w:color w:val="000000" w:themeColor="text1"/>
-          <w:lang w:val="en-US"/>
-        </w:rPr>
-        <w:t xml:space="preserve">#include </w:t>
-      </w:r>
-      <w:proofErr w:type="gramStart"/>
-      <w:r>
-        <w:rPr>
-          <w:rFonts w:ascii="Courier New" w:hAnsi="Courier New" w:cs="Courier New"/>
-          <w:color w:val="000000" w:themeColor="text1"/>
-          <w:lang w:val="en-US"/>
-        </w:rPr>
-        <w:t>"..</w:t>
-      </w:r>
-      <w:proofErr w:type="gramEnd"/>
-      <w:r>
-        <w:rPr>
-          <w:rFonts w:ascii="Courier New" w:hAnsi="Courier New" w:cs="Courier New"/>
-          <w:color w:val="000000" w:themeColor="text1"/>
-          <w:lang w:val="en-US"/>
-        </w:rPr>
-        <w:t>/</w:t>
+        <w:lastRenderedPageBreak/>
+        <w:t>2.</w:t>
+      </w:r>
+      <w:r>
+        <w:rPr>
+          <w:b/>
+          <w:bCs/>
+          <w:color w:val="000000" w:themeColor="text1"/>
+          <w:sz w:val="28"/>
+          <w:szCs w:val="28"/>
+          <w:lang w:val="en-US"/>
+        </w:rPr>
+        <w:t>6</w:t>
+      </w:r>
+      <w:r>
+        <w:rPr>
+          <w:b/>
+          <w:bCs/>
+          <w:color w:val="000000" w:themeColor="text1"/>
+          <w:sz w:val="28"/>
+          <w:szCs w:val="28"/>
+          <w:lang w:val="en-US"/>
+        </w:rPr>
+        <w:t xml:space="preserve"> </w:t>
+      </w:r>
+      <w:r>
+        <w:rPr>
+          <w:b/>
+          <w:bCs/>
+          <w:color w:val="000000" w:themeColor="text1"/>
+          <w:sz w:val="28"/>
+          <w:szCs w:val="28"/>
+        </w:rPr>
+        <w:t>Файл</w:t>
+      </w:r>
+      <w:r>
+        <w:rPr>
+          <w:b/>
+          <w:bCs/>
+          <w:color w:val="000000" w:themeColor="text1"/>
+          <w:sz w:val="28"/>
+          <w:szCs w:val="28"/>
+          <w:lang w:val="en-US"/>
+        </w:rPr>
+        <w:t xml:space="preserve"> </w:t>
       </w:r>
       <w:proofErr w:type="spellStart"/>
       <w:r>
         <w:rPr>
-          <w:rFonts w:ascii="Courier New" w:hAnsi="Courier New" w:cs="Courier New"/>
-          <w:color w:val="000000" w:themeColor="text1"/>
+          <w:b/>
+          <w:bCs/>
+          <w:color w:val="000000" w:themeColor="text1"/>
+          <w:sz w:val="28"/>
+          <w:szCs w:val="28"/>
           <w:lang w:val="en-US"/>
         </w:rPr>
         <w:t>prime.h</w:t>
       </w:r>
       <w:proofErr w:type="spellEnd"/>
-      <w:r>
-        <w:rPr>
-          <w:rFonts w:ascii="Courier New" w:hAnsi="Courier New" w:cs="Courier New"/>
-          <w:color w:val="000000" w:themeColor="text1"/>
-          <w:lang w:val="en-US"/>
-        </w:rPr>
-        <w:t>"</w:t>
-      </w:r>
-    </w:p>
-    <w:p>
-      <w:pPr>
-        <w:spacing w:line="360" w:lineRule="auto"/>
-        <w:ind w:left="1417" w:hanging="709"/>
-        <w:jc w:val="both"/>
-        <w:rPr>
-          <w:rFonts w:ascii="Courier New" w:hAnsi="Courier New" w:cs="Courier New"/>
-          <w:color w:val="000000" w:themeColor="text1"/>
-          <w:lang w:val="en-US"/>
-        </w:rPr>
-      </w:pPr>
-      <w:r>
-        <w:rPr>
-          <w:rFonts w:ascii="Courier New" w:hAnsi="Courier New" w:cs="Courier New"/>
-          <w:color w:val="000000" w:themeColor="text1"/>
-          <w:lang w:val="en-US"/>
-        </w:rPr>
-        <w:t>#include &lt;iostream&gt;</w:t>
-      </w:r>
-    </w:p>
-    <w:p>
-      <w:pPr>
-        <w:spacing w:line="360" w:lineRule="auto"/>
-        <w:ind w:left="1417" w:hanging="709"/>
-        <w:jc w:val="both"/>
-        <w:rPr>
-          <w:rFonts w:ascii="Courier New" w:hAnsi="Courier New" w:cs="Courier New"/>
-          <w:color w:val="000000" w:themeColor="text1"/>
-          <w:lang w:val="en-US"/>
-        </w:rPr>
-      </w:pPr>
-      <w:r>
-        <w:rPr>
-          <w:rFonts w:ascii="Courier New" w:hAnsi="Courier New" w:cs="Courier New"/>
-          <w:color w:val="000000" w:themeColor="text1"/>
-          <w:lang w:val="en-US"/>
-        </w:rPr>
-        <w:t>#include &lt;</w:t>
-      </w:r>
-      <w:proofErr w:type="spellStart"/>
-      <w:r>
-        <w:rPr>
-          <w:rFonts w:ascii="Courier New" w:hAnsi="Courier New" w:cs="Courier New"/>
-          <w:color w:val="000000" w:themeColor="text1"/>
-          <w:lang w:val="en-US"/>
-        </w:rPr>
-        <w:t>cassert</w:t>
-      </w:r>
-      <w:proofErr w:type="spellEnd"/>
-      <w:r>
-        <w:rPr>
-          <w:rFonts w:ascii="Courier New" w:hAnsi="Courier New" w:cs="Courier New"/>
-          <w:color w:val="000000" w:themeColor="text1"/>
-          <w:lang w:val="en-US"/>
-        </w:rPr>
-        <w:t>&gt;</w:t>
-      </w:r>
-    </w:p>
-    <w:p>
-      <w:pPr>
-        <w:spacing w:line="360" w:lineRule="auto"/>
-        <w:ind w:left="1417" w:hanging="709"/>
-        <w:jc w:val="both"/>
-        <w:rPr>
-          <w:rFonts w:ascii="Courier New" w:hAnsi="Courier New" w:cs="Courier New"/>
-          <w:color w:val="000000" w:themeColor="text1"/>
-          <w:lang w:val="en-US"/>
-        </w:rPr>
-      </w:pPr>
-    </w:p>
-    <w:p>
-      <w:pPr>
-        <w:spacing w:line="360" w:lineRule="auto"/>
-        <w:ind w:left="1417" w:hanging="709"/>
-        <w:jc w:val="both"/>
-        <w:rPr>
-          <w:rFonts w:ascii="Courier New" w:hAnsi="Courier New" w:cs="Courier New"/>
-          <w:color w:val="000000" w:themeColor="text1"/>
-          <w:lang w:val="en-US"/>
-        </w:rPr>
-      </w:pPr>
-      <w:r>
-        <w:rPr>
-          <w:rFonts w:ascii="Courier New" w:hAnsi="Courier New" w:cs="Courier New"/>
-          <w:color w:val="000000" w:themeColor="text1"/>
-          <w:lang w:val="en-US"/>
-        </w:rPr>
-        <w:t xml:space="preserve">int </w:t>
-      </w:r>
-      <w:proofErr w:type="gramStart"/>
-      <w:r>
-        <w:rPr>
-          <w:rFonts w:ascii="Courier New" w:hAnsi="Courier New" w:cs="Courier New"/>
-          <w:color w:val="000000" w:themeColor="text1"/>
-          <w:lang w:val="en-US"/>
-        </w:rPr>
-        <w:t>main(</w:t>
-      </w:r>
-      <w:proofErr w:type="gramEnd"/>
-      <w:r>
-        <w:rPr>
-          <w:rFonts w:ascii="Courier New" w:hAnsi="Courier New" w:cs="Courier New"/>
-          <w:color w:val="000000" w:themeColor="text1"/>
-          <w:lang w:val="en-US"/>
-        </w:rPr>
-        <w:t>) {</w:t>
-      </w:r>
-    </w:p>
-    <w:p>
-      <w:pPr>
-        <w:spacing w:line="360" w:lineRule="auto"/>
-        <w:ind w:left="1417" w:hanging="709"/>
-        <w:jc w:val="both"/>
-        <w:rPr>
-          <w:rFonts w:ascii="Courier New" w:hAnsi="Courier New" w:cs="Courier New"/>
-          <w:color w:val="000000" w:themeColor="text1"/>
-        </w:rPr>
-      </w:pPr>
-      <w:r>
-        <w:rPr>
-          <w:rFonts w:ascii="Courier New" w:hAnsi="Courier New" w:cs="Courier New"/>
-          <w:color w:val="000000" w:themeColor="text1"/>
-          <w:lang w:val="en-US"/>
-        </w:rPr>
-        <w:t xml:space="preserve">    </w:t>
-      </w:r>
-      <w:r>
-        <w:rPr>
-          <w:rFonts w:ascii="Courier New" w:hAnsi="Courier New" w:cs="Courier New"/>
-          <w:color w:val="000000" w:themeColor="text1"/>
-        </w:rPr>
-        <w:t>// Тест 1: Проверка простых чисел</w:t>
-      </w:r>
-    </w:p>
-    <w:p>
-      <w:pPr>
-        <w:spacing w:line="360" w:lineRule="auto"/>
-        <w:ind w:left="1417" w:hanging="709"/>
-        <w:jc w:val="both"/>
-        <w:rPr>
-          <w:rFonts w:ascii="Courier New" w:hAnsi="Courier New" w:cs="Courier New"/>
-          <w:color w:val="000000" w:themeColor="text1"/>
-        </w:rPr>
-      </w:pPr>
-      <w:r>
-        <w:rPr>
-          <w:rFonts w:ascii="Courier New" w:hAnsi="Courier New" w:cs="Courier New"/>
-          <w:color w:val="000000" w:themeColor="text1"/>
-        </w:rPr>
-        <w:t xml:space="preserve">    </w:t>
-      </w:r>
-      <w:r>
-        <w:rPr>
-          <w:rFonts w:ascii="Courier New" w:hAnsi="Courier New" w:cs="Courier New"/>
-          <w:color w:val="000000" w:themeColor="text1"/>
-          <w:lang w:val="en-US"/>
-        </w:rPr>
-        <w:t>assert</w:t>
-      </w:r>
-      <w:r>
-        <w:rPr>
-          <w:rFonts w:ascii="Courier New" w:hAnsi="Courier New" w:cs="Courier New"/>
-          <w:color w:val="000000" w:themeColor="text1"/>
-        </w:rPr>
-        <w:t>(</w:t>
+    </w:p>
+    <w:p>
+      <w:pPr>
+        <w:spacing w:line="360" w:lineRule="auto"/>
+        <w:ind w:left="1417" w:hanging="709"/>
+        <w:jc w:val="both"/>
+        <w:rPr>
+          <w:rFonts w:ascii="Courier New" w:hAnsi="Courier New" w:cs="Courier New"/>
+          <w:color w:val="000000" w:themeColor="text1"/>
+          <w:lang w:val="en-US"/>
+        </w:rPr>
+      </w:pPr>
+      <w:r>
+        <w:rPr>
+          <w:rFonts w:ascii="Courier New" w:hAnsi="Courier New" w:cs="Courier New"/>
+          <w:color w:val="000000" w:themeColor="text1"/>
+          <w:lang w:val="en-US"/>
+        </w:rPr>
+        <w:t>#pragma</w:t>
+      </w:r>
+      <w:r>
+        <w:rPr>
+          <w:rFonts w:ascii="Courier New" w:hAnsi="Courier New" w:cs="Courier New"/>
+          <w:color w:val="000000" w:themeColor="text1"/>
+          <w:lang w:val="en-US"/>
+        </w:rPr>
+        <w:t xml:space="preserve"> </w:t>
+      </w:r>
+      <w:r>
+        <w:rPr>
+          <w:rFonts w:ascii="Courier New" w:hAnsi="Courier New" w:cs="Courier New"/>
+          <w:color w:val="000000" w:themeColor="text1"/>
+          <w:lang w:val="en-US"/>
+        </w:rPr>
+        <w:t xml:space="preserve">once </w:t>
+      </w:r>
+      <w:r>
+        <w:rPr>
+          <w:rFonts w:ascii="Courier New" w:hAnsi="Courier New" w:cs="Courier New"/>
+          <w:color w:val="000000" w:themeColor="text1"/>
+          <w:lang w:val="en-US"/>
+        </w:rPr>
+        <w:br/>
+      </w:r>
+    </w:p>
+    <w:p>
+      <w:pPr>
+        <w:spacing w:line="360" w:lineRule="auto"/>
+        <w:ind w:left="1417" w:hanging="709"/>
+        <w:jc w:val="both"/>
+        <w:rPr>
+          <w:rFonts w:ascii="Courier New" w:hAnsi="Courier New" w:cs="Courier New"/>
+          <w:color w:val="000000" w:themeColor="text1"/>
+          <w:lang w:val="en-US"/>
+        </w:rPr>
+      </w:pPr>
+      <w:r>
+        <w:rPr>
+          <w:rFonts w:ascii="Courier New" w:hAnsi="Courier New" w:cs="Courier New"/>
+          <w:color w:val="000000" w:themeColor="text1"/>
+          <w:lang w:val="en-US"/>
+        </w:rPr>
+        <w:t xml:space="preserve">bool </w:t>
       </w:r>
       <w:proofErr w:type="spellStart"/>
       <w:proofErr w:type="gramStart"/>
@@ -5091,6 +7234,7 @@
         <w:rPr>
           <w:rFonts w:ascii="Courier New" w:hAnsi="Courier New" w:cs="Courier New"/>
           <w:color w:val="000000" w:themeColor="text1"/>
+          <w:lang w:val="en-US"/>
         </w:rPr>
         <w:t>(</w:t>
       </w:r>
@@ -5099,50 +7243,159 @@
         <w:rPr>
           <w:rFonts w:ascii="Courier New" w:hAnsi="Courier New" w:cs="Courier New"/>
           <w:color w:val="000000" w:themeColor="text1"/>
-        </w:rPr>
-        <w:t xml:space="preserve">2) == </w:t>
-      </w:r>
-      <w:r>
-        <w:rPr>
-          <w:rFonts w:ascii="Courier New" w:hAnsi="Courier New" w:cs="Courier New"/>
-          <w:color w:val="000000" w:themeColor="text1"/>
-          <w:lang w:val="en-US"/>
-        </w:rPr>
-        <w:t>true</w:t>
-      </w:r>
-      <w:r>
-        <w:rPr>
-          <w:rFonts w:ascii="Courier New" w:hAnsi="Courier New" w:cs="Courier New"/>
-          <w:color w:val="000000" w:themeColor="text1"/>
-        </w:rPr>
-        <w:t>);</w:t>
-      </w:r>
-    </w:p>
-    <w:p>
-      <w:pPr>
-        <w:spacing w:line="360" w:lineRule="auto"/>
-        <w:ind w:left="1417" w:hanging="709"/>
-        <w:jc w:val="both"/>
-        <w:rPr>
-          <w:rFonts w:ascii="Courier New" w:hAnsi="Courier New" w:cs="Courier New"/>
-          <w:color w:val="000000" w:themeColor="text1"/>
-          <w:lang w:val="en-US"/>
-        </w:rPr>
-      </w:pPr>
-      <w:r>
-        <w:rPr>
-          <w:rFonts w:ascii="Courier New" w:hAnsi="Courier New" w:cs="Courier New"/>
-          <w:color w:val="000000" w:themeColor="text1"/>
-        </w:rPr>
-        <w:t xml:space="preserve">    </w:t>
-      </w:r>
-      <w:r>
-        <w:rPr>
-          <w:rFonts w:ascii="Courier New" w:hAnsi="Courier New" w:cs="Courier New"/>
-          <w:color w:val="000000" w:themeColor="text1"/>
-          <w:lang w:val="en-US"/>
-        </w:rPr>
-        <w:t>assert(</w:t>
+          <w:lang w:val="en-US"/>
+        </w:rPr>
+        <w:t>int n);</w:t>
+      </w:r>
+    </w:p>
+    <w:p>
+      <w:pPr>
+        <w:spacing w:line="360" w:lineRule="auto"/>
+        <w:ind w:left="1417" w:hanging="709"/>
+        <w:jc w:val="both"/>
+        <w:rPr>
+          <w:b/>
+          <w:bCs/>
+          <w:color w:val="000000" w:themeColor="text1"/>
+          <w:sz w:val="28"/>
+          <w:szCs w:val="28"/>
+          <w:lang w:val="en-US"/>
+        </w:rPr>
+      </w:pPr>
+      <w:r>
+        <w:rPr>
+          <w:b/>
+          <w:bCs/>
+          <w:color w:val="000000" w:themeColor="text1"/>
+          <w:sz w:val="28"/>
+          <w:szCs w:val="28"/>
+          <w:lang w:val="en-US"/>
+        </w:rPr>
+        <w:t>2.</w:t>
+      </w:r>
+      <w:r>
+        <w:rPr>
+          <w:b/>
+          <w:bCs/>
+          <w:color w:val="000000" w:themeColor="text1"/>
+          <w:sz w:val="28"/>
+          <w:szCs w:val="28"/>
+          <w:lang w:val="en-US"/>
+        </w:rPr>
+        <w:t>7</w:t>
+      </w:r>
+      <w:r>
+        <w:rPr>
+          <w:b/>
+          <w:bCs/>
+          <w:color w:val="000000" w:themeColor="text1"/>
+          <w:sz w:val="28"/>
+          <w:szCs w:val="28"/>
+          <w:lang w:val="en-US"/>
+        </w:rPr>
+        <w:t xml:space="preserve"> </w:t>
+      </w:r>
+      <w:r>
+        <w:rPr>
+          <w:b/>
+          <w:bCs/>
+          <w:color w:val="000000" w:themeColor="text1"/>
+          <w:sz w:val="28"/>
+          <w:szCs w:val="28"/>
+        </w:rPr>
+        <w:t>Файл</w:t>
+      </w:r>
+      <w:r>
+        <w:rPr>
+          <w:b/>
+          <w:bCs/>
+          <w:color w:val="000000" w:themeColor="text1"/>
+          <w:sz w:val="28"/>
+          <w:szCs w:val="28"/>
+          <w:lang w:val="en-US"/>
+        </w:rPr>
+        <w:t xml:space="preserve"> </w:t>
+      </w:r>
+      <w:r>
+        <w:rPr>
+          <w:b/>
+          <w:bCs/>
+          <w:color w:val="000000" w:themeColor="text1"/>
+          <w:sz w:val="28"/>
+          <w:szCs w:val="28"/>
+          <w:lang w:val="en-US"/>
+        </w:rPr>
+        <w:t>prime.cpp</w:t>
+      </w:r>
+    </w:p>
+    <w:p>
+      <w:pPr>
+        <w:spacing w:line="240" w:lineRule="auto"/>
+        <w:ind w:left="1417" w:hanging="709"/>
+        <w:jc w:val="both"/>
+        <w:rPr>
+          <w:rFonts w:ascii="Courier New" w:hAnsi="Courier New" w:cs="Courier New"/>
+          <w:color w:val="000000" w:themeColor="text1"/>
+          <w:lang w:val="en-US"/>
+        </w:rPr>
+      </w:pPr>
+      <w:r>
+        <w:rPr>
+          <w:rFonts w:ascii="Courier New" w:hAnsi="Courier New" w:cs="Courier New"/>
+          <w:color w:val="000000" w:themeColor="text1"/>
+          <w:lang w:val="en-US"/>
+        </w:rPr>
+        <w:t>#include "</w:t>
+      </w:r>
+      <w:proofErr w:type="spellStart"/>
+      <w:r>
+        <w:rPr>
+          <w:rFonts w:ascii="Courier New" w:hAnsi="Courier New" w:cs="Courier New"/>
+          <w:color w:val="000000" w:themeColor="text1"/>
+          <w:lang w:val="en-US"/>
+        </w:rPr>
+        <w:t>prime.h</w:t>
+      </w:r>
+      <w:proofErr w:type="spellEnd"/>
+      <w:r>
+        <w:rPr>
+          <w:rFonts w:ascii="Courier New" w:hAnsi="Courier New" w:cs="Courier New"/>
+          <w:color w:val="000000" w:themeColor="text1"/>
+          <w:lang w:val="en-US"/>
+        </w:rPr>
+        <w:t>"</w:t>
+      </w:r>
+    </w:p>
+    <w:p>
+      <w:pPr>
+        <w:spacing w:line="240" w:lineRule="auto"/>
+        <w:ind w:left="1417" w:hanging="709"/>
+        <w:jc w:val="both"/>
+        <w:rPr>
+          <w:rFonts w:ascii="Courier New" w:hAnsi="Courier New" w:cs="Courier New"/>
+          <w:color w:val="000000" w:themeColor="text1"/>
+          <w:lang w:val="en-US"/>
+        </w:rPr>
+      </w:pPr>
+    </w:p>
+    <w:p>
+      <w:pPr>
+        <w:spacing w:line="240" w:lineRule="auto"/>
+        <w:ind w:left="1417" w:hanging="709"/>
+        <w:jc w:val="both"/>
+        <w:rPr>
+          <w:rFonts w:ascii="Courier New" w:hAnsi="Courier New" w:cs="Courier New"/>
+          <w:color w:val="000000" w:themeColor="text1"/>
+          <w:lang w:val="en-US"/>
+        </w:rPr>
+      </w:pPr>
+      <w:r>
+        <w:rPr>
+          <w:rFonts w:ascii="Courier New" w:hAnsi="Courier New" w:cs="Courier New"/>
+          <w:color w:val="000000" w:themeColor="text1"/>
+          <w:lang w:val="en-US"/>
+        </w:rPr>
+        <w:t xml:space="preserve">bool </w:t>
       </w:r>
       <w:proofErr w:type="spellStart"/>
       <w:proofErr w:type="gramStart"/>
@@ -5170,37 +7423,56 @@
           <w:color w:val="000000" w:themeColor="text1"/>
           <w:lang w:val="en-US"/>
         </w:rPr>
-        <w:t>7) == true);</w:t>
-      </w:r>
-    </w:p>
-    <w:p>
-      <w:pPr>
-        <w:spacing w:line="360" w:lineRule="auto"/>
-        <w:ind w:left="1417" w:hanging="709"/>
-        <w:jc w:val="both"/>
-        <w:rPr>
-          <w:rFonts w:ascii="Courier New" w:hAnsi="Courier New" w:cs="Courier New"/>
-          <w:color w:val="000000" w:themeColor="text1"/>
-          <w:lang w:val="en-US"/>
-        </w:rPr>
-      </w:pPr>
-      <w:r>
-        <w:rPr>
-          <w:rFonts w:ascii="Courier New" w:hAnsi="Courier New" w:cs="Courier New"/>
-          <w:color w:val="000000" w:themeColor="text1"/>
-          <w:lang w:val="en-US"/>
-        </w:rPr>
-        <w:t xml:space="preserve">    assert(</w:t>
+        <w:t>int n) {</w:t>
+      </w:r>
+    </w:p>
+    <w:p>
+      <w:pPr>
+        <w:spacing w:line="240" w:lineRule="auto"/>
+        <w:ind w:left="1417" w:hanging="709"/>
+        <w:jc w:val="both"/>
+        <w:rPr>
+          <w:rFonts w:ascii="Courier New" w:hAnsi="Courier New" w:cs="Courier New"/>
+          <w:color w:val="000000" w:themeColor="text1"/>
+          <w:lang w:val="en-US"/>
+        </w:rPr>
+      </w:pPr>
+      <w:r>
+        <w:rPr>
+          <w:rFonts w:ascii="Courier New" w:hAnsi="Courier New" w:cs="Courier New"/>
+          <w:color w:val="000000" w:themeColor="text1"/>
+          <w:lang w:val="en-US"/>
+        </w:rPr>
+        <w:t xml:space="preserve">    if (n &lt;= 1) return false;</w:t>
+      </w:r>
+    </w:p>
+    <w:p>
+      <w:pPr>
+        <w:spacing w:line="240" w:lineRule="auto"/>
+        <w:ind w:left="1417" w:hanging="709"/>
+        <w:jc w:val="both"/>
+        <w:rPr>
+          <w:rFonts w:ascii="Courier New" w:hAnsi="Courier New" w:cs="Courier New"/>
+          <w:color w:val="000000" w:themeColor="text1"/>
+          <w:lang w:val="en-US"/>
+        </w:rPr>
+      </w:pPr>
+      <w:r>
+        <w:rPr>
+          <w:rFonts w:ascii="Courier New" w:hAnsi="Courier New" w:cs="Courier New"/>
+          <w:color w:val="000000" w:themeColor="text1"/>
+          <w:lang w:val="en-US"/>
+        </w:rPr>
+        <w:t xml:space="preserve">    for (int </w:t>
       </w:r>
       <w:proofErr w:type="spellStart"/>
-      <w:proofErr w:type="gramStart"/>
-      <w:r>
-        <w:rPr>
-          <w:rFonts w:ascii="Courier New" w:hAnsi="Courier New" w:cs="Courier New"/>
-          <w:color w:val="000000" w:themeColor="text1"/>
-          <w:lang w:val="en-US"/>
-        </w:rPr>
-        <w:t>isPrime</w:t>
+      <w:r>
+        <w:rPr>
+          <w:rFonts w:ascii="Courier New" w:hAnsi="Courier New" w:cs="Courier New"/>
+          <w:color w:val="000000" w:themeColor="text1"/>
+          <w:lang w:val="en-US"/>
+        </w:rPr>
+        <w:t>i</w:t>
       </w:r>
       <w:proofErr w:type="spellEnd"/>
       <w:r>
@@ -5209,165 +7481,34 @@
           <w:color w:val="000000" w:themeColor="text1"/>
           <w:lang w:val="en-US"/>
         </w:rPr>
-        <w:t>(</w:t>
-      </w:r>
-      <w:proofErr w:type="gramEnd"/>
-      <w:r>
-        <w:rPr>
-          <w:rFonts w:ascii="Courier New" w:hAnsi="Courier New" w:cs="Courier New"/>
-          <w:color w:val="000000" w:themeColor="text1"/>
-          <w:lang w:val="en-US"/>
-        </w:rPr>
-        <w:t>13) == true);</w:t>
-      </w:r>
-    </w:p>
-    <w:p>
-      <w:pPr>
-        <w:spacing w:line="360" w:lineRule="auto"/>
-        <w:ind w:left="1417" w:hanging="709"/>
-        <w:jc w:val="both"/>
-        <w:rPr>
-          <w:rFonts w:ascii="Courier New" w:hAnsi="Courier New" w:cs="Courier New"/>
-          <w:color w:val="000000" w:themeColor="text1"/>
-          <w:lang w:val="en-US"/>
-        </w:rPr>
-      </w:pPr>
-    </w:p>
-    <w:p>
-      <w:pPr>
-        <w:spacing w:line="360" w:lineRule="auto"/>
-        <w:ind w:left="1417" w:hanging="709"/>
-        <w:jc w:val="both"/>
-        <w:rPr>
-          <w:rFonts w:ascii="Courier New" w:hAnsi="Courier New" w:cs="Courier New"/>
-          <w:color w:val="000000" w:themeColor="text1"/>
-        </w:rPr>
-      </w:pPr>
-      <w:r>
-        <w:rPr>
-          <w:rFonts w:ascii="Courier New" w:hAnsi="Courier New" w:cs="Courier New"/>
-          <w:color w:val="000000" w:themeColor="text1"/>
-          <w:lang w:val="en-US"/>
-        </w:rPr>
-        <w:t xml:space="preserve">    </w:t>
-      </w:r>
-      <w:r>
-        <w:rPr>
-          <w:rFonts w:ascii="Courier New" w:hAnsi="Courier New" w:cs="Courier New"/>
-          <w:color w:val="000000" w:themeColor="text1"/>
-        </w:rPr>
-        <w:t>// Тест 2: Проверка составных (непростых) чисел</w:t>
-      </w:r>
-    </w:p>
-    <w:p>
-      <w:pPr>
-        <w:spacing w:line="360" w:lineRule="auto"/>
-        <w:ind w:left="1417" w:hanging="709"/>
-        <w:jc w:val="both"/>
-        <w:rPr>
-          <w:rFonts w:ascii="Courier New" w:hAnsi="Courier New" w:cs="Courier New"/>
-          <w:color w:val="000000" w:themeColor="text1"/>
-        </w:rPr>
-      </w:pPr>
-      <w:r>
-        <w:rPr>
-          <w:rFonts w:ascii="Courier New" w:hAnsi="Courier New" w:cs="Courier New"/>
-          <w:color w:val="000000" w:themeColor="text1"/>
-        </w:rPr>
-        <w:t xml:space="preserve">    </w:t>
-      </w:r>
-      <w:r>
-        <w:rPr>
-          <w:rFonts w:ascii="Courier New" w:hAnsi="Courier New" w:cs="Courier New"/>
-          <w:color w:val="000000" w:themeColor="text1"/>
-          <w:lang w:val="en-US"/>
-        </w:rPr>
-        <w:t>assert</w:t>
-      </w:r>
-      <w:r>
-        <w:rPr>
-          <w:rFonts w:ascii="Courier New" w:hAnsi="Courier New" w:cs="Courier New"/>
-          <w:color w:val="000000" w:themeColor="text1"/>
-        </w:rPr>
-        <w:t>(</w:t>
+        <w:t xml:space="preserve"> = 2; </w:t>
       </w:r>
       <w:proofErr w:type="spellStart"/>
-      <w:proofErr w:type="gramStart"/>
-      <w:r>
-        <w:rPr>
-          <w:rFonts w:ascii="Courier New" w:hAnsi="Courier New" w:cs="Courier New"/>
-          <w:color w:val="000000" w:themeColor="text1"/>
-          <w:lang w:val="en-US"/>
-        </w:rPr>
-        <w:t>isPrime</w:t>
+      <w:r>
+        <w:rPr>
+          <w:rFonts w:ascii="Courier New" w:hAnsi="Courier New" w:cs="Courier New"/>
+          <w:color w:val="000000" w:themeColor="text1"/>
+          <w:lang w:val="en-US"/>
+        </w:rPr>
+        <w:t>i</w:t>
       </w:r>
       <w:proofErr w:type="spellEnd"/>
       <w:r>
         <w:rPr>
           <w:rFonts w:ascii="Courier New" w:hAnsi="Courier New" w:cs="Courier New"/>
           <w:color w:val="000000" w:themeColor="text1"/>
-        </w:rPr>
-        <w:t>(</w:t>
-      </w:r>
-      <w:proofErr w:type="gramEnd"/>
-      <w:r>
-        <w:rPr>
-          <w:rFonts w:ascii="Courier New" w:hAnsi="Courier New" w:cs="Courier New"/>
-          <w:color w:val="000000" w:themeColor="text1"/>
-        </w:rPr>
-        <w:t xml:space="preserve">4) == </w:t>
-      </w:r>
-      <w:r>
-        <w:rPr>
-          <w:rFonts w:ascii="Courier New" w:hAnsi="Courier New" w:cs="Courier New"/>
-          <w:color w:val="000000" w:themeColor="text1"/>
-          <w:lang w:val="en-US"/>
-        </w:rPr>
-        <w:t>false</w:t>
-      </w:r>
-      <w:r>
-        <w:rPr>
-          <w:rFonts w:ascii="Courier New" w:hAnsi="Courier New" w:cs="Courier New"/>
-          <w:color w:val="000000" w:themeColor="text1"/>
-        </w:rPr>
-        <w:t>);</w:t>
-      </w:r>
-    </w:p>
-    <w:p>
-      <w:pPr>
-        <w:spacing w:line="360" w:lineRule="auto"/>
-        <w:ind w:left="1417" w:hanging="709"/>
-        <w:jc w:val="both"/>
-        <w:rPr>
-          <w:rFonts w:ascii="Courier New" w:hAnsi="Courier New" w:cs="Courier New"/>
-          <w:color w:val="000000" w:themeColor="text1"/>
-          <w:lang w:val="en-US"/>
-        </w:rPr>
-      </w:pPr>
-      <w:r>
-        <w:rPr>
-          <w:rFonts w:ascii="Courier New" w:hAnsi="Courier New" w:cs="Courier New"/>
-          <w:color w:val="000000" w:themeColor="text1"/>
-        </w:rPr>
-        <w:t xml:space="preserve">    </w:t>
-      </w:r>
-      <w:r>
-        <w:rPr>
-          <w:rFonts w:ascii="Courier New" w:hAnsi="Courier New" w:cs="Courier New"/>
-          <w:color w:val="000000" w:themeColor="text1"/>
-          <w:lang w:val="en-US"/>
-        </w:rPr>
-        <w:t>assert(</w:t>
+          <w:lang w:val="en-US"/>
+        </w:rPr>
+        <w:t xml:space="preserve"> * </w:t>
       </w:r>
       <w:proofErr w:type="spellStart"/>
-      <w:proofErr w:type="gramStart"/>
-      <w:r>
-        <w:rPr>
-          <w:rFonts w:ascii="Courier New" w:hAnsi="Courier New" w:cs="Courier New"/>
-          <w:color w:val="000000" w:themeColor="text1"/>
-          <w:lang w:val="en-US"/>
-        </w:rPr>
-        <w:t>isPrime</w:t>
+      <w:r>
+        <w:rPr>
+          <w:rFonts w:ascii="Courier New" w:hAnsi="Courier New" w:cs="Courier New"/>
+          <w:color w:val="000000" w:themeColor="text1"/>
+          <w:lang w:val="en-US"/>
+        </w:rPr>
+        <w:t>i</w:t>
       </w:r>
       <w:proofErr w:type="spellEnd"/>
       <w:r>
@@ -5376,46 +7517,16 @@
           <w:color w:val="000000" w:themeColor="text1"/>
           <w:lang w:val="en-US"/>
         </w:rPr>
-        <w:t>(</w:t>
-      </w:r>
-      <w:proofErr w:type="gramEnd"/>
-      <w:r>
-        <w:rPr>
-          <w:rFonts w:ascii="Courier New" w:hAnsi="Courier New" w:cs="Courier New"/>
-          <w:color w:val="000000" w:themeColor="text1"/>
-          <w:lang w:val="en-US"/>
-        </w:rPr>
-        <w:t>10) == false);</w:t>
-      </w:r>
-    </w:p>
-    <w:p>
-      <w:pPr>
-        <w:spacing w:line="360" w:lineRule="auto"/>
-        <w:ind w:left="1417" w:hanging="709"/>
-        <w:jc w:val="both"/>
-        <w:rPr>
-          <w:rFonts w:ascii="Courier New" w:hAnsi="Courier New" w:cs="Courier New"/>
-          <w:color w:val="000000" w:themeColor="text1"/>
-          <w:lang w:val="en-US"/>
-        </w:rPr>
-      </w:pPr>
-      <w:r>
-        <w:rPr>
-          <w:rFonts w:ascii="Courier New" w:hAnsi="Courier New" w:cs="Courier New"/>
-          <w:color w:val="000000" w:themeColor="text1"/>
-          <w:lang w:val="en-US"/>
-        </w:rPr>
-        <w:t xml:space="preserve">    assert(</w:t>
+        <w:t xml:space="preserve"> &lt;= n; ++</w:t>
       </w:r>
       <w:proofErr w:type="spellStart"/>
-      <w:proofErr w:type="gramStart"/>
-      <w:r>
-        <w:rPr>
-          <w:rFonts w:ascii="Courier New" w:hAnsi="Courier New" w:cs="Courier New"/>
-          <w:color w:val="000000" w:themeColor="text1"/>
-          <w:lang w:val="en-US"/>
-        </w:rPr>
-        <w:t>isPrime</w:t>
+      <w:r>
+        <w:rPr>
+          <w:rFonts w:ascii="Courier New" w:hAnsi="Courier New" w:cs="Courier New"/>
+          <w:color w:val="000000" w:themeColor="text1"/>
+          <w:lang w:val="en-US"/>
+        </w:rPr>
+        <w:t>i</w:t>
       </w:r>
       <w:proofErr w:type="spellEnd"/>
       <w:r>
@@ -5424,585 +7535,45 @@
           <w:color w:val="000000" w:themeColor="text1"/>
           <w:lang w:val="en-US"/>
         </w:rPr>
-        <w:t>(</w:t>
-      </w:r>
-      <w:proofErr w:type="gramEnd"/>
-      <w:r>
-        <w:rPr>
-          <w:rFonts w:ascii="Courier New" w:hAnsi="Courier New" w:cs="Courier New"/>
-          <w:color w:val="000000" w:themeColor="text1"/>
-          <w:lang w:val="en-US"/>
-        </w:rPr>
-        <w:t>15) == false);</w:t>
-      </w:r>
-    </w:p>
-    <w:p>
-      <w:pPr>
-        <w:spacing w:line="360" w:lineRule="auto"/>
-        <w:ind w:left="1417" w:hanging="709"/>
-        <w:jc w:val="both"/>
-        <w:rPr>
-          <w:rFonts w:ascii="Courier New" w:hAnsi="Courier New" w:cs="Courier New"/>
-          <w:color w:val="000000" w:themeColor="text1"/>
-          <w:lang w:val="en-US"/>
-        </w:rPr>
-      </w:pPr>
-    </w:p>
-    <w:p>
-      <w:pPr>
-        <w:spacing w:line="360" w:lineRule="auto"/>
-        <w:ind w:left="1417" w:hanging="709"/>
-        <w:jc w:val="both"/>
-        <w:rPr>
-          <w:rFonts w:ascii="Courier New" w:hAnsi="Courier New" w:cs="Courier New"/>
-          <w:color w:val="000000" w:themeColor="text1"/>
-        </w:rPr>
-      </w:pPr>
-      <w:r>
-        <w:rPr>
-          <w:rFonts w:ascii="Courier New" w:hAnsi="Courier New" w:cs="Courier New"/>
-          <w:color w:val="000000" w:themeColor="text1"/>
-          <w:lang w:val="en-US"/>
-        </w:rPr>
-        <w:t xml:space="preserve">    </w:t>
-      </w:r>
-      <w:r>
-        <w:rPr>
-          <w:rFonts w:ascii="Courier New" w:hAnsi="Courier New" w:cs="Courier New"/>
-          <w:color w:val="000000" w:themeColor="text1"/>
-        </w:rPr>
-        <w:t>// Тест 3: Граничные случаи (отрицательные, 0, 1)</w:t>
-      </w:r>
-    </w:p>
-    <w:p>
-      <w:pPr>
-        <w:spacing w:line="360" w:lineRule="auto"/>
-        <w:ind w:left="1417" w:hanging="709"/>
-        <w:jc w:val="both"/>
-        <w:rPr>
-          <w:rFonts w:ascii="Courier New" w:hAnsi="Courier New" w:cs="Courier New"/>
-          <w:color w:val="000000" w:themeColor="text1"/>
-        </w:rPr>
-      </w:pPr>
-      <w:r>
-        <w:rPr>
-          <w:rFonts w:ascii="Courier New" w:hAnsi="Courier New" w:cs="Courier New"/>
-          <w:color w:val="000000" w:themeColor="text1"/>
-        </w:rPr>
-        <w:t xml:space="preserve">    </w:t>
-      </w:r>
-      <w:r>
-        <w:rPr>
-          <w:rFonts w:ascii="Courier New" w:hAnsi="Courier New" w:cs="Courier New"/>
-          <w:color w:val="000000" w:themeColor="text1"/>
-          <w:lang w:val="en-US"/>
-        </w:rPr>
-        <w:t>assert</w:t>
-      </w:r>
-      <w:r>
-        <w:rPr>
-          <w:rFonts w:ascii="Courier New" w:hAnsi="Courier New" w:cs="Courier New"/>
-          <w:color w:val="000000" w:themeColor="text1"/>
-        </w:rPr>
-        <w:t>(</w:t>
+        <w:t>) {</w:t>
+      </w:r>
+    </w:p>
+    <w:p>
+      <w:pPr>
+        <w:spacing w:line="240" w:lineRule="auto"/>
+        <w:ind w:left="1417" w:hanging="709"/>
+        <w:jc w:val="both"/>
+        <w:rPr>
+          <w:rFonts w:ascii="Courier New" w:hAnsi="Courier New" w:cs="Courier New"/>
+          <w:color w:val="000000" w:themeColor="text1"/>
+          <w:lang w:val="en-US"/>
+        </w:rPr>
+      </w:pPr>
+      <w:r>
+        <w:rPr>
+          <w:rFonts w:ascii="Courier New" w:hAnsi="Courier New" w:cs="Courier New"/>
+          <w:color w:val="000000" w:themeColor="text1"/>
+          <w:lang w:val="en-US"/>
+        </w:rPr>
+        <w:t xml:space="preserve">        if (n % </w:t>
       </w:r>
       <w:proofErr w:type="spellStart"/>
-      <w:proofErr w:type="gramStart"/>
-      <w:r>
-        <w:rPr>
-          <w:rFonts w:ascii="Courier New" w:hAnsi="Courier New" w:cs="Courier New"/>
-          <w:color w:val="000000" w:themeColor="text1"/>
-          <w:lang w:val="en-US"/>
-        </w:rPr>
-        <w:t>isPrime</w:t>
+      <w:r>
+        <w:rPr>
+          <w:rFonts w:ascii="Courier New" w:hAnsi="Courier New" w:cs="Courier New"/>
+          <w:color w:val="000000" w:themeColor="text1"/>
+          <w:lang w:val="en-US"/>
+        </w:rPr>
+        <w:t>i</w:t>
       </w:r>
       <w:proofErr w:type="spellEnd"/>
       <w:r>
         <w:rPr>
           <w:rFonts w:ascii="Courier New" w:hAnsi="Courier New" w:cs="Courier New"/>
           <w:color w:val="000000" w:themeColor="text1"/>
-        </w:rPr>
-        <w:t>(</w:t>
-      </w:r>
-      <w:proofErr w:type="gramEnd"/>
-      <w:r>
-        <w:rPr>
-          <w:rFonts w:ascii="Courier New" w:hAnsi="Courier New" w:cs="Courier New"/>
-          <w:color w:val="000000" w:themeColor="text1"/>
-        </w:rPr>
-        <w:t xml:space="preserve">0) == </w:t>
-      </w:r>
-      <w:r>
-        <w:rPr>
-          <w:rFonts w:ascii="Courier New" w:hAnsi="Courier New" w:cs="Courier New"/>
-          <w:color w:val="000000" w:themeColor="text1"/>
-          <w:lang w:val="en-US"/>
-        </w:rPr>
-        <w:t>false</w:t>
-      </w:r>
-      <w:r>
-        <w:rPr>
-          <w:rFonts w:ascii="Courier New" w:hAnsi="Courier New" w:cs="Courier New"/>
-          <w:color w:val="000000" w:themeColor="text1"/>
-        </w:rPr>
-        <w:t>);</w:t>
-      </w:r>
-    </w:p>
-    <w:p>
-      <w:pPr>
-        <w:spacing w:line="360" w:lineRule="auto"/>
-        <w:ind w:left="1417" w:hanging="709"/>
-        <w:jc w:val="both"/>
-        <w:rPr>
-          <w:rFonts w:ascii="Courier New" w:hAnsi="Courier New" w:cs="Courier New"/>
-          <w:color w:val="000000" w:themeColor="text1"/>
-          <w:lang w:val="en-US"/>
-        </w:rPr>
-      </w:pPr>
-      <w:r>
-        <w:rPr>
-          <w:rFonts w:ascii="Courier New" w:hAnsi="Courier New" w:cs="Courier New"/>
-          <w:color w:val="000000" w:themeColor="text1"/>
-        </w:rPr>
-        <w:t xml:space="preserve">    </w:t>
-      </w:r>
-      <w:r>
-        <w:rPr>
-          <w:rFonts w:ascii="Courier New" w:hAnsi="Courier New" w:cs="Courier New"/>
-          <w:color w:val="000000" w:themeColor="text1"/>
-          <w:lang w:val="en-US"/>
-        </w:rPr>
-        <w:t>assert(</w:t>
-      </w:r>
-      <w:proofErr w:type="spellStart"/>
-      <w:proofErr w:type="gramStart"/>
-      <w:r>
-        <w:rPr>
-          <w:rFonts w:ascii="Courier New" w:hAnsi="Courier New" w:cs="Courier New"/>
-          <w:color w:val="000000" w:themeColor="text1"/>
-          <w:lang w:val="en-US"/>
-        </w:rPr>
-        <w:t>isPrime</w:t>
-      </w:r>
-      <w:proofErr w:type="spellEnd"/>
-      <w:r>
-        <w:rPr>
-          <w:rFonts w:ascii="Courier New" w:hAnsi="Courier New" w:cs="Courier New"/>
-          <w:color w:val="000000" w:themeColor="text1"/>
-          <w:lang w:val="en-US"/>
-        </w:rPr>
-        <w:t>(</w:t>
-      </w:r>
-      <w:proofErr w:type="gramEnd"/>
-      <w:r>
-        <w:rPr>
-          <w:rFonts w:ascii="Courier New" w:hAnsi="Courier New" w:cs="Courier New"/>
-          <w:color w:val="000000" w:themeColor="text1"/>
-          <w:lang w:val="en-US"/>
-        </w:rPr>
-        <w:t>1) == false);</w:t>
-      </w:r>
-    </w:p>
-    <w:p>
-      <w:pPr>
-        <w:spacing w:line="360" w:lineRule="auto"/>
-        <w:ind w:left="1417" w:hanging="709"/>
-        <w:jc w:val="both"/>
-        <w:rPr>
-          <w:rFonts w:ascii="Courier New" w:hAnsi="Courier New" w:cs="Courier New"/>
-          <w:color w:val="000000" w:themeColor="text1"/>
-          <w:lang w:val="en-US"/>
-        </w:rPr>
-      </w:pPr>
-      <w:r>
-        <w:rPr>
-          <w:rFonts w:ascii="Courier New" w:hAnsi="Courier New" w:cs="Courier New"/>
-          <w:color w:val="000000" w:themeColor="text1"/>
-          <w:lang w:val="en-US"/>
-        </w:rPr>
-        <w:t xml:space="preserve">    assert(</w:t>
-      </w:r>
-      <w:proofErr w:type="spellStart"/>
-      <w:proofErr w:type="gramStart"/>
-      <w:r>
-        <w:rPr>
-          <w:rFonts w:ascii="Courier New" w:hAnsi="Courier New" w:cs="Courier New"/>
-          <w:color w:val="000000" w:themeColor="text1"/>
-          <w:lang w:val="en-US"/>
-        </w:rPr>
-        <w:t>isPrime</w:t>
-      </w:r>
-      <w:proofErr w:type="spellEnd"/>
-      <w:r>
-        <w:rPr>
-          <w:rFonts w:ascii="Courier New" w:hAnsi="Courier New" w:cs="Courier New"/>
-          <w:color w:val="000000" w:themeColor="text1"/>
-          <w:lang w:val="en-US"/>
-        </w:rPr>
-        <w:t>(</w:t>
-      </w:r>
-      <w:proofErr w:type="gramEnd"/>
-      <w:r>
-        <w:rPr>
-          <w:rFonts w:ascii="Courier New" w:hAnsi="Courier New" w:cs="Courier New"/>
-          <w:color w:val="000000" w:themeColor="text1"/>
-          <w:lang w:val="en-US"/>
-        </w:rPr>
-        <w:t>-5) == false);</w:t>
-      </w:r>
-    </w:p>
-    <w:p>
-      <w:pPr>
-        <w:spacing w:line="360" w:lineRule="auto"/>
-        <w:ind w:left="1417" w:hanging="709"/>
-        <w:jc w:val="both"/>
-        <w:rPr>
-          <w:rFonts w:ascii="Courier New" w:hAnsi="Courier New" w:cs="Courier New"/>
-          <w:color w:val="000000" w:themeColor="text1"/>
-          <w:lang w:val="en-US"/>
-        </w:rPr>
-      </w:pPr>
-    </w:p>
-    <w:p>
-      <w:pPr>
-        <w:spacing w:line="360" w:lineRule="auto"/>
-        <w:ind w:left="1417" w:hanging="709"/>
-        <w:jc w:val="both"/>
-        <w:rPr>
-          <w:rFonts w:ascii="Courier New" w:hAnsi="Courier New" w:cs="Courier New"/>
-          <w:color w:val="000000" w:themeColor="text1"/>
-          <w:lang w:val="en-US"/>
-        </w:rPr>
-      </w:pPr>
-      <w:r>
-        <w:rPr>
-          <w:rFonts w:ascii="Courier New" w:hAnsi="Courier New" w:cs="Courier New"/>
-          <w:color w:val="000000" w:themeColor="text1"/>
-          <w:lang w:val="en-US"/>
-        </w:rPr>
-        <w:t xml:space="preserve">    </w:t>
-      </w:r>
-      <w:proofErr w:type="gramStart"/>
-      <w:r>
-        <w:rPr>
-          <w:rFonts w:ascii="Courier New" w:hAnsi="Courier New" w:cs="Courier New"/>
-          <w:color w:val="000000" w:themeColor="text1"/>
-          <w:lang w:val="en-US"/>
-        </w:rPr>
-        <w:t>std::</w:t>
-      </w:r>
-      <w:proofErr w:type="spellStart"/>
-      <w:proofErr w:type="gramEnd"/>
-      <w:r>
-        <w:rPr>
-          <w:rFonts w:ascii="Courier New" w:hAnsi="Courier New" w:cs="Courier New"/>
-          <w:color w:val="000000" w:themeColor="text1"/>
-          <w:lang w:val="en-US"/>
-        </w:rPr>
-        <w:t>cout</w:t>
-      </w:r>
-      <w:proofErr w:type="spellEnd"/>
-      <w:r>
-        <w:rPr>
-          <w:rFonts w:ascii="Courier New" w:hAnsi="Courier New" w:cs="Courier New"/>
-          <w:color w:val="000000" w:themeColor="text1"/>
-          <w:lang w:val="en-US"/>
-        </w:rPr>
-        <w:t xml:space="preserve"> &lt;&lt; "ALL TESTS OK\n";</w:t>
-      </w:r>
-    </w:p>
-    <w:p>
-      <w:pPr>
-        <w:spacing w:line="360" w:lineRule="auto"/>
-        <w:ind w:left="1417" w:hanging="709"/>
-        <w:jc w:val="both"/>
-        <w:rPr>
-          <w:rFonts w:ascii="Courier New" w:hAnsi="Courier New" w:cs="Courier New"/>
-          <w:color w:val="000000" w:themeColor="text1"/>
-          <w:lang w:val="en-US"/>
-        </w:rPr>
-      </w:pPr>
-      <w:r>
-        <w:rPr>
-          <w:rFonts w:ascii="Courier New" w:hAnsi="Courier New" w:cs="Courier New"/>
-          <w:color w:val="000000" w:themeColor="text1"/>
-          <w:lang w:val="en-US"/>
-        </w:rPr>
-        <w:t xml:space="preserve">    return 0;</w:t>
-      </w:r>
-    </w:p>
-    <w:p>
-      <w:pPr>
-        <w:spacing w:line="360" w:lineRule="auto"/>
-        <w:ind w:left="1417" w:hanging="709"/>
-        <w:jc w:val="both"/>
-        <w:rPr>
-          <w:rFonts w:ascii="Courier New" w:hAnsi="Courier New" w:cs="Courier New"/>
-          <w:color w:val="000000" w:themeColor="text1"/>
-          <w:lang w:val="en-US"/>
-        </w:rPr>
-      </w:pPr>
-      <w:r>
-        <w:rPr>
-          <w:rFonts w:ascii="Courier New" w:hAnsi="Courier New" w:cs="Courier New"/>
-          <w:color w:val="000000" w:themeColor="text1"/>
-          <w:lang w:val="en-US"/>
-        </w:rPr>
-        <w:t>}</w:t>
-      </w:r>
-    </w:p>
-    <w:p>
-      <w:pPr>
-        <w:spacing w:line="360" w:lineRule="auto"/>
-        <w:ind w:left="1417" w:hanging="709"/>
-        <w:jc w:val="both"/>
-        <w:rPr>
-          <w:b/>
-          <w:bCs/>
-          <w:color w:val="000000" w:themeColor="text1"/>
-          <w:sz w:val="28"/>
-          <w:szCs w:val="28"/>
-          <w:lang w:val="en-US"/>
-        </w:rPr>
-      </w:pPr>
-      <w:r>
-        <w:rPr>
-          <w:b/>
-          <w:bCs/>
-          <w:color w:val="000000" w:themeColor="text1"/>
-          <w:sz w:val="28"/>
-          <w:szCs w:val="28"/>
-          <w:lang w:val="en-US"/>
-        </w:rPr>
-        <w:t>2.</w:t>
-      </w:r>
-      <w:r>
-        <w:rPr>
-          <w:b/>
-          <w:bCs/>
-          <w:color w:val="000000" w:themeColor="text1"/>
-          <w:sz w:val="28"/>
-          <w:szCs w:val="28"/>
-          <w:lang w:val="en-US"/>
-        </w:rPr>
-        <w:t>6</w:t>
-      </w:r>
-      <w:r>
-        <w:rPr>
-          <w:b/>
-          <w:bCs/>
-          <w:color w:val="000000" w:themeColor="text1"/>
-          <w:sz w:val="28"/>
-          <w:szCs w:val="28"/>
-          <w:lang w:val="en-US"/>
-        </w:rPr>
-        <w:t xml:space="preserve"> </w:t>
-      </w:r>
-      <w:r>
-        <w:rPr>
-          <w:b/>
-          <w:bCs/>
-          <w:color w:val="000000" w:themeColor="text1"/>
-          <w:sz w:val="28"/>
-          <w:szCs w:val="28"/>
-        </w:rPr>
-        <w:t>Файл</w:t>
-      </w:r>
-      <w:r>
-        <w:rPr>
-          <w:b/>
-          <w:bCs/>
-          <w:color w:val="000000" w:themeColor="text1"/>
-          <w:sz w:val="28"/>
-          <w:szCs w:val="28"/>
-          <w:lang w:val="en-US"/>
-        </w:rPr>
-        <w:t xml:space="preserve"> </w:t>
-      </w:r>
-      <w:proofErr w:type="spellStart"/>
-      <w:r>
-        <w:rPr>
-          <w:b/>
-          <w:bCs/>
-          <w:color w:val="000000" w:themeColor="text1"/>
-          <w:sz w:val="28"/>
-          <w:szCs w:val="28"/>
-          <w:lang w:val="en-US"/>
-        </w:rPr>
-        <w:t>prime.h</w:t>
-      </w:r>
-      <w:proofErr w:type="spellEnd"/>
-    </w:p>
-    <w:p>
-      <w:pPr>
-        <w:spacing w:line="360" w:lineRule="auto"/>
-        <w:ind w:left="1417" w:hanging="709"/>
-        <w:jc w:val="both"/>
-        <w:rPr>
-          <w:rFonts w:ascii="Courier New" w:hAnsi="Courier New" w:cs="Courier New"/>
-          <w:color w:val="000000" w:themeColor="text1"/>
-          <w:lang w:val="en-US"/>
-        </w:rPr>
-      </w:pPr>
-      <w:r>
-        <w:rPr>
-          <w:rFonts w:ascii="Courier New" w:hAnsi="Courier New" w:cs="Courier New"/>
-          <w:color w:val="000000" w:themeColor="text1"/>
-          <w:lang w:val="en-US"/>
-        </w:rPr>
-        <w:t>#pragma</w:t>
-      </w:r>
-      <w:r>
-        <w:rPr>
-          <w:rFonts w:ascii="Courier New" w:hAnsi="Courier New" w:cs="Courier New"/>
-          <w:color w:val="000000" w:themeColor="text1"/>
-          <w:lang w:val="en-US"/>
-        </w:rPr>
-        <w:t xml:space="preserve"> </w:t>
-      </w:r>
-      <w:r>
-        <w:rPr>
-          <w:rFonts w:ascii="Courier New" w:hAnsi="Courier New" w:cs="Courier New"/>
-          <w:color w:val="000000" w:themeColor="text1"/>
-          <w:lang w:val="en-US"/>
-        </w:rPr>
-        <w:t xml:space="preserve">once </w:t>
-      </w:r>
-      <w:r>
-        <w:rPr>
-          <w:rFonts w:ascii="Courier New" w:hAnsi="Courier New" w:cs="Courier New"/>
-          <w:color w:val="000000" w:themeColor="text1"/>
-          <w:lang w:val="en-US"/>
-        </w:rPr>
-        <w:br/>
-      </w:r>
-    </w:p>
-    <w:p>
-      <w:pPr>
-        <w:spacing w:line="360" w:lineRule="auto"/>
-        <w:ind w:left="1417" w:hanging="709"/>
-        <w:jc w:val="both"/>
-        <w:rPr>
-          <w:rFonts w:ascii="Courier New" w:hAnsi="Courier New" w:cs="Courier New"/>
-          <w:color w:val="000000" w:themeColor="text1"/>
-          <w:lang w:val="en-US"/>
-        </w:rPr>
-      </w:pPr>
-      <w:r>
-        <w:rPr>
-          <w:rFonts w:ascii="Courier New" w:hAnsi="Courier New" w:cs="Courier New"/>
-          <w:color w:val="000000" w:themeColor="text1"/>
-          <w:lang w:val="en-US"/>
-        </w:rPr>
-        <w:t xml:space="preserve">bool </w:t>
-      </w:r>
-      <w:proofErr w:type="spellStart"/>
-      <w:proofErr w:type="gramStart"/>
-      <w:r>
-        <w:rPr>
-          <w:rFonts w:ascii="Courier New" w:hAnsi="Courier New" w:cs="Courier New"/>
-          <w:color w:val="000000" w:themeColor="text1"/>
-          <w:lang w:val="en-US"/>
-        </w:rPr>
-        <w:t>isPrime</w:t>
-      </w:r>
-      <w:proofErr w:type="spellEnd"/>
-      <w:r>
-        <w:rPr>
-          <w:rFonts w:ascii="Courier New" w:hAnsi="Courier New" w:cs="Courier New"/>
-          <w:color w:val="000000" w:themeColor="text1"/>
-          <w:lang w:val="en-US"/>
-        </w:rPr>
-        <w:t>(</w:t>
-      </w:r>
-      <w:proofErr w:type="gramEnd"/>
-      <w:r>
-        <w:rPr>
-          <w:rFonts w:ascii="Courier New" w:hAnsi="Courier New" w:cs="Courier New"/>
-          <w:color w:val="000000" w:themeColor="text1"/>
-          <w:lang w:val="en-US"/>
-        </w:rPr>
-        <w:t>int n);</w:t>
-      </w:r>
-    </w:p>
-    <w:p>
-      <w:pPr>
-        <w:spacing w:line="360" w:lineRule="auto"/>
-        <w:ind w:left="1417" w:hanging="709"/>
-        <w:jc w:val="both"/>
-        <w:rPr>
-          <w:b/>
-          <w:bCs/>
-          <w:color w:val="000000" w:themeColor="text1"/>
-          <w:sz w:val="28"/>
-          <w:szCs w:val="28"/>
-          <w:lang w:val="en-US"/>
-        </w:rPr>
-      </w:pPr>
-      <w:r>
-        <w:rPr>
-          <w:b/>
-          <w:bCs/>
-          <w:color w:val="000000" w:themeColor="text1"/>
-          <w:sz w:val="28"/>
-          <w:szCs w:val="28"/>
-          <w:lang w:val="en-US"/>
-        </w:rPr>
-        <w:t>2.</w:t>
-      </w:r>
-      <w:r>
-        <w:rPr>
-          <w:b/>
-          <w:bCs/>
-          <w:color w:val="000000" w:themeColor="text1"/>
-          <w:sz w:val="28"/>
-          <w:szCs w:val="28"/>
-          <w:lang w:val="en-US"/>
-        </w:rPr>
-        <w:t>7</w:t>
-      </w:r>
-      <w:r>
-        <w:rPr>
-          <w:b/>
-          <w:bCs/>
-          <w:color w:val="000000" w:themeColor="text1"/>
-          <w:sz w:val="28"/>
-          <w:szCs w:val="28"/>
-          <w:lang w:val="en-US"/>
-        </w:rPr>
-        <w:t xml:space="preserve"> </w:t>
-      </w:r>
-      <w:r>
-        <w:rPr>
-          <w:b/>
-          <w:bCs/>
-          <w:color w:val="000000" w:themeColor="text1"/>
-          <w:sz w:val="28"/>
-          <w:szCs w:val="28"/>
-        </w:rPr>
-        <w:t>Файл</w:t>
-      </w:r>
-      <w:r>
-        <w:rPr>
-          <w:b/>
-          <w:bCs/>
-          <w:color w:val="000000" w:themeColor="text1"/>
-          <w:sz w:val="28"/>
-          <w:szCs w:val="28"/>
-          <w:lang w:val="en-US"/>
-        </w:rPr>
-        <w:t xml:space="preserve"> </w:t>
-      </w:r>
-      <w:r>
-        <w:rPr>
-          <w:b/>
-          <w:bCs/>
-          <w:color w:val="000000" w:themeColor="text1"/>
-          <w:sz w:val="28"/>
-          <w:szCs w:val="28"/>
-          <w:lang w:val="en-US"/>
-        </w:rPr>
-        <w:t>prime.cpp</w:t>
+          <w:lang w:val="en-US"/>
+        </w:rPr>
+        <w:t xml:space="preserve"> == 0) return false;</w:t>
       </w:r>
     </w:p>
     <w:p>
@@ -6022,26 +7593,7 @@
           <w:color w:val="000000" w:themeColor="text1"/>
           <w:lang w:val="en-US"/>
         </w:rPr>
-        <w:lastRenderedPageBreak/>
-        <w:t>#include "</w:t>
-      </w:r>
-      <w:proofErr w:type="spellStart"/>
-      <w:r>
-        <w:rPr>
-          <w:rFonts w:ascii="Courier New" w:hAnsi="Courier New" w:cs="Courier New"/>
-          <w:color w:val="000000" w:themeColor="text1"/>
-          <w:lang w:val="en-US"/>
-        </w:rPr>
-        <w:t>prime.h</w:t>
-      </w:r>
-      <w:proofErr w:type="spellEnd"/>
-      <w:r>
-        <w:rPr>
-          <w:rFonts w:ascii="Courier New" w:hAnsi="Courier New" w:cs="Courier New"/>
-          <w:color w:val="000000" w:themeColor="text1"/>
-          <w:lang w:val="en-US"/>
-        </w:rPr>
-        <w:t>"</w:t>
+        <w:t xml:space="preserve">    }</w:t>
       </w:r>
     </w:p>
     <w:p>
@@ -6055,6 +7607,14 @@
           <w:lang w:val="en-US"/>
         </w:rPr>
       </w:pPr>
+      <w:r>
+        <w:rPr>
+          <w:rFonts w:ascii="Courier New" w:hAnsi="Courier New" w:cs="Courier New"/>
+          <w:color w:val="000000" w:themeColor="text1"/>
+          <w:lang w:val="en-US"/>
+        </w:rPr>
+        <w:t xml:space="preserve">    return true;</w:t>
+      </w:r>
     </w:p>
     <w:p>
       <w:pPr>
@@ -6065,243 +7625,6 @@
           <w:rFonts w:ascii="Courier New" w:hAnsi="Courier New" w:cs="Courier New"/>
           <w:color w:val="000000" w:themeColor="text1"/>
           <w:lang w:val="en-US"/>
-        </w:rPr>
-      </w:pPr>
-      <w:r>
-        <w:rPr>
-          <w:rFonts w:ascii="Courier New" w:hAnsi="Courier New" w:cs="Courier New"/>
-          <w:color w:val="000000" w:themeColor="text1"/>
-          <w:lang w:val="en-US"/>
-        </w:rPr>
-        <w:t xml:space="preserve">bool </w:t>
-      </w:r>
-      <w:proofErr w:type="spellStart"/>
-      <w:proofErr w:type="gramStart"/>
-      <w:r>
-        <w:rPr>
-          <w:rFonts w:ascii="Courier New" w:hAnsi="Courier New" w:cs="Courier New"/>
-          <w:color w:val="000000" w:themeColor="text1"/>
-          <w:lang w:val="en-US"/>
-        </w:rPr>
-        <w:t>isPrime</w:t>
-      </w:r>
-      <w:proofErr w:type="spellEnd"/>
-      <w:r>
-        <w:rPr>
-          <w:rFonts w:ascii="Courier New" w:hAnsi="Courier New" w:cs="Courier New"/>
-          <w:color w:val="000000" w:themeColor="text1"/>
-          <w:lang w:val="en-US"/>
-        </w:rPr>
-        <w:t>(</w:t>
-      </w:r>
-      <w:proofErr w:type="gramEnd"/>
-      <w:r>
-        <w:rPr>
-          <w:rFonts w:ascii="Courier New" w:hAnsi="Courier New" w:cs="Courier New"/>
-          <w:color w:val="000000" w:themeColor="text1"/>
-          <w:lang w:val="en-US"/>
-        </w:rPr>
-        <w:t>int n) {</w:t>
-      </w:r>
-    </w:p>
-    <w:p>
-      <w:pPr>
-        <w:spacing w:line="240" w:lineRule="auto"/>
-        <w:ind w:left="1417" w:hanging="709"/>
-        <w:jc w:val="both"/>
-        <w:rPr>
-          <w:rFonts w:ascii="Courier New" w:hAnsi="Courier New" w:cs="Courier New"/>
-          <w:color w:val="000000" w:themeColor="text1"/>
-          <w:lang w:val="en-US"/>
-        </w:rPr>
-      </w:pPr>
-      <w:r>
-        <w:rPr>
-          <w:rFonts w:ascii="Courier New" w:hAnsi="Courier New" w:cs="Courier New"/>
-          <w:color w:val="000000" w:themeColor="text1"/>
-          <w:lang w:val="en-US"/>
-        </w:rPr>
-        <w:t xml:space="preserve">    if (n &lt;= 1) return false;</w:t>
-      </w:r>
-    </w:p>
-    <w:p>
-      <w:pPr>
-        <w:spacing w:line="240" w:lineRule="auto"/>
-        <w:ind w:left="1417" w:hanging="709"/>
-        <w:jc w:val="both"/>
-        <w:rPr>
-          <w:rFonts w:ascii="Courier New" w:hAnsi="Courier New" w:cs="Courier New"/>
-          <w:color w:val="000000" w:themeColor="text1"/>
-          <w:lang w:val="en-US"/>
-        </w:rPr>
-      </w:pPr>
-      <w:r>
-        <w:rPr>
-          <w:rFonts w:ascii="Courier New" w:hAnsi="Courier New" w:cs="Courier New"/>
-          <w:color w:val="000000" w:themeColor="text1"/>
-          <w:lang w:val="en-US"/>
-        </w:rPr>
-        <w:t xml:space="preserve">    for (int </w:t>
-      </w:r>
-      <w:proofErr w:type="spellStart"/>
-      <w:r>
-        <w:rPr>
-          <w:rFonts w:ascii="Courier New" w:hAnsi="Courier New" w:cs="Courier New"/>
-          <w:color w:val="000000" w:themeColor="text1"/>
-          <w:lang w:val="en-US"/>
-        </w:rPr>
-        <w:t>i</w:t>
-      </w:r>
-      <w:proofErr w:type="spellEnd"/>
-      <w:r>
-        <w:rPr>
-          <w:rFonts w:ascii="Courier New" w:hAnsi="Courier New" w:cs="Courier New"/>
-          <w:color w:val="000000" w:themeColor="text1"/>
-          <w:lang w:val="en-US"/>
-        </w:rPr>
-        <w:t xml:space="preserve"> = 2; </w:t>
-      </w:r>
-      <w:proofErr w:type="spellStart"/>
-      <w:r>
-        <w:rPr>
-          <w:rFonts w:ascii="Courier New" w:hAnsi="Courier New" w:cs="Courier New"/>
-          <w:color w:val="000000" w:themeColor="text1"/>
-          <w:lang w:val="en-US"/>
-        </w:rPr>
-        <w:t>i</w:t>
-      </w:r>
-      <w:proofErr w:type="spellEnd"/>
-      <w:r>
-        <w:rPr>
-          <w:rFonts w:ascii="Courier New" w:hAnsi="Courier New" w:cs="Courier New"/>
-          <w:color w:val="000000" w:themeColor="text1"/>
-          <w:lang w:val="en-US"/>
-        </w:rPr>
-        <w:t xml:space="preserve"> * </w:t>
-      </w:r>
-      <w:proofErr w:type="spellStart"/>
-      <w:r>
-        <w:rPr>
-          <w:rFonts w:ascii="Courier New" w:hAnsi="Courier New" w:cs="Courier New"/>
-          <w:color w:val="000000" w:themeColor="text1"/>
-          <w:lang w:val="en-US"/>
-        </w:rPr>
-        <w:t>i</w:t>
-      </w:r>
-      <w:proofErr w:type="spellEnd"/>
-      <w:r>
-        <w:rPr>
-          <w:rFonts w:ascii="Courier New" w:hAnsi="Courier New" w:cs="Courier New"/>
-          <w:color w:val="000000" w:themeColor="text1"/>
-          <w:lang w:val="en-US"/>
-        </w:rPr>
-        <w:t xml:space="preserve"> &lt;= n; ++</w:t>
-      </w:r>
-      <w:proofErr w:type="spellStart"/>
-      <w:r>
-        <w:rPr>
-          <w:rFonts w:ascii="Courier New" w:hAnsi="Courier New" w:cs="Courier New"/>
-          <w:color w:val="000000" w:themeColor="text1"/>
-          <w:lang w:val="en-US"/>
-        </w:rPr>
-        <w:t>i</w:t>
-      </w:r>
-      <w:proofErr w:type="spellEnd"/>
-      <w:r>
-        <w:rPr>
-          <w:rFonts w:ascii="Courier New" w:hAnsi="Courier New" w:cs="Courier New"/>
-          <w:color w:val="000000" w:themeColor="text1"/>
-          <w:lang w:val="en-US"/>
-        </w:rPr>
-        <w:t>) {</w:t>
-      </w:r>
-    </w:p>
-    <w:p>
-      <w:pPr>
-        <w:spacing w:line="240" w:lineRule="auto"/>
-        <w:ind w:left="1417" w:hanging="709"/>
-        <w:jc w:val="both"/>
-        <w:rPr>
-          <w:rFonts w:ascii="Courier New" w:hAnsi="Courier New" w:cs="Courier New"/>
-          <w:color w:val="000000" w:themeColor="text1"/>
-          <w:lang w:val="en-US"/>
-        </w:rPr>
-      </w:pPr>
-      <w:r>
-        <w:rPr>
-          <w:rFonts w:ascii="Courier New" w:hAnsi="Courier New" w:cs="Courier New"/>
-          <w:color w:val="000000" w:themeColor="text1"/>
-          <w:lang w:val="en-US"/>
-        </w:rPr>
-        <w:t xml:space="preserve">        if (n % </w:t>
-      </w:r>
-      <w:proofErr w:type="spellStart"/>
-      <w:r>
-        <w:rPr>
-          <w:rFonts w:ascii="Courier New" w:hAnsi="Courier New" w:cs="Courier New"/>
-          <w:color w:val="000000" w:themeColor="text1"/>
-          <w:lang w:val="en-US"/>
-        </w:rPr>
-        <w:t>i</w:t>
-      </w:r>
-      <w:proofErr w:type="spellEnd"/>
-      <w:r>
-        <w:rPr>
-          <w:rFonts w:ascii="Courier New" w:hAnsi="Courier New" w:cs="Courier New"/>
-          <w:color w:val="000000" w:themeColor="text1"/>
-          <w:lang w:val="en-US"/>
-        </w:rPr>
-        <w:t xml:space="preserve"> == 0) return false;</w:t>
-      </w:r>
-    </w:p>
-    <w:p>
-      <w:pPr>
-        <w:spacing w:line="240" w:lineRule="auto"/>
-        <w:ind w:left="1417" w:hanging="709"/>
-        <w:jc w:val="both"/>
-        <w:rPr>
-          <w:rFonts w:ascii="Courier New" w:hAnsi="Courier New" w:cs="Courier New"/>
-          <w:color w:val="000000" w:themeColor="text1"/>
-          <w:lang w:val="en-US"/>
-        </w:rPr>
-      </w:pPr>
-      <w:r>
-        <w:rPr>
-          <w:rFonts w:ascii="Courier New" w:hAnsi="Courier New" w:cs="Courier New"/>
-          <w:color w:val="000000" w:themeColor="text1"/>
-          <w:lang w:val="en-US"/>
-        </w:rPr>
-        <w:t xml:space="preserve">    }</w:t>
-      </w:r>
-    </w:p>
-    <w:p>
-      <w:pPr>
-        <w:spacing w:line="240" w:lineRule="auto"/>
-        <w:ind w:left="1417" w:hanging="709"/>
-        <w:jc w:val="both"/>
-        <w:rPr>
-          <w:rFonts w:ascii="Courier New" w:hAnsi="Courier New" w:cs="Courier New"/>
-          <w:color w:val="000000" w:themeColor="text1"/>
-          <w:lang w:val="en-US"/>
-        </w:rPr>
-      </w:pPr>
-      <w:r>
-        <w:rPr>
-          <w:rFonts w:ascii="Courier New" w:hAnsi="Courier New" w:cs="Courier New"/>
-          <w:color w:val="000000" w:themeColor="text1"/>
-          <w:lang w:val="en-US"/>
-        </w:rPr>
-        <w:t xml:space="preserve">    return true;</w:t>
-      </w:r>
-    </w:p>
-    <w:p>
-      <w:pPr>
-        <w:spacing w:line="240" w:lineRule="auto"/>
-        <w:ind w:left="1417" w:hanging="709"/>
-        <w:jc w:val="both"/>
-        <w:rPr>
-          <w:rFonts w:ascii="Courier New" w:hAnsi="Courier New" w:cs="Courier New"/>
-          <w:color w:val="000000" w:themeColor="text1"/>
         </w:rPr>
       </w:pPr>
       <w:r>
@@ -6320,12 +7643,14 @@
         <w:rPr>
           <w:rFonts w:ascii="Courier New" w:hAnsi="Courier New" w:cs="Courier New"/>
           <w:color w:val="000000" w:themeColor="text1"/>
-        </w:rPr>
-      </w:pPr>
-      <w:r>
-        <w:rPr>
-          <w:rFonts w:ascii="Courier New" w:hAnsi="Courier New" w:cs="Courier New"/>
-          <w:color w:val="000000" w:themeColor="text1"/>
+          <w:lang w:val="en-US"/>
+        </w:rPr>
+      </w:pPr>
+      <w:r>
+        <w:rPr>
+          <w:rFonts w:ascii="Courier New" w:hAnsi="Courier New" w:cs="Courier New"/>
+          <w:color w:val="000000" w:themeColor="text1"/>
+          <w:lang w:val="en-US"/>
         </w:rPr>
         <w:br w:type="page"/>
       </w:r>
@@ -6344,6 +7669,7 @@
           <w:color w:val="000000" w:themeColor="text1"/>
           <w:sz w:val="28"/>
           <w:szCs w:val="28"/>
+          <w:lang w:val="en-US"/>
         </w:rPr>
       </w:pPr>
       <w:r>
@@ -6353,6 +7679,7 @@
           <w:color w:val="000000" w:themeColor="text1"/>
           <w:sz w:val="28"/>
           <w:szCs w:val="28"/>
+          <w:lang w:val="en-US"/>
         </w:rPr>
         <w:lastRenderedPageBreak/>
         <w:t xml:space="preserve">3 </w:t>
@@ -6374,6 +7701,7 @@
           <w:color w:val="000000" w:themeColor="text1"/>
           <w:sz w:val="28"/>
           <w:szCs w:val="28"/>
+          <w:lang w:val="en-US"/>
         </w:rPr>
         <w:t xml:space="preserve"> </w:t>
       </w:r>
@@ -6394,6 +7722,7 @@
           <w:color w:val="000000" w:themeColor="text1"/>
           <w:sz w:val="28"/>
           <w:szCs w:val="28"/>
+          <w:lang w:val="en-US"/>
         </w:rPr>
         <w:t xml:space="preserve"> </w:t>
       </w:r>
@@ -6418,13 +7747,15 @@
           <w:color w:val="000000" w:themeColor="text1"/>
           <w:sz w:val="28"/>
           <w:szCs w:val="28"/>
-        </w:rPr>
-      </w:pPr>
-      <w:r>
-        <w:rPr>
-          <w:color w:val="000000" w:themeColor="text1"/>
-          <w:sz w:val="28"/>
-          <w:szCs w:val="28"/>
+          <w:lang w:val="en-US"/>
+        </w:rPr>
+      </w:pPr>
+      <w:r>
+        <w:rPr>
+          <w:color w:val="000000" w:themeColor="text1"/>
+          <w:sz w:val="28"/>
+          <w:szCs w:val="28"/>
+          <w:lang w:val="en-US"/>
         </w:rPr>
         <w:t>https://github.com/H0ldMy8eer/lab1</w:t>
       </w:r>
@@ -6433,6 +7764,7 @@
           <w:color w:val="000000" w:themeColor="text1"/>
           <w:sz w:val="28"/>
           <w:szCs w:val="28"/>
+          <w:lang w:val="en-US"/>
         </w:rPr>
         <w:br w:type="page"/>
       </w:r>
@@ -6781,7 +8113,6 @@
           <w:color w:val="000000" w:themeColor="text1"/>
           <w:sz w:val="28"/>
           <w:szCs w:val="28"/>
-          <w:lang w:val="en-US"/>
         </w:rPr>
       </w:pPr>
       <w:r>
@@ -7025,15 +8356,16 @@
       </w:pPr>
       <w:r>
         <w:rPr>
+          <w:noProof/>
           <w:color w:val="000000" w:themeColor="text1"/>
           <w:sz w:val="28"/>
           <w:szCs w:val="28"/>
         </w:rPr>
         <w:drawing>
-          <wp:inline distT="0" distB="0" distL="0" distR="0" wp14:anchorId="70C36416" wp14:editId="21F81C44">
-            <wp:extent cx="4695435" cy="4312975"/>
-            <wp:effectExtent l="0" t="0" r="0" b="0"/>
-            <wp:docPr id="497153447" name="Picture 1"/>
+          <wp:inline distT="0" distB="0" distL="0" distR="0" wp14:anchorId="4616EF50" wp14:editId="0BCD8F4C">
+            <wp:extent cx="5940425" cy="4311650"/>
+            <wp:effectExtent l="0" t="0" r="3175" b="0"/>
+            <wp:docPr id="1924449180" name="Picture 1"/>
             <wp:cNvGraphicFramePr>
               <a:graphicFrameLocks xmlns:a="http://schemas.openxmlformats.org/drawingml/2006/main" noChangeAspect="1"/>
             </wp:cNvGraphicFramePr>
@@ -7041,7 +8373,7 @@
               <a:graphicData uri="http://schemas.openxmlformats.org/drawingml/2006/picture">
                 <pic:pic xmlns:pic="http://schemas.openxmlformats.org/drawingml/2006/picture">
                   <pic:nvPicPr>
-                    <pic:cNvPr id="497153447" name=""/>
+                    <pic:cNvPr id="1924449180" name=""/>
                     <pic:cNvPicPr/>
                   </pic:nvPicPr>
                   <pic:blipFill>
@@ -7053,7 +8385,7 @@
                   <pic:spPr>
                     <a:xfrm>
                       <a:off x="0" y="0"/>
-                      <a:ext cx="4715980" cy="4331847"/>
+                      <a:ext cx="5940425" cy="4311650"/>
                     </a:xfrm>
                     <a:prstGeom prst="rect">
                       <a:avLst/>
@@ -7169,6 +8501,7 @@
       </w:pPr>
       <w:r>
         <w:rPr>
+          <w:noProof/>
           <w:color w:val="000000" w:themeColor="text1"/>
           <w:sz w:val="28"/>
           <w:szCs w:val="28"/>
@@ -8776,6 +10109,7 @@
   <w:style w:type="character" w:default="1" w:styleId="DefaultParagraphFont">
     <w:name w:val="Default Paragraph Font"/>
     <w:uiPriority w:val="1"/>
+    <w:semiHidden/>
     <w:unhideWhenUsed/>
   </w:style>
   <w:style w:type="table" w:default="1" w:styleId="TableNormal">
